--- a/docs/tables/carbo/sec5_side_effect.docx
+++ b/docs/tables/carbo/sec5_side_effect.docx
@@ -838,7 +838,7 @@
                 <w:szCs w:val="22"/>
                 <w:color w:val="000000"/>
               </w:rPr>
-              <w:t xml:space="preserve">190</w:t>
+              <w:t xml:space="preserve">189</w:t>
             </w:r>
           </w:p>
         </w:tc>
@@ -891,7 +891,7 @@
                 <w:szCs w:val="22"/>
                 <w:color w:val="000000"/>
               </w:rPr>
-              <w:t xml:space="preserve">1.24</w:t>
+              <w:t xml:space="preserve">1.25</w:t>
             </w:r>
           </w:p>
         </w:tc>
@@ -944,7 +944,7 @@
                 <w:szCs w:val="22"/>
                 <w:color w:val="000000"/>
               </w:rPr>
-              <w:t xml:space="preserve">0.99, 1.56</w:t>
+              <w:t xml:space="preserve">0.99, 1.57</w:t>
             </w:r>
           </w:p>
         </w:tc>
@@ -997,7 +997,7 @@
                 <w:szCs w:val="22"/>
                 <w:color w:val="000000"/>
               </w:rPr>
-              <w:t xml:space="preserve">0.067</w:t>
+              <w:t xml:space="preserve">0.062</w:t>
             </w:r>
           </w:p>
         </w:tc>
@@ -1050,7 +1050,7 @@
                 <w:szCs w:val="22"/>
                 <w:color w:val="000000"/>
               </w:rPr>
-              <w:t xml:space="preserve">190</w:t>
+              <w:t xml:space="preserve">189</w:t>
             </w:r>
           </w:p>
         </w:tc>
@@ -1103,7 +1103,7 @@
                 <w:szCs w:val="22"/>
                 <w:color w:val="000000"/>
               </w:rPr>
-              <w:t xml:space="preserve">1.52</w:t>
+              <w:t xml:space="preserve">1.54</w:t>
             </w:r>
           </w:p>
         </w:tc>
@@ -1156,7 +1156,7 @@
                 <w:szCs w:val="22"/>
                 <w:color w:val="000000"/>
               </w:rPr>
-              <w:t xml:space="preserve">0.82, 2.79</w:t>
+              <w:t xml:space="preserve">0.82, 2.88</w:t>
             </w:r>
           </w:p>
         </w:tc>
@@ -1216,7 +1216,7 @@
       </w:tr>
       <w:tr>
         <w:trPr>
-          <w:trHeight w:val="597" w:hRule="auto"/>
+          <w:trHeight w:val="598" w:hRule="auto"/>
         </w:trPr>
         body 2
         <w:tc>
@@ -1321,7 +1321,7 @@
                 <w:szCs w:val="22"/>
                 <w:color w:val="000000"/>
               </w:rPr>
-              <w:t xml:space="preserve">190</w:t>
+              <w:t xml:space="preserve">189</w:t>
             </w:r>
           </w:p>
         </w:tc>
@@ -1480,60 +1480,60 @@
                 <w:szCs w:val="22"/>
                 <w:color w:val="000000"/>
               </w:rPr>
-              <w:t xml:space="preserve">0.960</w:t>
-            </w:r>
-          </w:p>
-        </w:tc>
-        <w:tc>
-          <w:tcPr>
-            <w:tcBorders>
-              <w:bottom w:val="none" w:sz="0" w:space="0" w:color="000000"/>
-              <w:top w:val="none" w:sz="0" w:space="0" w:color="000000"/>
-              <w:left w:val="none" w:sz="0" w:space="0" w:color="000000"/>
-              <w:right w:val="none" w:sz="0" w:space="0" w:color="000000"/>
-            </w:tcBorders>
-            <w:shd w:val="clear" w:color="auto" w:fill="FFFFFF"/>
-            <w:tcMar>
-              <w:top w:w="0" w:type="dxa"/>
-              <w:bottom w:w="0" w:type="dxa"/>
-              <w:left w:w="0" w:type="dxa"/>
-              <w:right w:w="0" w:type="dxa"/>
-            </w:tcMar>
-            <w:vAlign w:val="top"/>
-          </w:tcPr>
-          <w:p>
-            <w:pPr>
-              <w:pStyle w:val="Normal"/>
-              <w:jc w:val="center"/>
-              <w:pBdr>
-                <w:bottom w:val="none" w:sz="0" w:space="0" w:color="000000"/>
-                <w:top w:val="none" w:sz="0" w:space="0" w:color="000000"/>
-                <w:left w:val="none" w:sz="0" w:space="0" w:color="000000"/>
-                <w:right w:val="none" w:sz="0" w:space="0" w:color="000000"/>
-              </w:pBdr>
-              <w:spacing w:after="100" w:before="100" w:line="240"/>
-              <w:ind w:left="100" w:right="100" w:firstLine="0" w:firstLineChars="0"/>
-              <w:rPr>
-                <w:rFonts w:ascii="Helvetica" w:hAnsi="Helvetica" w:eastAsia="Helvetica" w:cs="Helvetica"/>
-                <w:i w:val="false"/>
-                <w:b w:val="false"/>
-                <w:u w:val="none"/>
-                <w:sz w:val="22"/>
-                <w:szCs w:val="22"/>
-                <w:color w:val="000000"/>
-              </w:rPr>
-            </w:pPr>
-            <w:r>
-              <w:rPr>
-                <w:rFonts w:ascii="Helvetica" w:hAnsi="Helvetica" w:eastAsia="Helvetica" w:cs="Helvetica"/>
-                <w:i w:val="false"/>
-                <w:b w:val="false"/>
-                <w:u w:val="none"/>
-                <w:sz w:val="22"/>
-                <w:szCs w:val="22"/>
-                <w:color w:val="000000"/>
-              </w:rPr>
-              <w:t xml:space="preserve">190</w:t>
+              <w:t xml:space="preserve">0.940</w:t>
+            </w:r>
+          </w:p>
+        </w:tc>
+        <w:tc>
+          <w:tcPr>
+            <w:tcBorders>
+              <w:bottom w:val="none" w:sz="0" w:space="0" w:color="000000"/>
+              <w:top w:val="none" w:sz="0" w:space="0" w:color="000000"/>
+              <w:left w:val="none" w:sz="0" w:space="0" w:color="000000"/>
+              <w:right w:val="none" w:sz="0" w:space="0" w:color="000000"/>
+            </w:tcBorders>
+            <w:shd w:val="clear" w:color="auto" w:fill="FFFFFF"/>
+            <w:tcMar>
+              <w:top w:w="0" w:type="dxa"/>
+              <w:bottom w:w="0" w:type="dxa"/>
+              <w:left w:w="0" w:type="dxa"/>
+              <w:right w:w="0" w:type="dxa"/>
+            </w:tcMar>
+            <w:vAlign w:val="top"/>
+          </w:tcPr>
+          <w:p>
+            <w:pPr>
+              <w:pStyle w:val="Normal"/>
+              <w:jc w:val="center"/>
+              <w:pBdr>
+                <w:bottom w:val="none" w:sz="0" w:space="0" w:color="000000"/>
+                <w:top w:val="none" w:sz="0" w:space="0" w:color="000000"/>
+                <w:left w:val="none" w:sz="0" w:space="0" w:color="000000"/>
+                <w:right w:val="none" w:sz="0" w:space="0" w:color="000000"/>
+              </w:pBdr>
+              <w:spacing w:after="100" w:before="100" w:line="240"/>
+              <w:ind w:left="100" w:right="100" w:firstLine="0" w:firstLineChars="0"/>
+              <w:rPr>
+                <w:rFonts w:ascii="Helvetica" w:hAnsi="Helvetica" w:eastAsia="Helvetica" w:cs="Helvetica"/>
+                <w:i w:val="false"/>
+                <w:b w:val="false"/>
+                <w:u w:val="none"/>
+                <w:sz w:val="22"/>
+                <w:szCs w:val="22"/>
+                <w:color w:val="000000"/>
+              </w:rPr>
+            </w:pPr>
+            <w:r>
+              <w:rPr>
+                <w:rFonts w:ascii="Helvetica" w:hAnsi="Helvetica" w:eastAsia="Helvetica" w:cs="Helvetica"/>
+                <w:i w:val="false"/>
+                <w:b w:val="false"/>
+                <w:u w:val="none"/>
+                <w:sz w:val="22"/>
+                <w:szCs w:val="22"/>
+                <w:color w:val="000000"/>
+              </w:rPr>
+              <w:t xml:space="preserve">189</w:t>
             </w:r>
           </w:p>
         </w:tc>
@@ -1639,60 +1639,60 @@
                 <w:szCs w:val="22"/>
                 <w:color w:val="000000"/>
               </w:rPr>
-              <w:t xml:space="preserve">0.93, 1.03</w:t>
-            </w:r>
-          </w:p>
-        </w:tc>
-        <w:tc>
-          <w:tcPr>
-            <w:tcBorders>
-              <w:bottom w:val="none" w:sz="0" w:space="0" w:color="000000"/>
-              <w:top w:val="none" w:sz="0" w:space="0" w:color="000000"/>
-              <w:left w:val="none" w:sz="0" w:space="0" w:color="000000"/>
-              <w:right w:val="none" w:sz="0" w:space="0" w:color="000000"/>
-            </w:tcBorders>
-            <w:shd w:val="clear" w:color="auto" w:fill="FFFFFF"/>
-            <w:tcMar>
-              <w:top w:w="0" w:type="dxa"/>
-              <w:bottom w:w="0" w:type="dxa"/>
-              <w:left w:w="0" w:type="dxa"/>
-              <w:right w:w="0" w:type="dxa"/>
-            </w:tcMar>
-            <w:vAlign w:val="top"/>
-          </w:tcPr>
-          <w:p>
-            <w:pPr>
-              <w:pStyle w:val="Normal"/>
-              <w:jc w:val="center"/>
-              <w:pBdr>
-                <w:bottom w:val="none" w:sz="0" w:space="0" w:color="000000"/>
-                <w:top w:val="none" w:sz="0" w:space="0" w:color="000000"/>
-                <w:left w:val="none" w:sz="0" w:space="0" w:color="000000"/>
-                <w:right w:val="none" w:sz="0" w:space="0" w:color="000000"/>
-              </w:pBdr>
-              <w:spacing w:after="100" w:before="100" w:line="240"/>
-              <w:ind w:left="100" w:right="100" w:firstLine="0" w:firstLineChars="0"/>
-              <w:rPr>
-                <w:rFonts w:ascii="Helvetica" w:hAnsi="Helvetica" w:eastAsia="Helvetica" w:cs="Helvetica"/>
-                <w:i w:val="false"/>
-                <w:b w:val="false"/>
-                <w:u w:val="none"/>
-                <w:sz w:val="22"/>
-                <w:szCs w:val="22"/>
-                <w:color w:val="000000"/>
-              </w:rPr>
-            </w:pPr>
-            <w:r>
-              <w:rPr>
-                <w:rFonts w:ascii="Helvetica" w:hAnsi="Helvetica" w:eastAsia="Helvetica" w:cs="Helvetica"/>
-                <w:i w:val="false"/>
-                <w:b w:val="false"/>
-                <w:u w:val="none"/>
-                <w:sz w:val="22"/>
-                <w:szCs w:val="22"/>
-                <w:color w:val="000000"/>
-              </w:rPr>
-              <w:t xml:space="preserve">0.450</w:t>
+              <w:t xml:space="preserve">0.92, 1.03</w:t>
+            </w:r>
+          </w:p>
+        </w:tc>
+        <w:tc>
+          <w:tcPr>
+            <w:tcBorders>
+              <w:bottom w:val="none" w:sz="0" w:space="0" w:color="000000"/>
+              <w:top w:val="none" w:sz="0" w:space="0" w:color="000000"/>
+              <w:left w:val="none" w:sz="0" w:space="0" w:color="000000"/>
+              <w:right w:val="none" w:sz="0" w:space="0" w:color="000000"/>
+            </w:tcBorders>
+            <w:shd w:val="clear" w:color="auto" w:fill="FFFFFF"/>
+            <w:tcMar>
+              <w:top w:w="0" w:type="dxa"/>
+              <w:bottom w:w="0" w:type="dxa"/>
+              <w:left w:w="0" w:type="dxa"/>
+              <w:right w:w="0" w:type="dxa"/>
+            </w:tcMar>
+            <w:vAlign w:val="top"/>
+          </w:tcPr>
+          <w:p>
+            <w:pPr>
+              <w:pStyle w:val="Normal"/>
+              <w:jc w:val="center"/>
+              <w:pBdr>
+                <w:bottom w:val="none" w:sz="0" w:space="0" w:color="000000"/>
+                <w:top w:val="none" w:sz="0" w:space="0" w:color="000000"/>
+                <w:left w:val="none" w:sz="0" w:space="0" w:color="000000"/>
+                <w:right w:val="none" w:sz="0" w:space="0" w:color="000000"/>
+              </w:pBdr>
+              <w:spacing w:after="100" w:before="100" w:line="240"/>
+              <w:ind w:left="100" w:right="100" w:firstLine="0" w:firstLineChars="0"/>
+              <w:rPr>
+                <w:rFonts w:ascii="Helvetica" w:hAnsi="Helvetica" w:eastAsia="Helvetica" w:cs="Helvetica"/>
+                <w:i w:val="false"/>
+                <w:b w:val="false"/>
+                <w:u w:val="none"/>
+                <w:sz w:val="22"/>
+                <w:szCs w:val="22"/>
+                <w:color w:val="000000"/>
+              </w:rPr>
+            </w:pPr>
+            <w:r>
+              <w:rPr>
+                <w:rFonts w:ascii="Helvetica" w:hAnsi="Helvetica" w:eastAsia="Helvetica" w:cs="Helvetica"/>
+                <w:i w:val="false"/>
+                <w:b w:val="false"/>
+                <w:u w:val="none"/>
+                <w:sz w:val="22"/>
+                <w:szCs w:val="22"/>
+                <w:color w:val="000000"/>
+              </w:rPr>
+              <w:t xml:space="preserve">0.390</w:t>
             </w:r>
           </w:p>
         </w:tc>
@@ -1804,7 +1804,7 @@
                 <w:szCs w:val="22"/>
                 <w:color w:val="000000"/>
               </w:rPr>
-              <w:t xml:space="preserve">190</w:t>
+              <w:t xml:space="preserve">189</w:t>
             </w:r>
           </w:p>
         </w:tc>
@@ -2016,7 +2016,7 @@
                 <w:szCs w:val="22"/>
                 <w:color w:val="000000"/>
               </w:rPr>
-              <w:t xml:space="preserve">190</w:t>
+              <w:t xml:space="preserve">189</w:t>
             </w:r>
           </w:p>
         </w:tc>
@@ -2823,113 +2823,113 @@
                 <w:szCs w:val="22"/>
                 <w:color w:val="000000"/>
               </w:rPr>
-              <w:t xml:space="preserve">1.03</w:t>
-            </w:r>
-          </w:p>
-        </w:tc>
-        <w:tc>
-          <w:tcPr>
-            <w:tcBorders>
-              <w:bottom w:val="none" w:sz="0" w:space="0" w:color="000000"/>
-              <w:top w:val="none" w:sz="0" w:space="0" w:color="000000"/>
-              <w:left w:val="none" w:sz="0" w:space="0" w:color="000000"/>
-              <w:right w:val="none" w:sz="0" w:space="0" w:color="000000"/>
-            </w:tcBorders>
-            <w:shd w:val="clear" w:color="auto" w:fill="FFFFFF"/>
-            <w:tcMar>
-              <w:top w:w="0" w:type="dxa"/>
-              <w:bottom w:w="0" w:type="dxa"/>
-              <w:left w:w="0" w:type="dxa"/>
-              <w:right w:w="0" w:type="dxa"/>
-            </w:tcMar>
-            <w:vAlign w:val="top"/>
-          </w:tcPr>
-          <w:p>
-            <w:pPr>
-              <w:pStyle w:val="Normal"/>
-              <w:jc w:val="center"/>
-              <w:pBdr>
-                <w:bottom w:val="none" w:sz="0" w:space="0" w:color="000000"/>
-                <w:top w:val="none" w:sz="0" w:space="0" w:color="000000"/>
-                <w:left w:val="none" w:sz="0" w:space="0" w:color="000000"/>
-                <w:right w:val="none" w:sz="0" w:space="0" w:color="000000"/>
-              </w:pBdr>
-              <w:spacing w:after="100" w:before="100" w:line="240"/>
-              <w:ind w:left="100" w:right="100" w:firstLine="0" w:firstLineChars="0"/>
-              <w:rPr>
-                <w:rFonts w:ascii="Helvetica" w:hAnsi="Helvetica" w:eastAsia="Helvetica" w:cs="Helvetica"/>
-                <w:i w:val="false"/>
-                <w:b w:val="false"/>
-                <w:u w:val="none"/>
-                <w:sz w:val="22"/>
-                <w:szCs w:val="22"/>
-                <w:color w:val="000000"/>
-              </w:rPr>
-            </w:pPr>
-            <w:r>
-              <w:rPr>
-                <w:rFonts w:ascii="Helvetica" w:hAnsi="Helvetica" w:eastAsia="Helvetica" w:cs="Helvetica"/>
-                <w:i w:val="false"/>
-                <w:b w:val="false"/>
-                <w:u w:val="none"/>
-                <w:sz w:val="22"/>
-                <w:szCs w:val="22"/>
-                <w:color w:val="000000"/>
-              </w:rPr>
-              <w:t xml:space="preserve">0.38, 2.83</w:t>
-            </w:r>
-          </w:p>
-        </w:tc>
-        <w:tc>
-          <w:tcPr>
-            <w:tcBorders>
-              <w:bottom w:val="none" w:sz="0" w:space="0" w:color="000000"/>
-              <w:top w:val="none" w:sz="0" w:space="0" w:color="000000"/>
-              <w:left w:val="none" w:sz="0" w:space="0" w:color="000000"/>
-              <w:right w:val="none" w:sz="0" w:space="0" w:color="000000"/>
-            </w:tcBorders>
-            <w:shd w:val="clear" w:color="auto" w:fill="FFFFFF"/>
-            <w:tcMar>
-              <w:top w:w="0" w:type="dxa"/>
-              <w:bottom w:w="0" w:type="dxa"/>
-              <w:left w:w="0" w:type="dxa"/>
-              <w:right w:w="0" w:type="dxa"/>
-            </w:tcMar>
-            <w:vAlign w:val="top"/>
-          </w:tcPr>
-          <w:p>
-            <w:pPr>
-              <w:pStyle w:val="Normal"/>
-              <w:jc w:val="center"/>
-              <w:pBdr>
-                <w:bottom w:val="none" w:sz="0" w:space="0" w:color="000000"/>
-                <w:top w:val="none" w:sz="0" w:space="0" w:color="000000"/>
-                <w:left w:val="none" w:sz="0" w:space="0" w:color="000000"/>
-                <w:right w:val="none" w:sz="0" w:space="0" w:color="000000"/>
-              </w:pBdr>
-              <w:spacing w:after="100" w:before="100" w:line="240"/>
-              <w:ind w:left="100" w:right="100" w:firstLine="0" w:firstLineChars="0"/>
-              <w:rPr>
-                <w:rFonts w:ascii="Helvetica" w:hAnsi="Helvetica" w:eastAsia="Helvetica" w:cs="Helvetica"/>
-                <w:i w:val="false"/>
-                <w:b w:val="false"/>
-                <w:u w:val="none"/>
-                <w:sz w:val="22"/>
-                <w:szCs w:val="22"/>
-                <w:color w:val="000000"/>
-              </w:rPr>
-            </w:pPr>
-            <w:r>
-              <w:rPr>
-                <w:rFonts w:ascii="Helvetica" w:hAnsi="Helvetica" w:eastAsia="Helvetica" w:cs="Helvetica"/>
-                <w:i w:val="false"/>
-                <w:b w:val="false"/>
-                <w:u w:val="none"/>
-                <w:sz w:val="22"/>
-                <w:szCs w:val="22"/>
-                <w:color w:val="000000"/>
-              </w:rPr>
-              <w:t xml:space="preserve">0.950</w:t>
+              <w:t xml:space="preserve">1.02</w:t>
+            </w:r>
+          </w:p>
+        </w:tc>
+        <w:tc>
+          <w:tcPr>
+            <w:tcBorders>
+              <w:bottom w:val="none" w:sz="0" w:space="0" w:color="000000"/>
+              <w:top w:val="none" w:sz="0" w:space="0" w:color="000000"/>
+              <w:left w:val="none" w:sz="0" w:space="0" w:color="000000"/>
+              <w:right w:val="none" w:sz="0" w:space="0" w:color="000000"/>
+            </w:tcBorders>
+            <w:shd w:val="clear" w:color="auto" w:fill="FFFFFF"/>
+            <w:tcMar>
+              <w:top w:w="0" w:type="dxa"/>
+              <w:bottom w:w="0" w:type="dxa"/>
+              <w:left w:w="0" w:type="dxa"/>
+              <w:right w:w="0" w:type="dxa"/>
+            </w:tcMar>
+            <w:vAlign w:val="top"/>
+          </w:tcPr>
+          <w:p>
+            <w:pPr>
+              <w:pStyle w:val="Normal"/>
+              <w:jc w:val="center"/>
+              <w:pBdr>
+                <w:bottom w:val="none" w:sz="0" w:space="0" w:color="000000"/>
+                <w:top w:val="none" w:sz="0" w:space="0" w:color="000000"/>
+                <w:left w:val="none" w:sz="0" w:space="0" w:color="000000"/>
+                <w:right w:val="none" w:sz="0" w:space="0" w:color="000000"/>
+              </w:pBdr>
+              <w:spacing w:after="100" w:before="100" w:line="240"/>
+              <w:ind w:left="100" w:right="100" w:firstLine="0" w:firstLineChars="0"/>
+              <w:rPr>
+                <w:rFonts w:ascii="Helvetica" w:hAnsi="Helvetica" w:eastAsia="Helvetica" w:cs="Helvetica"/>
+                <w:i w:val="false"/>
+                <w:b w:val="false"/>
+                <w:u w:val="none"/>
+                <w:sz w:val="22"/>
+                <w:szCs w:val="22"/>
+                <w:color w:val="000000"/>
+              </w:rPr>
+            </w:pPr>
+            <w:r>
+              <w:rPr>
+                <w:rFonts w:ascii="Helvetica" w:hAnsi="Helvetica" w:eastAsia="Helvetica" w:cs="Helvetica"/>
+                <w:i w:val="false"/>
+                <w:b w:val="false"/>
+                <w:u w:val="none"/>
+                <w:sz w:val="22"/>
+                <w:szCs w:val="22"/>
+                <w:color w:val="000000"/>
+              </w:rPr>
+              <w:t xml:space="preserve">0.37, 2.81</w:t>
+            </w:r>
+          </w:p>
+        </w:tc>
+        <w:tc>
+          <w:tcPr>
+            <w:tcBorders>
+              <w:bottom w:val="none" w:sz="0" w:space="0" w:color="000000"/>
+              <w:top w:val="none" w:sz="0" w:space="0" w:color="000000"/>
+              <w:left w:val="none" w:sz="0" w:space="0" w:color="000000"/>
+              <w:right w:val="none" w:sz="0" w:space="0" w:color="000000"/>
+            </w:tcBorders>
+            <w:shd w:val="clear" w:color="auto" w:fill="FFFFFF"/>
+            <w:tcMar>
+              <w:top w:w="0" w:type="dxa"/>
+              <w:bottom w:w="0" w:type="dxa"/>
+              <w:left w:w="0" w:type="dxa"/>
+              <w:right w:w="0" w:type="dxa"/>
+            </w:tcMar>
+            <w:vAlign w:val="top"/>
+          </w:tcPr>
+          <w:p>
+            <w:pPr>
+              <w:pStyle w:val="Normal"/>
+              <w:jc w:val="center"/>
+              <w:pBdr>
+                <w:bottom w:val="none" w:sz="0" w:space="0" w:color="000000"/>
+                <w:top w:val="none" w:sz="0" w:space="0" w:color="000000"/>
+                <w:left w:val="none" w:sz="0" w:space="0" w:color="000000"/>
+                <w:right w:val="none" w:sz="0" w:space="0" w:color="000000"/>
+              </w:pBdr>
+              <w:spacing w:after="100" w:before="100" w:line="240"/>
+              <w:ind w:left="100" w:right="100" w:firstLine="0" w:firstLineChars="0"/>
+              <w:rPr>
+                <w:rFonts w:ascii="Helvetica" w:hAnsi="Helvetica" w:eastAsia="Helvetica" w:cs="Helvetica"/>
+                <w:i w:val="false"/>
+                <w:b w:val="false"/>
+                <w:u w:val="none"/>
+                <w:sz w:val="22"/>
+                <w:szCs w:val="22"/>
+                <w:color w:val="000000"/>
+              </w:rPr>
+            </w:pPr>
+            <w:r>
+              <w:rPr>
+                <w:rFonts w:ascii="Helvetica" w:hAnsi="Helvetica" w:eastAsia="Helvetica" w:cs="Helvetica"/>
+                <w:i w:val="false"/>
+                <w:b w:val="false"/>
+                <w:u w:val="none"/>
+                <w:sz w:val="22"/>
+                <w:szCs w:val="22"/>
+                <w:color w:val="000000"/>
+              </w:rPr>
+              <w:t xml:space="preserve">0.960</w:t>
             </w:r>
           </w:p>
         </w:tc>
@@ -3035,113 +3035,113 @@
                 <w:szCs w:val="22"/>
                 <w:color w:val="000000"/>
               </w:rPr>
-              <w:t xml:space="preserve">0.64</w:t>
-            </w:r>
-          </w:p>
-        </w:tc>
-        <w:tc>
-          <w:tcPr>
-            <w:tcBorders>
-              <w:bottom w:val="none" w:sz="0" w:space="0" w:color="000000"/>
-              <w:top w:val="none" w:sz="0" w:space="0" w:color="000000"/>
-              <w:left w:val="none" w:sz="0" w:space="0" w:color="000000"/>
-              <w:right w:val="none" w:sz="0" w:space="0" w:color="000000"/>
-            </w:tcBorders>
-            <w:shd w:val="clear" w:color="auto" w:fill="FFFFFF"/>
-            <w:tcMar>
-              <w:top w:w="0" w:type="dxa"/>
-              <w:bottom w:w="0" w:type="dxa"/>
-              <w:left w:w="0" w:type="dxa"/>
-              <w:right w:w="0" w:type="dxa"/>
-            </w:tcMar>
-            <w:vAlign w:val="top"/>
-          </w:tcPr>
-          <w:p>
-            <w:pPr>
-              <w:pStyle w:val="Normal"/>
-              <w:jc w:val="center"/>
-              <w:pBdr>
-                <w:bottom w:val="none" w:sz="0" w:space="0" w:color="000000"/>
-                <w:top w:val="none" w:sz="0" w:space="0" w:color="000000"/>
-                <w:left w:val="none" w:sz="0" w:space="0" w:color="000000"/>
-                <w:right w:val="none" w:sz="0" w:space="0" w:color="000000"/>
-              </w:pBdr>
-              <w:spacing w:after="100" w:before="100" w:line="240"/>
-              <w:ind w:left="100" w:right="100" w:firstLine="0" w:firstLineChars="0"/>
-              <w:rPr>
-                <w:rFonts w:ascii="Helvetica" w:hAnsi="Helvetica" w:eastAsia="Helvetica" w:cs="Helvetica"/>
-                <w:i w:val="false"/>
-                <w:b w:val="false"/>
-                <w:u w:val="none"/>
-                <w:sz w:val="22"/>
-                <w:szCs w:val="22"/>
-                <w:color w:val="000000"/>
-              </w:rPr>
-            </w:pPr>
-            <w:r>
-              <w:rPr>
-                <w:rFonts w:ascii="Helvetica" w:hAnsi="Helvetica" w:eastAsia="Helvetica" w:cs="Helvetica"/>
-                <w:i w:val="false"/>
-                <w:b w:val="false"/>
-                <w:u w:val="none"/>
-                <w:sz w:val="22"/>
-                <w:szCs w:val="22"/>
-                <w:color w:val="000000"/>
-              </w:rPr>
-              <w:t xml:space="preserve">0.07, 5.55</w:t>
-            </w:r>
-          </w:p>
-        </w:tc>
-        <w:tc>
-          <w:tcPr>
-            <w:tcBorders>
-              <w:bottom w:val="none" w:sz="0" w:space="0" w:color="000000"/>
-              <w:top w:val="none" w:sz="0" w:space="0" w:color="000000"/>
-              <w:left w:val="none" w:sz="0" w:space="0" w:color="000000"/>
-              <w:right w:val="none" w:sz="0" w:space="0" w:color="000000"/>
-            </w:tcBorders>
-            <w:shd w:val="clear" w:color="auto" w:fill="FFFFFF"/>
-            <w:tcMar>
-              <w:top w:w="0" w:type="dxa"/>
-              <w:bottom w:w="0" w:type="dxa"/>
-              <w:left w:w="0" w:type="dxa"/>
-              <w:right w:w="0" w:type="dxa"/>
-            </w:tcMar>
-            <w:vAlign w:val="top"/>
-          </w:tcPr>
-          <w:p>
-            <w:pPr>
-              <w:pStyle w:val="Normal"/>
-              <w:jc w:val="center"/>
-              <w:pBdr>
-                <w:bottom w:val="none" w:sz="0" w:space="0" w:color="000000"/>
-                <w:top w:val="none" w:sz="0" w:space="0" w:color="000000"/>
-                <w:left w:val="none" w:sz="0" w:space="0" w:color="000000"/>
-                <w:right w:val="none" w:sz="0" w:space="0" w:color="000000"/>
-              </w:pBdr>
-              <w:spacing w:after="100" w:before="100" w:line="240"/>
-              <w:ind w:left="100" w:right="100" w:firstLine="0" w:firstLineChars="0"/>
-              <w:rPr>
-                <w:rFonts w:ascii="Helvetica" w:hAnsi="Helvetica" w:eastAsia="Helvetica" w:cs="Helvetica"/>
-                <w:i w:val="false"/>
-                <w:b w:val="false"/>
-                <w:u w:val="none"/>
-                <w:sz w:val="22"/>
-                <w:szCs w:val="22"/>
-                <w:color w:val="000000"/>
-              </w:rPr>
-            </w:pPr>
-            <w:r>
-              <w:rPr>
-                <w:rFonts w:ascii="Helvetica" w:hAnsi="Helvetica" w:eastAsia="Helvetica" w:cs="Helvetica"/>
-                <w:i w:val="false"/>
-                <w:b w:val="false"/>
-                <w:u w:val="none"/>
-                <w:sz w:val="22"/>
-                <w:szCs w:val="22"/>
-                <w:color w:val="000000"/>
-              </w:rPr>
-              <w:t xml:space="preserve">0.690</w:t>
+              <w:t xml:space="preserve">0.66</w:t>
+            </w:r>
+          </w:p>
+        </w:tc>
+        <w:tc>
+          <w:tcPr>
+            <w:tcBorders>
+              <w:bottom w:val="none" w:sz="0" w:space="0" w:color="000000"/>
+              <w:top w:val="none" w:sz="0" w:space="0" w:color="000000"/>
+              <w:left w:val="none" w:sz="0" w:space="0" w:color="000000"/>
+              <w:right w:val="none" w:sz="0" w:space="0" w:color="000000"/>
+            </w:tcBorders>
+            <w:shd w:val="clear" w:color="auto" w:fill="FFFFFF"/>
+            <w:tcMar>
+              <w:top w:w="0" w:type="dxa"/>
+              <w:bottom w:w="0" w:type="dxa"/>
+              <w:left w:w="0" w:type="dxa"/>
+              <w:right w:w="0" w:type="dxa"/>
+            </w:tcMar>
+            <w:vAlign w:val="top"/>
+          </w:tcPr>
+          <w:p>
+            <w:pPr>
+              <w:pStyle w:val="Normal"/>
+              <w:jc w:val="center"/>
+              <w:pBdr>
+                <w:bottom w:val="none" w:sz="0" w:space="0" w:color="000000"/>
+                <w:top w:val="none" w:sz="0" w:space="0" w:color="000000"/>
+                <w:left w:val="none" w:sz="0" w:space="0" w:color="000000"/>
+                <w:right w:val="none" w:sz="0" w:space="0" w:color="000000"/>
+              </w:pBdr>
+              <w:spacing w:after="100" w:before="100" w:line="240"/>
+              <w:ind w:left="100" w:right="100" w:firstLine="0" w:firstLineChars="0"/>
+              <w:rPr>
+                <w:rFonts w:ascii="Helvetica" w:hAnsi="Helvetica" w:eastAsia="Helvetica" w:cs="Helvetica"/>
+                <w:i w:val="false"/>
+                <w:b w:val="false"/>
+                <w:u w:val="none"/>
+                <w:sz w:val="22"/>
+                <w:szCs w:val="22"/>
+                <w:color w:val="000000"/>
+              </w:rPr>
+            </w:pPr>
+            <w:r>
+              <w:rPr>
+                <w:rFonts w:ascii="Helvetica" w:hAnsi="Helvetica" w:eastAsia="Helvetica" w:cs="Helvetica"/>
+                <w:i w:val="false"/>
+                <w:b w:val="false"/>
+                <w:u w:val="none"/>
+                <w:sz w:val="22"/>
+                <w:szCs w:val="22"/>
+                <w:color w:val="000000"/>
+              </w:rPr>
+              <w:t xml:space="preserve">0.08, 5.65</w:t>
+            </w:r>
+          </w:p>
+        </w:tc>
+        <w:tc>
+          <w:tcPr>
+            <w:tcBorders>
+              <w:bottom w:val="none" w:sz="0" w:space="0" w:color="000000"/>
+              <w:top w:val="none" w:sz="0" w:space="0" w:color="000000"/>
+              <w:left w:val="none" w:sz="0" w:space="0" w:color="000000"/>
+              <w:right w:val="none" w:sz="0" w:space="0" w:color="000000"/>
+            </w:tcBorders>
+            <w:shd w:val="clear" w:color="auto" w:fill="FFFFFF"/>
+            <w:tcMar>
+              <w:top w:w="0" w:type="dxa"/>
+              <w:bottom w:w="0" w:type="dxa"/>
+              <w:left w:w="0" w:type="dxa"/>
+              <w:right w:w="0" w:type="dxa"/>
+            </w:tcMar>
+            <w:vAlign w:val="top"/>
+          </w:tcPr>
+          <w:p>
+            <w:pPr>
+              <w:pStyle w:val="Normal"/>
+              <w:jc w:val="center"/>
+              <w:pBdr>
+                <w:bottom w:val="none" w:sz="0" w:space="0" w:color="000000"/>
+                <w:top w:val="none" w:sz="0" w:space="0" w:color="000000"/>
+                <w:left w:val="none" w:sz="0" w:space="0" w:color="000000"/>
+                <w:right w:val="none" w:sz="0" w:space="0" w:color="000000"/>
+              </w:pBdr>
+              <w:spacing w:after="100" w:before="100" w:line="240"/>
+              <w:ind w:left="100" w:right="100" w:firstLine="0" w:firstLineChars="0"/>
+              <w:rPr>
+                <w:rFonts w:ascii="Helvetica" w:hAnsi="Helvetica" w:eastAsia="Helvetica" w:cs="Helvetica"/>
+                <w:i w:val="false"/>
+                <w:b w:val="false"/>
+                <w:u w:val="none"/>
+                <w:sz w:val="22"/>
+                <w:szCs w:val="22"/>
+                <w:color w:val="000000"/>
+              </w:rPr>
+            </w:pPr>
+            <w:r>
+              <w:rPr>
+                <w:rFonts w:ascii="Helvetica" w:hAnsi="Helvetica" w:eastAsia="Helvetica" w:cs="Helvetica"/>
+                <w:i w:val="false"/>
+                <w:b w:val="false"/>
+                <w:u w:val="none"/>
+                <w:sz w:val="22"/>
+                <w:szCs w:val="22"/>
+                <w:color w:val="000000"/>
+              </w:rPr>
+              <w:t xml:space="preserve">0.710</w:t>
             </w:r>
           </w:p>
         </w:tc>
@@ -3253,7 +3253,7 @@
                 <w:szCs w:val="22"/>
                 <w:color w:val="000000"/>
               </w:rPr>
-              <w:t xml:space="preserve">190</w:t>
+              <w:t xml:space="preserve">189</w:t>
             </w:r>
           </w:p>
         </w:tc>
@@ -3412,60 +3412,60 @@
                 <w:szCs w:val="22"/>
                 <w:color w:val="000000"/>
               </w:rPr>
-              <w:t xml:space="preserve">0.008</w:t>
-            </w:r>
-          </w:p>
-        </w:tc>
-        <w:tc>
-          <w:tcPr>
-            <w:tcBorders>
-              <w:bottom w:val="none" w:sz="0" w:space="0" w:color="000000"/>
-              <w:top w:val="none" w:sz="0" w:space="0" w:color="000000"/>
-              <w:left w:val="none" w:sz="0" w:space="0" w:color="000000"/>
-              <w:right w:val="none" w:sz="0" w:space="0" w:color="000000"/>
-            </w:tcBorders>
-            <w:shd w:val="clear" w:color="auto" w:fill="FFFFFF"/>
-            <w:tcMar>
-              <w:top w:w="0" w:type="dxa"/>
-              <w:bottom w:w="0" w:type="dxa"/>
-              <w:left w:w="0" w:type="dxa"/>
-              <w:right w:w="0" w:type="dxa"/>
-            </w:tcMar>
-            <w:vAlign w:val="top"/>
-          </w:tcPr>
-          <w:p>
-            <w:pPr>
-              <w:pStyle w:val="Normal"/>
-              <w:jc w:val="center"/>
-              <w:pBdr>
-                <w:bottom w:val="none" w:sz="0" w:space="0" w:color="000000"/>
-                <w:top w:val="none" w:sz="0" w:space="0" w:color="000000"/>
-                <w:left w:val="none" w:sz="0" w:space="0" w:color="000000"/>
-                <w:right w:val="none" w:sz="0" w:space="0" w:color="000000"/>
-              </w:pBdr>
-              <w:spacing w:after="100" w:before="100" w:line="240"/>
-              <w:ind w:left="100" w:right="100" w:firstLine="0" w:firstLineChars="0"/>
-              <w:rPr>
-                <w:rFonts w:ascii="Helvetica" w:hAnsi="Helvetica" w:eastAsia="Helvetica" w:cs="Helvetica"/>
-                <w:i w:val="false"/>
-                <w:b w:val="false"/>
-                <w:u w:val="none"/>
-                <w:sz w:val="22"/>
-                <w:szCs w:val="22"/>
-                <w:color w:val="000000"/>
-              </w:rPr>
-            </w:pPr>
-            <w:r>
-              <w:rPr>
-                <w:rFonts w:ascii="Helvetica" w:hAnsi="Helvetica" w:eastAsia="Helvetica" w:cs="Helvetica"/>
-                <w:i w:val="false"/>
-                <w:b w:val="false"/>
-                <w:u w:val="none"/>
-                <w:sz w:val="22"/>
-                <w:szCs w:val="22"/>
-                <w:color w:val="000000"/>
-              </w:rPr>
-              <w:t xml:space="preserve">190</w:t>
+              <w:t xml:space="preserve">0.007</w:t>
+            </w:r>
+          </w:p>
+        </w:tc>
+        <w:tc>
+          <w:tcPr>
+            <w:tcBorders>
+              <w:bottom w:val="none" w:sz="0" w:space="0" w:color="000000"/>
+              <w:top w:val="none" w:sz="0" w:space="0" w:color="000000"/>
+              <w:left w:val="none" w:sz="0" w:space="0" w:color="000000"/>
+              <w:right w:val="none" w:sz="0" w:space="0" w:color="000000"/>
+            </w:tcBorders>
+            <w:shd w:val="clear" w:color="auto" w:fill="FFFFFF"/>
+            <w:tcMar>
+              <w:top w:w="0" w:type="dxa"/>
+              <w:bottom w:w="0" w:type="dxa"/>
+              <w:left w:w="0" w:type="dxa"/>
+              <w:right w:w="0" w:type="dxa"/>
+            </w:tcMar>
+            <w:vAlign w:val="top"/>
+          </w:tcPr>
+          <w:p>
+            <w:pPr>
+              <w:pStyle w:val="Normal"/>
+              <w:jc w:val="center"/>
+              <w:pBdr>
+                <w:bottom w:val="none" w:sz="0" w:space="0" w:color="000000"/>
+                <w:top w:val="none" w:sz="0" w:space="0" w:color="000000"/>
+                <w:left w:val="none" w:sz="0" w:space="0" w:color="000000"/>
+                <w:right w:val="none" w:sz="0" w:space="0" w:color="000000"/>
+              </w:pBdr>
+              <w:spacing w:after="100" w:before="100" w:line="240"/>
+              <w:ind w:left="100" w:right="100" w:firstLine="0" w:firstLineChars="0"/>
+              <w:rPr>
+                <w:rFonts w:ascii="Helvetica" w:hAnsi="Helvetica" w:eastAsia="Helvetica" w:cs="Helvetica"/>
+                <w:i w:val="false"/>
+                <w:b w:val="false"/>
+                <w:u w:val="none"/>
+                <w:sz w:val="22"/>
+                <w:szCs w:val="22"/>
+                <w:color w:val="000000"/>
+              </w:rPr>
+            </w:pPr>
+            <w:r>
+              <w:rPr>
+                <w:rFonts w:ascii="Helvetica" w:hAnsi="Helvetica" w:eastAsia="Helvetica" w:cs="Helvetica"/>
+                <w:i w:val="false"/>
+                <w:b w:val="false"/>
+                <w:u w:val="none"/>
+                <w:sz w:val="22"/>
+                <w:szCs w:val="22"/>
+                <w:color w:val="000000"/>
+              </w:rPr>
+              <w:t xml:space="preserve">189</w:t>
             </w:r>
           </w:p>
         </w:tc>
@@ -3624,7 +3624,7 @@
                 <w:szCs w:val="22"/>
                 <w:color w:val="000000"/>
               </w:rPr>
-              <w:t xml:space="preserve">0.016</w:t>
+              <w:t xml:space="preserve">0.015</w:t>
             </w:r>
           </w:p>
         </w:tc>
@@ -3736,7 +3736,7 @@
                 <w:szCs w:val="22"/>
                 <w:color w:val="000000"/>
               </w:rPr>
-              <w:t xml:space="preserve">190</w:t>
+              <w:t xml:space="preserve">189</w:t>
             </w:r>
           </w:p>
         </w:tc>
@@ -3948,7 +3948,7 @@
                 <w:szCs w:val="22"/>
                 <w:color w:val="000000"/>
               </w:rPr>
-              <w:t xml:space="preserve">190</w:t>
+              <w:t xml:space="preserve">189</w:t>
             </w:r>
           </w:p>
         </w:tc>
@@ -4755,113 +4755,113 @@
                 <w:szCs w:val="22"/>
                 <w:color w:val="000000"/>
               </w:rPr>
-              <w:t xml:space="preserve">1.23</w:t>
-            </w:r>
-          </w:p>
-        </w:tc>
-        <w:tc>
-          <w:tcPr>
-            <w:tcBorders>
-              <w:bottom w:val="none" w:sz="0" w:space="0" w:color="000000"/>
-              <w:top w:val="none" w:sz="0" w:space="0" w:color="000000"/>
-              <w:left w:val="none" w:sz="0" w:space="0" w:color="000000"/>
-              <w:right w:val="none" w:sz="0" w:space="0" w:color="000000"/>
-            </w:tcBorders>
-            <w:shd w:val="clear" w:color="auto" w:fill="FFFFFF"/>
-            <w:tcMar>
-              <w:top w:w="0" w:type="dxa"/>
-              <w:bottom w:w="0" w:type="dxa"/>
-              <w:left w:w="0" w:type="dxa"/>
-              <w:right w:w="0" w:type="dxa"/>
-            </w:tcMar>
-            <w:vAlign w:val="top"/>
-          </w:tcPr>
-          <w:p>
-            <w:pPr>
-              <w:pStyle w:val="Normal"/>
-              <w:jc w:val="center"/>
-              <w:pBdr>
-                <w:bottom w:val="none" w:sz="0" w:space="0" w:color="000000"/>
-                <w:top w:val="none" w:sz="0" w:space="0" w:color="000000"/>
-                <w:left w:val="none" w:sz="0" w:space="0" w:color="000000"/>
-                <w:right w:val="none" w:sz="0" w:space="0" w:color="000000"/>
-              </w:pBdr>
-              <w:spacing w:after="100" w:before="100" w:line="240"/>
-              <w:ind w:left="100" w:right="100" w:firstLine="0" w:firstLineChars="0"/>
-              <w:rPr>
-                <w:rFonts w:ascii="Helvetica" w:hAnsi="Helvetica" w:eastAsia="Helvetica" w:cs="Helvetica"/>
-                <w:i w:val="false"/>
-                <w:b w:val="false"/>
-                <w:u w:val="none"/>
-                <w:sz w:val="22"/>
-                <w:szCs w:val="22"/>
-                <w:color w:val="000000"/>
-              </w:rPr>
-            </w:pPr>
-            <w:r>
-              <w:rPr>
-                <w:rFonts w:ascii="Helvetica" w:hAnsi="Helvetica" w:eastAsia="Helvetica" w:cs="Helvetica"/>
-                <w:i w:val="false"/>
-                <w:b w:val="false"/>
-                <w:u w:val="none"/>
-                <w:sz w:val="22"/>
-                <w:szCs w:val="22"/>
-                <w:color w:val="000000"/>
-              </w:rPr>
-              <w:t xml:space="preserve">0.50, 3.00</w:t>
-            </w:r>
-          </w:p>
-        </w:tc>
-        <w:tc>
-          <w:tcPr>
-            <w:tcBorders>
-              <w:bottom w:val="none" w:sz="0" w:space="0" w:color="000000"/>
-              <w:top w:val="none" w:sz="0" w:space="0" w:color="000000"/>
-              <w:left w:val="none" w:sz="0" w:space="0" w:color="000000"/>
-              <w:right w:val="none" w:sz="0" w:space="0" w:color="000000"/>
-            </w:tcBorders>
-            <w:shd w:val="clear" w:color="auto" w:fill="FFFFFF"/>
-            <w:tcMar>
-              <w:top w:w="0" w:type="dxa"/>
-              <w:bottom w:w="0" w:type="dxa"/>
-              <w:left w:w="0" w:type="dxa"/>
-              <w:right w:w="0" w:type="dxa"/>
-            </w:tcMar>
-            <w:vAlign w:val="top"/>
-          </w:tcPr>
-          <w:p>
-            <w:pPr>
-              <w:pStyle w:val="Normal"/>
-              <w:jc w:val="center"/>
-              <w:pBdr>
-                <w:bottom w:val="none" w:sz="0" w:space="0" w:color="000000"/>
-                <w:top w:val="none" w:sz="0" w:space="0" w:color="000000"/>
-                <w:left w:val="none" w:sz="0" w:space="0" w:color="000000"/>
-                <w:right w:val="none" w:sz="0" w:space="0" w:color="000000"/>
-              </w:pBdr>
-              <w:spacing w:after="100" w:before="100" w:line="240"/>
-              <w:ind w:left="100" w:right="100" w:firstLine="0" w:firstLineChars="0"/>
-              <w:rPr>
-                <w:rFonts w:ascii="Helvetica" w:hAnsi="Helvetica" w:eastAsia="Helvetica" w:cs="Helvetica"/>
-                <w:i w:val="false"/>
-                <w:b w:val="false"/>
-                <w:u w:val="none"/>
-                <w:sz w:val="22"/>
-                <w:szCs w:val="22"/>
-                <w:color w:val="000000"/>
-              </w:rPr>
-            </w:pPr>
-            <w:r>
-              <w:rPr>
-                <w:rFonts w:ascii="Helvetica" w:hAnsi="Helvetica" w:eastAsia="Helvetica" w:cs="Helvetica"/>
-                <w:i w:val="false"/>
-                <w:b w:val="false"/>
-                <w:u w:val="none"/>
-                <w:sz w:val="22"/>
-                <w:szCs w:val="22"/>
-                <w:color w:val="000000"/>
-              </w:rPr>
-              <w:t xml:space="preserve">0.650</w:t>
+              <w:t xml:space="preserve">1.25</w:t>
+            </w:r>
+          </w:p>
+        </w:tc>
+        <w:tc>
+          <w:tcPr>
+            <w:tcBorders>
+              <w:bottom w:val="none" w:sz="0" w:space="0" w:color="000000"/>
+              <w:top w:val="none" w:sz="0" w:space="0" w:color="000000"/>
+              <w:left w:val="none" w:sz="0" w:space="0" w:color="000000"/>
+              <w:right w:val="none" w:sz="0" w:space="0" w:color="000000"/>
+            </w:tcBorders>
+            <w:shd w:val="clear" w:color="auto" w:fill="FFFFFF"/>
+            <w:tcMar>
+              <w:top w:w="0" w:type="dxa"/>
+              <w:bottom w:w="0" w:type="dxa"/>
+              <w:left w:w="0" w:type="dxa"/>
+              <w:right w:w="0" w:type="dxa"/>
+            </w:tcMar>
+            <w:vAlign w:val="top"/>
+          </w:tcPr>
+          <w:p>
+            <w:pPr>
+              <w:pStyle w:val="Normal"/>
+              <w:jc w:val="center"/>
+              <w:pBdr>
+                <w:bottom w:val="none" w:sz="0" w:space="0" w:color="000000"/>
+                <w:top w:val="none" w:sz="0" w:space="0" w:color="000000"/>
+                <w:left w:val="none" w:sz="0" w:space="0" w:color="000000"/>
+                <w:right w:val="none" w:sz="0" w:space="0" w:color="000000"/>
+              </w:pBdr>
+              <w:spacing w:after="100" w:before="100" w:line="240"/>
+              <w:ind w:left="100" w:right="100" w:firstLine="0" w:firstLineChars="0"/>
+              <w:rPr>
+                <w:rFonts w:ascii="Helvetica" w:hAnsi="Helvetica" w:eastAsia="Helvetica" w:cs="Helvetica"/>
+                <w:i w:val="false"/>
+                <w:b w:val="false"/>
+                <w:u w:val="none"/>
+                <w:sz w:val="22"/>
+                <w:szCs w:val="22"/>
+                <w:color w:val="000000"/>
+              </w:rPr>
+            </w:pPr>
+            <w:r>
+              <w:rPr>
+                <w:rFonts w:ascii="Helvetica" w:hAnsi="Helvetica" w:eastAsia="Helvetica" w:cs="Helvetica"/>
+                <w:i w:val="false"/>
+                <w:b w:val="false"/>
+                <w:u w:val="none"/>
+                <w:sz w:val="22"/>
+                <w:szCs w:val="22"/>
+                <w:color w:val="000000"/>
+              </w:rPr>
+              <w:t xml:space="preserve">0.51, 3.04</w:t>
+            </w:r>
+          </w:p>
+        </w:tc>
+        <w:tc>
+          <w:tcPr>
+            <w:tcBorders>
+              <w:bottom w:val="none" w:sz="0" w:space="0" w:color="000000"/>
+              <w:top w:val="none" w:sz="0" w:space="0" w:color="000000"/>
+              <w:left w:val="none" w:sz="0" w:space="0" w:color="000000"/>
+              <w:right w:val="none" w:sz="0" w:space="0" w:color="000000"/>
+            </w:tcBorders>
+            <w:shd w:val="clear" w:color="auto" w:fill="FFFFFF"/>
+            <w:tcMar>
+              <w:top w:w="0" w:type="dxa"/>
+              <w:bottom w:w="0" w:type="dxa"/>
+              <w:left w:w="0" w:type="dxa"/>
+              <w:right w:w="0" w:type="dxa"/>
+            </w:tcMar>
+            <w:vAlign w:val="top"/>
+          </w:tcPr>
+          <w:p>
+            <w:pPr>
+              <w:pStyle w:val="Normal"/>
+              <w:jc w:val="center"/>
+              <w:pBdr>
+                <w:bottom w:val="none" w:sz="0" w:space="0" w:color="000000"/>
+                <w:top w:val="none" w:sz="0" w:space="0" w:color="000000"/>
+                <w:left w:val="none" w:sz="0" w:space="0" w:color="000000"/>
+                <w:right w:val="none" w:sz="0" w:space="0" w:color="000000"/>
+              </w:pBdr>
+              <w:spacing w:after="100" w:before="100" w:line="240"/>
+              <w:ind w:left="100" w:right="100" w:firstLine="0" w:firstLineChars="0"/>
+              <w:rPr>
+                <w:rFonts w:ascii="Helvetica" w:hAnsi="Helvetica" w:eastAsia="Helvetica" w:cs="Helvetica"/>
+                <w:i w:val="false"/>
+                <w:b w:val="false"/>
+                <w:u w:val="none"/>
+                <w:sz w:val="22"/>
+                <w:szCs w:val="22"/>
+                <w:color w:val="000000"/>
+              </w:rPr>
+            </w:pPr>
+            <w:r>
+              <w:rPr>
+                <w:rFonts w:ascii="Helvetica" w:hAnsi="Helvetica" w:eastAsia="Helvetica" w:cs="Helvetica"/>
+                <w:i w:val="false"/>
+                <w:b w:val="false"/>
+                <w:u w:val="none"/>
+                <w:sz w:val="22"/>
+                <w:szCs w:val="22"/>
+                <w:color w:val="000000"/>
+              </w:rPr>
+              <w:t xml:space="preserve">0.630</w:t>
             </w:r>
           </w:p>
         </w:tc>
@@ -4967,113 +4967,113 @@
                 <w:szCs w:val="22"/>
                 <w:color w:val="000000"/>
               </w:rPr>
-              <w:t xml:space="preserve">0.95</w:t>
-            </w:r>
-          </w:p>
-        </w:tc>
-        <w:tc>
-          <w:tcPr>
-            <w:tcBorders>
-              <w:bottom w:val="none" w:sz="0" w:space="0" w:color="000000"/>
-              <w:top w:val="none" w:sz="0" w:space="0" w:color="000000"/>
-              <w:left w:val="none" w:sz="0" w:space="0" w:color="000000"/>
-              <w:right w:val="none" w:sz="0" w:space="0" w:color="000000"/>
-            </w:tcBorders>
-            <w:shd w:val="clear" w:color="auto" w:fill="FFFFFF"/>
-            <w:tcMar>
-              <w:top w:w="0" w:type="dxa"/>
-              <w:bottom w:w="0" w:type="dxa"/>
-              <w:left w:w="0" w:type="dxa"/>
-              <w:right w:w="0" w:type="dxa"/>
-            </w:tcMar>
-            <w:vAlign w:val="top"/>
-          </w:tcPr>
-          <w:p>
-            <w:pPr>
-              <w:pStyle w:val="Normal"/>
-              <w:jc w:val="center"/>
-              <w:pBdr>
-                <w:bottom w:val="none" w:sz="0" w:space="0" w:color="000000"/>
-                <w:top w:val="none" w:sz="0" w:space="0" w:color="000000"/>
-                <w:left w:val="none" w:sz="0" w:space="0" w:color="000000"/>
-                <w:right w:val="none" w:sz="0" w:space="0" w:color="000000"/>
-              </w:pBdr>
-              <w:spacing w:after="100" w:before="100" w:line="240"/>
-              <w:ind w:left="100" w:right="100" w:firstLine="0" w:firstLineChars="0"/>
-              <w:rPr>
-                <w:rFonts w:ascii="Helvetica" w:hAnsi="Helvetica" w:eastAsia="Helvetica" w:cs="Helvetica"/>
-                <w:i w:val="false"/>
-                <w:b w:val="false"/>
-                <w:u w:val="none"/>
-                <w:sz w:val="22"/>
-                <w:szCs w:val="22"/>
-                <w:color w:val="000000"/>
-              </w:rPr>
-            </w:pPr>
-            <w:r>
-              <w:rPr>
-                <w:rFonts w:ascii="Helvetica" w:hAnsi="Helvetica" w:eastAsia="Helvetica" w:cs="Helvetica"/>
-                <w:i w:val="false"/>
-                <w:b w:val="false"/>
-                <w:u w:val="none"/>
-                <w:sz w:val="22"/>
-                <w:szCs w:val="22"/>
-                <w:color w:val="000000"/>
-              </w:rPr>
-              <w:t xml:space="preserve">0.36, 2.53</w:t>
-            </w:r>
-          </w:p>
-        </w:tc>
-        <w:tc>
-          <w:tcPr>
-            <w:tcBorders>
-              <w:bottom w:val="none" w:sz="0" w:space="0" w:color="000000"/>
-              <w:top w:val="none" w:sz="0" w:space="0" w:color="000000"/>
-              <w:left w:val="none" w:sz="0" w:space="0" w:color="000000"/>
-              <w:right w:val="none" w:sz="0" w:space="0" w:color="000000"/>
-            </w:tcBorders>
-            <w:shd w:val="clear" w:color="auto" w:fill="FFFFFF"/>
-            <w:tcMar>
-              <w:top w:w="0" w:type="dxa"/>
-              <w:bottom w:w="0" w:type="dxa"/>
-              <w:left w:w="0" w:type="dxa"/>
-              <w:right w:w="0" w:type="dxa"/>
-            </w:tcMar>
-            <w:vAlign w:val="top"/>
-          </w:tcPr>
-          <w:p>
-            <w:pPr>
-              <w:pStyle w:val="Normal"/>
-              <w:jc w:val="center"/>
-              <w:pBdr>
-                <w:bottom w:val="none" w:sz="0" w:space="0" w:color="000000"/>
-                <w:top w:val="none" w:sz="0" w:space="0" w:color="000000"/>
-                <w:left w:val="none" w:sz="0" w:space="0" w:color="000000"/>
-                <w:right w:val="none" w:sz="0" w:space="0" w:color="000000"/>
-              </w:pBdr>
-              <w:spacing w:after="100" w:before="100" w:line="240"/>
-              <w:ind w:left="100" w:right="100" w:firstLine="0" w:firstLineChars="0"/>
-              <w:rPr>
-                <w:rFonts w:ascii="Helvetica" w:hAnsi="Helvetica" w:eastAsia="Helvetica" w:cs="Helvetica"/>
-                <w:i w:val="false"/>
-                <w:b w:val="false"/>
-                <w:u w:val="none"/>
-                <w:sz w:val="22"/>
-                <w:szCs w:val="22"/>
-                <w:color w:val="000000"/>
-              </w:rPr>
-            </w:pPr>
-            <w:r>
-              <w:rPr>
-                <w:rFonts w:ascii="Helvetica" w:hAnsi="Helvetica" w:eastAsia="Helvetica" w:cs="Helvetica"/>
-                <w:i w:val="false"/>
-                <w:b w:val="false"/>
-                <w:u w:val="none"/>
-                <w:sz w:val="22"/>
-                <w:szCs w:val="22"/>
-                <w:color w:val="000000"/>
-              </w:rPr>
-              <w:t xml:space="preserve">0.920</w:t>
+              <w:t xml:space="preserve">0.97</w:t>
+            </w:r>
+          </w:p>
+        </w:tc>
+        <w:tc>
+          <w:tcPr>
+            <w:tcBorders>
+              <w:bottom w:val="none" w:sz="0" w:space="0" w:color="000000"/>
+              <w:top w:val="none" w:sz="0" w:space="0" w:color="000000"/>
+              <w:left w:val="none" w:sz="0" w:space="0" w:color="000000"/>
+              <w:right w:val="none" w:sz="0" w:space="0" w:color="000000"/>
+            </w:tcBorders>
+            <w:shd w:val="clear" w:color="auto" w:fill="FFFFFF"/>
+            <w:tcMar>
+              <w:top w:w="0" w:type="dxa"/>
+              <w:bottom w:w="0" w:type="dxa"/>
+              <w:left w:w="0" w:type="dxa"/>
+              <w:right w:w="0" w:type="dxa"/>
+            </w:tcMar>
+            <w:vAlign w:val="top"/>
+          </w:tcPr>
+          <w:p>
+            <w:pPr>
+              <w:pStyle w:val="Normal"/>
+              <w:jc w:val="center"/>
+              <w:pBdr>
+                <w:bottom w:val="none" w:sz="0" w:space="0" w:color="000000"/>
+                <w:top w:val="none" w:sz="0" w:space="0" w:color="000000"/>
+                <w:left w:val="none" w:sz="0" w:space="0" w:color="000000"/>
+                <w:right w:val="none" w:sz="0" w:space="0" w:color="000000"/>
+              </w:pBdr>
+              <w:spacing w:after="100" w:before="100" w:line="240"/>
+              <w:ind w:left="100" w:right="100" w:firstLine="0" w:firstLineChars="0"/>
+              <w:rPr>
+                <w:rFonts w:ascii="Helvetica" w:hAnsi="Helvetica" w:eastAsia="Helvetica" w:cs="Helvetica"/>
+                <w:i w:val="false"/>
+                <w:b w:val="false"/>
+                <w:u w:val="none"/>
+                <w:sz w:val="22"/>
+                <w:szCs w:val="22"/>
+                <w:color w:val="000000"/>
+              </w:rPr>
+            </w:pPr>
+            <w:r>
+              <w:rPr>
+                <w:rFonts w:ascii="Helvetica" w:hAnsi="Helvetica" w:eastAsia="Helvetica" w:cs="Helvetica"/>
+                <w:i w:val="false"/>
+                <w:b w:val="false"/>
+                <w:u w:val="none"/>
+                <w:sz w:val="22"/>
+                <w:szCs w:val="22"/>
+                <w:color w:val="000000"/>
+              </w:rPr>
+              <w:t xml:space="preserve">0.36, 2.56</w:t>
+            </w:r>
+          </w:p>
+        </w:tc>
+        <w:tc>
+          <w:tcPr>
+            <w:tcBorders>
+              <w:bottom w:val="none" w:sz="0" w:space="0" w:color="000000"/>
+              <w:top w:val="none" w:sz="0" w:space="0" w:color="000000"/>
+              <w:left w:val="none" w:sz="0" w:space="0" w:color="000000"/>
+              <w:right w:val="none" w:sz="0" w:space="0" w:color="000000"/>
+            </w:tcBorders>
+            <w:shd w:val="clear" w:color="auto" w:fill="FFFFFF"/>
+            <w:tcMar>
+              <w:top w:w="0" w:type="dxa"/>
+              <w:bottom w:w="0" w:type="dxa"/>
+              <w:left w:w="0" w:type="dxa"/>
+              <w:right w:w="0" w:type="dxa"/>
+            </w:tcMar>
+            <w:vAlign w:val="top"/>
+          </w:tcPr>
+          <w:p>
+            <w:pPr>
+              <w:pStyle w:val="Normal"/>
+              <w:jc w:val="center"/>
+              <w:pBdr>
+                <w:bottom w:val="none" w:sz="0" w:space="0" w:color="000000"/>
+                <w:top w:val="none" w:sz="0" w:space="0" w:color="000000"/>
+                <w:left w:val="none" w:sz="0" w:space="0" w:color="000000"/>
+                <w:right w:val="none" w:sz="0" w:space="0" w:color="000000"/>
+              </w:pBdr>
+              <w:spacing w:after="100" w:before="100" w:line="240"/>
+              <w:ind w:left="100" w:right="100" w:firstLine="0" w:firstLineChars="0"/>
+              <w:rPr>
+                <w:rFonts w:ascii="Helvetica" w:hAnsi="Helvetica" w:eastAsia="Helvetica" w:cs="Helvetica"/>
+                <w:i w:val="false"/>
+                <w:b w:val="false"/>
+                <w:u w:val="none"/>
+                <w:sz w:val="22"/>
+                <w:szCs w:val="22"/>
+                <w:color w:val="000000"/>
+              </w:rPr>
+            </w:pPr>
+            <w:r>
+              <w:rPr>
+                <w:rFonts w:ascii="Helvetica" w:hAnsi="Helvetica" w:eastAsia="Helvetica" w:cs="Helvetica"/>
+                <w:i w:val="false"/>
+                <w:b w:val="false"/>
+                <w:u w:val="none"/>
+                <w:sz w:val="22"/>
+                <w:szCs w:val="22"/>
+                <w:color w:val="000000"/>
+              </w:rPr>
+              <w:t xml:space="preserve">0.940</w:t>
             </w:r>
           </w:p>
         </w:tc>
@@ -5185,7 +5185,7 @@
                 <w:szCs w:val="22"/>
                 <w:color w:val="000000"/>
               </w:rPr>
-              <w:t xml:space="preserve">190</w:t>
+              <w:t xml:space="preserve">189</w:t>
             </w:r>
           </w:p>
         </w:tc>
@@ -5397,7 +5397,7 @@
                 <w:szCs w:val="22"/>
                 <w:color w:val="000000"/>
               </w:rPr>
-              <w:t xml:space="preserve">190</w:t>
+              <w:t xml:space="preserve">189</w:t>
             </w:r>
           </w:p>
         </w:tc>
@@ -6204,113 +6204,113 @@
                 <w:szCs w:val="22"/>
                 <w:color w:val="000000"/>
               </w:rPr>
-              <w:t xml:space="preserve">0.81</w:t>
-            </w:r>
-          </w:p>
-        </w:tc>
-        <w:tc>
-          <w:tcPr>
-            <w:tcBorders>
-              <w:bottom w:val="none" w:sz="0" w:space="0" w:color="000000"/>
-              <w:top w:val="none" w:sz="0" w:space="0" w:color="000000"/>
-              <w:left w:val="none" w:sz="0" w:space="0" w:color="000000"/>
-              <w:right w:val="none" w:sz="0" w:space="0" w:color="000000"/>
-            </w:tcBorders>
-            <w:shd w:val="clear" w:color="auto" w:fill="FFFFFF"/>
-            <w:tcMar>
-              <w:top w:w="0" w:type="dxa"/>
-              <w:bottom w:w="0" w:type="dxa"/>
-              <w:left w:w="0" w:type="dxa"/>
-              <w:right w:w="0" w:type="dxa"/>
-            </w:tcMar>
-            <w:vAlign w:val="top"/>
-          </w:tcPr>
-          <w:p>
-            <w:pPr>
-              <w:pStyle w:val="Normal"/>
-              <w:jc w:val="center"/>
-              <w:pBdr>
-                <w:bottom w:val="none" w:sz="0" w:space="0" w:color="000000"/>
-                <w:top w:val="none" w:sz="0" w:space="0" w:color="000000"/>
-                <w:left w:val="none" w:sz="0" w:space="0" w:color="000000"/>
-                <w:right w:val="none" w:sz="0" w:space="0" w:color="000000"/>
-              </w:pBdr>
-              <w:spacing w:after="100" w:before="100" w:line="240"/>
-              <w:ind w:left="100" w:right="100" w:firstLine="0" w:firstLineChars="0"/>
-              <w:rPr>
-                <w:rFonts w:ascii="Helvetica" w:hAnsi="Helvetica" w:eastAsia="Helvetica" w:cs="Helvetica"/>
-                <w:i w:val="false"/>
-                <w:b w:val="false"/>
-                <w:u w:val="none"/>
-                <w:sz w:val="22"/>
-                <w:szCs w:val="22"/>
-                <w:color w:val="000000"/>
-              </w:rPr>
-            </w:pPr>
-            <w:r>
-              <w:rPr>
-                <w:rFonts w:ascii="Helvetica" w:hAnsi="Helvetica" w:eastAsia="Helvetica" w:cs="Helvetica"/>
-                <w:i w:val="false"/>
-                <w:b w:val="false"/>
-                <w:u w:val="none"/>
-                <w:sz w:val="22"/>
-                <w:szCs w:val="22"/>
-                <w:color w:val="000000"/>
-              </w:rPr>
-              <w:t xml:space="preserve">0.24, 2.69</w:t>
-            </w:r>
-          </w:p>
-        </w:tc>
-        <w:tc>
-          <w:tcPr>
-            <w:tcBorders>
-              <w:bottom w:val="none" w:sz="0" w:space="0" w:color="000000"/>
-              <w:top w:val="none" w:sz="0" w:space="0" w:color="000000"/>
-              <w:left w:val="none" w:sz="0" w:space="0" w:color="000000"/>
-              <w:right w:val="none" w:sz="0" w:space="0" w:color="000000"/>
-            </w:tcBorders>
-            <w:shd w:val="clear" w:color="auto" w:fill="FFFFFF"/>
-            <w:tcMar>
-              <w:top w:w="0" w:type="dxa"/>
-              <w:bottom w:w="0" w:type="dxa"/>
-              <w:left w:w="0" w:type="dxa"/>
-              <w:right w:w="0" w:type="dxa"/>
-            </w:tcMar>
-            <w:vAlign w:val="top"/>
-          </w:tcPr>
-          <w:p>
-            <w:pPr>
-              <w:pStyle w:val="Normal"/>
-              <w:jc w:val="center"/>
-              <w:pBdr>
-                <w:bottom w:val="none" w:sz="0" w:space="0" w:color="000000"/>
-                <w:top w:val="none" w:sz="0" w:space="0" w:color="000000"/>
-                <w:left w:val="none" w:sz="0" w:space="0" w:color="000000"/>
-                <w:right w:val="none" w:sz="0" w:space="0" w:color="000000"/>
-              </w:pBdr>
-              <w:spacing w:after="100" w:before="100" w:line="240"/>
-              <w:ind w:left="100" w:right="100" w:firstLine="0" w:firstLineChars="0"/>
-              <w:rPr>
-                <w:rFonts w:ascii="Helvetica" w:hAnsi="Helvetica" w:eastAsia="Helvetica" w:cs="Helvetica"/>
-                <w:i w:val="false"/>
-                <w:b w:val="false"/>
-                <w:u w:val="none"/>
-                <w:sz w:val="22"/>
-                <w:szCs w:val="22"/>
-                <w:color w:val="000000"/>
-              </w:rPr>
-            </w:pPr>
-            <w:r>
-              <w:rPr>
-                <w:rFonts w:ascii="Helvetica" w:hAnsi="Helvetica" w:eastAsia="Helvetica" w:cs="Helvetica"/>
-                <w:i w:val="false"/>
-                <w:b w:val="false"/>
-                <w:u w:val="none"/>
-                <w:sz w:val="22"/>
-                <w:szCs w:val="22"/>
-                <w:color w:val="000000"/>
-              </w:rPr>
-              <w:t xml:space="preserve">0.730</w:t>
+              <w:t xml:space="preserve">0.77</w:t>
+            </w:r>
+          </w:p>
+        </w:tc>
+        <w:tc>
+          <w:tcPr>
+            <w:tcBorders>
+              <w:bottom w:val="none" w:sz="0" w:space="0" w:color="000000"/>
+              <w:top w:val="none" w:sz="0" w:space="0" w:color="000000"/>
+              <w:left w:val="none" w:sz="0" w:space="0" w:color="000000"/>
+              <w:right w:val="none" w:sz="0" w:space="0" w:color="000000"/>
+            </w:tcBorders>
+            <w:shd w:val="clear" w:color="auto" w:fill="FFFFFF"/>
+            <w:tcMar>
+              <w:top w:w="0" w:type="dxa"/>
+              <w:bottom w:w="0" w:type="dxa"/>
+              <w:left w:w="0" w:type="dxa"/>
+              <w:right w:w="0" w:type="dxa"/>
+            </w:tcMar>
+            <w:vAlign w:val="top"/>
+          </w:tcPr>
+          <w:p>
+            <w:pPr>
+              <w:pStyle w:val="Normal"/>
+              <w:jc w:val="center"/>
+              <w:pBdr>
+                <w:bottom w:val="none" w:sz="0" w:space="0" w:color="000000"/>
+                <w:top w:val="none" w:sz="0" w:space="0" w:color="000000"/>
+                <w:left w:val="none" w:sz="0" w:space="0" w:color="000000"/>
+                <w:right w:val="none" w:sz="0" w:space="0" w:color="000000"/>
+              </w:pBdr>
+              <w:spacing w:after="100" w:before="100" w:line="240"/>
+              <w:ind w:left="100" w:right="100" w:firstLine="0" w:firstLineChars="0"/>
+              <w:rPr>
+                <w:rFonts w:ascii="Helvetica" w:hAnsi="Helvetica" w:eastAsia="Helvetica" w:cs="Helvetica"/>
+                <w:i w:val="false"/>
+                <w:b w:val="false"/>
+                <w:u w:val="none"/>
+                <w:sz w:val="22"/>
+                <w:szCs w:val="22"/>
+                <w:color w:val="000000"/>
+              </w:rPr>
+            </w:pPr>
+            <w:r>
+              <w:rPr>
+                <w:rFonts w:ascii="Helvetica" w:hAnsi="Helvetica" w:eastAsia="Helvetica" w:cs="Helvetica"/>
+                <w:i w:val="false"/>
+                <w:b w:val="false"/>
+                <w:u w:val="none"/>
+                <w:sz w:val="22"/>
+                <w:szCs w:val="22"/>
+                <w:color w:val="000000"/>
+              </w:rPr>
+              <w:t xml:space="preserve">0.23, 2.55</w:t>
+            </w:r>
+          </w:p>
+        </w:tc>
+        <w:tc>
+          <w:tcPr>
+            <w:tcBorders>
+              <w:bottom w:val="none" w:sz="0" w:space="0" w:color="000000"/>
+              <w:top w:val="none" w:sz="0" w:space="0" w:color="000000"/>
+              <w:left w:val="none" w:sz="0" w:space="0" w:color="000000"/>
+              <w:right w:val="none" w:sz="0" w:space="0" w:color="000000"/>
+            </w:tcBorders>
+            <w:shd w:val="clear" w:color="auto" w:fill="FFFFFF"/>
+            <w:tcMar>
+              <w:top w:w="0" w:type="dxa"/>
+              <w:bottom w:w="0" w:type="dxa"/>
+              <w:left w:w="0" w:type="dxa"/>
+              <w:right w:w="0" w:type="dxa"/>
+            </w:tcMar>
+            <w:vAlign w:val="top"/>
+          </w:tcPr>
+          <w:p>
+            <w:pPr>
+              <w:pStyle w:val="Normal"/>
+              <w:jc w:val="center"/>
+              <w:pBdr>
+                <w:bottom w:val="none" w:sz="0" w:space="0" w:color="000000"/>
+                <w:top w:val="none" w:sz="0" w:space="0" w:color="000000"/>
+                <w:left w:val="none" w:sz="0" w:space="0" w:color="000000"/>
+                <w:right w:val="none" w:sz="0" w:space="0" w:color="000000"/>
+              </w:pBdr>
+              <w:spacing w:after="100" w:before="100" w:line="240"/>
+              <w:ind w:left="100" w:right="100" w:firstLine="0" w:firstLineChars="0"/>
+              <w:rPr>
+                <w:rFonts w:ascii="Helvetica" w:hAnsi="Helvetica" w:eastAsia="Helvetica" w:cs="Helvetica"/>
+                <w:i w:val="false"/>
+                <w:b w:val="false"/>
+                <w:u w:val="none"/>
+                <w:sz w:val="22"/>
+                <w:szCs w:val="22"/>
+                <w:color w:val="000000"/>
+              </w:rPr>
+            </w:pPr>
+            <w:r>
+              <w:rPr>
+                <w:rFonts w:ascii="Helvetica" w:hAnsi="Helvetica" w:eastAsia="Helvetica" w:cs="Helvetica"/>
+                <w:i w:val="false"/>
+                <w:b w:val="false"/>
+                <w:u w:val="none"/>
+                <w:sz w:val="22"/>
+                <w:szCs w:val="22"/>
+                <w:color w:val="000000"/>
+              </w:rPr>
+              <w:t xml:space="preserve">0.660</w:t>
             </w:r>
           </w:p>
         </w:tc>
@@ -6416,113 +6416,113 @@
                 <w:szCs w:val="22"/>
                 <w:color w:val="000000"/>
               </w:rPr>
-              <w:t xml:space="preserve">1.37</w:t>
-            </w:r>
-          </w:p>
-        </w:tc>
-        <w:tc>
-          <w:tcPr>
-            <w:tcBorders>
-              <w:bottom w:val="none" w:sz="0" w:space="0" w:color="000000"/>
-              <w:top w:val="none" w:sz="0" w:space="0" w:color="000000"/>
-              <w:left w:val="none" w:sz="0" w:space="0" w:color="000000"/>
-              <w:right w:val="none" w:sz="0" w:space="0" w:color="000000"/>
-            </w:tcBorders>
-            <w:shd w:val="clear" w:color="auto" w:fill="FFFFFF"/>
-            <w:tcMar>
-              <w:top w:w="0" w:type="dxa"/>
-              <w:bottom w:w="0" w:type="dxa"/>
-              <w:left w:w="0" w:type="dxa"/>
-              <w:right w:w="0" w:type="dxa"/>
-            </w:tcMar>
-            <w:vAlign w:val="top"/>
-          </w:tcPr>
-          <w:p>
-            <w:pPr>
-              <w:pStyle w:val="Normal"/>
-              <w:jc w:val="center"/>
-              <w:pBdr>
-                <w:bottom w:val="none" w:sz="0" w:space="0" w:color="000000"/>
-                <w:top w:val="none" w:sz="0" w:space="0" w:color="000000"/>
-                <w:left w:val="none" w:sz="0" w:space="0" w:color="000000"/>
-                <w:right w:val="none" w:sz="0" w:space="0" w:color="000000"/>
-              </w:pBdr>
-              <w:spacing w:after="100" w:before="100" w:line="240"/>
-              <w:ind w:left="100" w:right="100" w:firstLine="0" w:firstLineChars="0"/>
-              <w:rPr>
-                <w:rFonts w:ascii="Helvetica" w:hAnsi="Helvetica" w:eastAsia="Helvetica" w:cs="Helvetica"/>
-                <w:i w:val="false"/>
-                <w:b w:val="false"/>
-                <w:u w:val="none"/>
-                <w:sz w:val="22"/>
-                <w:szCs w:val="22"/>
-                <w:color w:val="000000"/>
-              </w:rPr>
-            </w:pPr>
-            <w:r>
-              <w:rPr>
-                <w:rFonts w:ascii="Helvetica" w:hAnsi="Helvetica" w:eastAsia="Helvetica" w:cs="Helvetica"/>
-                <w:i w:val="false"/>
-                <w:b w:val="false"/>
-                <w:u w:val="none"/>
-                <w:sz w:val="22"/>
-                <w:szCs w:val="22"/>
-                <w:color w:val="000000"/>
-              </w:rPr>
-              <w:t xml:space="preserve">0.07, 27.6</w:t>
-            </w:r>
-          </w:p>
-        </w:tc>
-        <w:tc>
-          <w:tcPr>
-            <w:tcBorders>
-              <w:bottom w:val="none" w:sz="0" w:space="0" w:color="000000"/>
-              <w:top w:val="none" w:sz="0" w:space="0" w:color="000000"/>
-              <w:left w:val="none" w:sz="0" w:space="0" w:color="000000"/>
-              <w:right w:val="none" w:sz="0" w:space="0" w:color="000000"/>
-            </w:tcBorders>
-            <w:shd w:val="clear" w:color="auto" w:fill="FFFFFF"/>
-            <w:tcMar>
-              <w:top w:w="0" w:type="dxa"/>
-              <w:bottom w:w="0" w:type="dxa"/>
-              <w:left w:w="0" w:type="dxa"/>
-              <w:right w:w="0" w:type="dxa"/>
-            </w:tcMar>
-            <w:vAlign w:val="top"/>
-          </w:tcPr>
-          <w:p>
-            <w:pPr>
-              <w:pStyle w:val="Normal"/>
-              <w:jc w:val="center"/>
-              <w:pBdr>
-                <w:bottom w:val="none" w:sz="0" w:space="0" w:color="000000"/>
-                <w:top w:val="none" w:sz="0" w:space="0" w:color="000000"/>
-                <w:left w:val="none" w:sz="0" w:space="0" w:color="000000"/>
-                <w:right w:val="none" w:sz="0" w:space="0" w:color="000000"/>
-              </w:pBdr>
-              <w:spacing w:after="100" w:before="100" w:line="240"/>
-              <w:ind w:left="100" w:right="100" w:firstLine="0" w:firstLineChars="0"/>
-              <w:rPr>
-                <w:rFonts w:ascii="Helvetica" w:hAnsi="Helvetica" w:eastAsia="Helvetica" w:cs="Helvetica"/>
-                <w:i w:val="false"/>
-                <w:b w:val="false"/>
-                <w:u w:val="none"/>
-                <w:sz w:val="22"/>
-                <w:szCs w:val="22"/>
-                <w:color w:val="000000"/>
-              </w:rPr>
-            </w:pPr>
-            <w:r>
-              <w:rPr>
-                <w:rFonts w:ascii="Helvetica" w:hAnsi="Helvetica" w:eastAsia="Helvetica" w:cs="Helvetica"/>
-                <w:i w:val="false"/>
-                <w:b w:val="false"/>
-                <w:u w:val="none"/>
-                <w:sz w:val="22"/>
-                <w:szCs w:val="22"/>
-                <w:color w:val="000000"/>
-              </w:rPr>
-              <w:t xml:space="preserve">0.840</w:t>
+              <w:t xml:space="preserve">1.43</w:t>
+            </w:r>
+          </w:p>
+        </w:tc>
+        <w:tc>
+          <w:tcPr>
+            <w:tcBorders>
+              <w:bottom w:val="none" w:sz="0" w:space="0" w:color="000000"/>
+              <w:top w:val="none" w:sz="0" w:space="0" w:color="000000"/>
+              <w:left w:val="none" w:sz="0" w:space="0" w:color="000000"/>
+              <w:right w:val="none" w:sz="0" w:space="0" w:color="000000"/>
+            </w:tcBorders>
+            <w:shd w:val="clear" w:color="auto" w:fill="FFFFFF"/>
+            <w:tcMar>
+              <w:top w:w="0" w:type="dxa"/>
+              <w:bottom w:w="0" w:type="dxa"/>
+              <w:left w:w="0" w:type="dxa"/>
+              <w:right w:w="0" w:type="dxa"/>
+            </w:tcMar>
+            <w:vAlign w:val="top"/>
+          </w:tcPr>
+          <w:p>
+            <w:pPr>
+              <w:pStyle w:val="Normal"/>
+              <w:jc w:val="center"/>
+              <w:pBdr>
+                <w:bottom w:val="none" w:sz="0" w:space="0" w:color="000000"/>
+                <w:top w:val="none" w:sz="0" w:space="0" w:color="000000"/>
+                <w:left w:val="none" w:sz="0" w:space="0" w:color="000000"/>
+                <w:right w:val="none" w:sz="0" w:space="0" w:color="000000"/>
+              </w:pBdr>
+              <w:spacing w:after="100" w:before="100" w:line="240"/>
+              <w:ind w:left="100" w:right="100" w:firstLine="0" w:firstLineChars="0"/>
+              <w:rPr>
+                <w:rFonts w:ascii="Helvetica" w:hAnsi="Helvetica" w:eastAsia="Helvetica" w:cs="Helvetica"/>
+                <w:i w:val="false"/>
+                <w:b w:val="false"/>
+                <w:u w:val="none"/>
+                <w:sz w:val="22"/>
+                <w:szCs w:val="22"/>
+                <w:color w:val="000000"/>
+              </w:rPr>
+            </w:pPr>
+            <w:r>
+              <w:rPr>
+                <w:rFonts w:ascii="Helvetica" w:hAnsi="Helvetica" w:eastAsia="Helvetica" w:cs="Helvetica"/>
+                <w:i w:val="false"/>
+                <w:b w:val="false"/>
+                <w:u w:val="none"/>
+                <w:sz w:val="22"/>
+                <w:szCs w:val="22"/>
+                <w:color w:val="000000"/>
+              </w:rPr>
+              <w:t xml:space="preserve">0.07, 29.4</w:t>
+            </w:r>
+          </w:p>
+        </w:tc>
+        <w:tc>
+          <w:tcPr>
+            <w:tcBorders>
+              <w:bottom w:val="none" w:sz="0" w:space="0" w:color="000000"/>
+              <w:top w:val="none" w:sz="0" w:space="0" w:color="000000"/>
+              <w:left w:val="none" w:sz="0" w:space="0" w:color="000000"/>
+              <w:right w:val="none" w:sz="0" w:space="0" w:color="000000"/>
+            </w:tcBorders>
+            <w:shd w:val="clear" w:color="auto" w:fill="FFFFFF"/>
+            <w:tcMar>
+              <w:top w:w="0" w:type="dxa"/>
+              <w:bottom w:w="0" w:type="dxa"/>
+              <w:left w:w="0" w:type="dxa"/>
+              <w:right w:w="0" w:type="dxa"/>
+            </w:tcMar>
+            <w:vAlign w:val="top"/>
+          </w:tcPr>
+          <w:p>
+            <w:pPr>
+              <w:pStyle w:val="Normal"/>
+              <w:jc w:val="center"/>
+              <w:pBdr>
+                <w:bottom w:val="none" w:sz="0" w:space="0" w:color="000000"/>
+                <w:top w:val="none" w:sz="0" w:space="0" w:color="000000"/>
+                <w:left w:val="none" w:sz="0" w:space="0" w:color="000000"/>
+                <w:right w:val="none" w:sz="0" w:space="0" w:color="000000"/>
+              </w:pBdr>
+              <w:spacing w:after="100" w:before="100" w:line="240"/>
+              <w:ind w:left="100" w:right="100" w:firstLine="0" w:firstLineChars="0"/>
+              <w:rPr>
+                <w:rFonts w:ascii="Helvetica" w:hAnsi="Helvetica" w:eastAsia="Helvetica" w:cs="Helvetica"/>
+                <w:i w:val="false"/>
+                <w:b w:val="false"/>
+                <w:u w:val="none"/>
+                <w:sz w:val="22"/>
+                <w:szCs w:val="22"/>
+                <w:color w:val="000000"/>
+              </w:rPr>
+            </w:pPr>
+            <w:r>
+              <w:rPr>
+                <w:rFonts w:ascii="Helvetica" w:hAnsi="Helvetica" w:eastAsia="Helvetica" w:cs="Helvetica"/>
+                <w:i w:val="false"/>
+                <w:b w:val="false"/>
+                <w:u w:val="none"/>
+                <w:sz w:val="22"/>
+                <w:szCs w:val="22"/>
+                <w:color w:val="000000"/>
+              </w:rPr>
+              <w:t xml:space="preserve">0.810</w:t>
             </w:r>
           </w:p>
         </w:tc>
@@ -7653,113 +7653,113 @@
                 <w:szCs w:val="22"/>
                 <w:color w:val="000000"/>
               </w:rPr>
-              <w:t xml:space="preserve">0.35</w:t>
-            </w:r>
-          </w:p>
-        </w:tc>
-        <w:tc>
-          <w:tcPr>
-            <w:tcBorders>
-              <w:bottom w:val="none" w:sz="0" w:space="0" w:color="000000"/>
-              <w:top w:val="none" w:sz="0" w:space="0" w:color="000000"/>
-              <w:left w:val="none" w:sz="0" w:space="0" w:color="000000"/>
-              <w:right w:val="none" w:sz="0" w:space="0" w:color="000000"/>
-            </w:tcBorders>
-            <w:shd w:val="clear" w:color="auto" w:fill="FFFFFF"/>
-            <w:tcMar>
-              <w:top w:w="0" w:type="dxa"/>
-              <w:bottom w:w="0" w:type="dxa"/>
-              <w:left w:w="0" w:type="dxa"/>
-              <w:right w:w="0" w:type="dxa"/>
-            </w:tcMar>
-            <w:vAlign w:val="top"/>
-          </w:tcPr>
-          <w:p>
-            <w:pPr>
-              <w:pStyle w:val="Normal"/>
-              <w:jc w:val="center"/>
-              <w:pBdr>
-                <w:bottom w:val="none" w:sz="0" w:space="0" w:color="000000"/>
-                <w:top w:val="none" w:sz="0" w:space="0" w:color="000000"/>
-                <w:left w:val="none" w:sz="0" w:space="0" w:color="000000"/>
-                <w:right w:val="none" w:sz="0" w:space="0" w:color="000000"/>
-              </w:pBdr>
-              <w:spacing w:after="100" w:before="100" w:line="240"/>
-              <w:ind w:left="100" w:right="100" w:firstLine="0" w:firstLineChars="0"/>
-              <w:rPr>
-                <w:rFonts w:ascii="Helvetica" w:hAnsi="Helvetica" w:eastAsia="Helvetica" w:cs="Helvetica"/>
-                <w:i w:val="false"/>
-                <w:b w:val="false"/>
-                <w:u w:val="none"/>
-                <w:sz w:val="22"/>
-                <w:szCs w:val="22"/>
-                <w:color w:val="000000"/>
-              </w:rPr>
-            </w:pPr>
-            <w:r>
-              <w:rPr>
-                <w:rFonts w:ascii="Helvetica" w:hAnsi="Helvetica" w:eastAsia="Helvetica" w:cs="Helvetica"/>
-                <w:i w:val="false"/>
-                <w:b w:val="false"/>
-                <w:u w:val="none"/>
-                <w:sz w:val="22"/>
-                <w:szCs w:val="22"/>
-                <w:color w:val="000000"/>
-              </w:rPr>
-              <w:t xml:space="preserve">0.10, 1.29</w:t>
-            </w:r>
-          </w:p>
-        </w:tc>
-        <w:tc>
-          <w:tcPr>
-            <w:tcBorders>
-              <w:bottom w:val="none" w:sz="0" w:space="0" w:color="000000"/>
-              <w:top w:val="none" w:sz="0" w:space="0" w:color="000000"/>
-              <w:left w:val="none" w:sz="0" w:space="0" w:color="000000"/>
-              <w:right w:val="none" w:sz="0" w:space="0" w:color="000000"/>
-            </w:tcBorders>
-            <w:shd w:val="clear" w:color="auto" w:fill="FFFFFF"/>
-            <w:tcMar>
-              <w:top w:w="0" w:type="dxa"/>
-              <w:bottom w:w="0" w:type="dxa"/>
-              <w:left w:w="0" w:type="dxa"/>
-              <w:right w:w="0" w:type="dxa"/>
-            </w:tcMar>
-            <w:vAlign w:val="top"/>
-          </w:tcPr>
-          <w:p>
-            <w:pPr>
-              <w:pStyle w:val="Normal"/>
-              <w:jc w:val="center"/>
-              <w:pBdr>
-                <w:bottom w:val="none" w:sz="0" w:space="0" w:color="000000"/>
-                <w:top w:val="none" w:sz="0" w:space="0" w:color="000000"/>
-                <w:left w:val="none" w:sz="0" w:space="0" w:color="000000"/>
-                <w:right w:val="none" w:sz="0" w:space="0" w:color="000000"/>
-              </w:pBdr>
-              <w:spacing w:after="100" w:before="100" w:line="240"/>
-              <w:ind w:left="100" w:right="100" w:firstLine="0" w:firstLineChars="0"/>
-              <w:rPr>
-                <w:rFonts w:ascii="Helvetica" w:hAnsi="Helvetica" w:eastAsia="Helvetica" w:cs="Helvetica"/>
-                <w:i w:val="false"/>
-                <w:b w:val="false"/>
-                <w:u w:val="none"/>
-                <w:sz w:val="22"/>
-                <w:szCs w:val="22"/>
-                <w:color w:val="000000"/>
-              </w:rPr>
-            </w:pPr>
-            <w:r>
-              <w:rPr>
-                <w:rFonts w:ascii="Helvetica" w:hAnsi="Helvetica" w:eastAsia="Helvetica" w:cs="Helvetica"/>
-                <w:i w:val="false"/>
-                <w:b w:val="false"/>
-                <w:u w:val="none"/>
-                <w:sz w:val="22"/>
-                <w:szCs w:val="22"/>
-                <w:color w:val="000000"/>
-              </w:rPr>
-              <w:t xml:space="preserve">0.110</w:t>
+              <w:t xml:space="preserve">0.33</w:t>
+            </w:r>
+          </w:p>
+        </w:tc>
+        <w:tc>
+          <w:tcPr>
+            <w:tcBorders>
+              <w:bottom w:val="none" w:sz="0" w:space="0" w:color="000000"/>
+              <w:top w:val="none" w:sz="0" w:space="0" w:color="000000"/>
+              <w:left w:val="none" w:sz="0" w:space="0" w:color="000000"/>
+              <w:right w:val="none" w:sz="0" w:space="0" w:color="000000"/>
+            </w:tcBorders>
+            <w:shd w:val="clear" w:color="auto" w:fill="FFFFFF"/>
+            <w:tcMar>
+              <w:top w:w="0" w:type="dxa"/>
+              <w:bottom w:w="0" w:type="dxa"/>
+              <w:left w:w="0" w:type="dxa"/>
+              <w:right w:w="0" w:type="dxa"/>
+            </w:tcMar>
+            <w:vAlign w:val="top"/>
+          </w:tcPr>
+          <w:p>
+            <w:pPr>
+              <w:pStyle w:val="Normal"/>
+              <w:jc w:val="center"/>
+              <w:pBdr>
+                <w:bottom w:val="none" w:sz="0" w:space="0" w:color="000000"/>
+                <w:top w:val="none" w:sz="0" w:space="0" w:color="000000"/>
+                <w:left w:val="none" w:sz="0" w:space="0" w:color="000000"/>
+                <w:right w:val="none" w:sz="0" w:space="0" w:color="000000"/>
+              </w:pBdr>
+              <w:spacing w:after="100" w:before="100" w:line="240"/>
+              <w:ind w:left="100" w:right="100" w:firstLine="0" w:firstLineChars="0"/>
+              <w:rPr>
+                <w:rFonts w:ascii="Helvetica" w:hAnsi="Helvetica" w:eastAsia="Helvetica" w:cs="Helvetica"/>
+                <w:i w:val="false"/>
+                <w:b w:val="false"/>
+                <w:u w:val="none"/>
+                <w:sz w:val="22"/>
+                <w:szCs w:val="22"/>
+                <w:color w:val="000000"/>
+              </w:rPr>
+            </w:pPr>
+            <w:r>
+              <w:rPr>
+                <w:rFonts w:ascii="Helvetica" w:hAnsi="Helvetica" w:eastAsia="Helvetica" w:cs="Helvetica"/>
+                <w:i w:val="false"/>
+                <w:b w:val="false"/>
+                <w:u w:val="none"/>
+                <w:sz w:val="22"/>
+                <w:szCs w:val="22"/>
+                <w:color w:val="000000"/>
+              </w:rPr>
+              <w:t xml:space="preserve">0.09, 1.23</w:t>
+            </w:r>
+          </w:p>
+        </w:tc>
+        <w:tc>
+          <w:tcPr>
+            <w:tcBorders>
+              <w:bottom w:val="none" w:sz="0" w:space="0" w:color="000000"/>
+              <w:top w:val="none" w:sz="0" w:space="0" w:color="000000"/>
+              <w:left w:val="none" w:sz="0" w:space="0" w:color="000000"/>
+              <w:right w:val="none" w:sz="0" w:space="0" w:color="000000"/>
+            </w:tcBorders>
+            <w:shd w:val="clear" w:color="auto" w:fill="FFFFFF"/>
+            <w:tcMar>
+              <w:top w:w="0" w:type="dxa"/>
+              <w:bottom w:w="0" w:type="dxa"/>
+              <w:left w:w="0" w:type="dxa"/>
+              <w:right w:w="0" w:type="dxa"/>
+            </w:tcMar>
+            <w:vAlign w:val="top"/>
+          </w:tcPr>
+          <w:p>
+            <w:pPr>
+              <w:pStyle w:val="Normal"/>
+              <w:jc w:val="center"/>
+              <w:pBdr>
+                <w:bottom w:val="none" w:sz="0" w:space="0" w:color="000000"/>
+                <w:top w:val="none" w:sz="0" w:space="0" w:color="000000"/>
+                <w:left w:val="none" w:sz="0" w:space="0" w:color="000000"/>
+                <w:right w:val="none" w:sz="0" w:space="0" w:color="000000"/>
+              </w:pBdr>
+              <w:spacing w:after="100" w:before="100" w:line="240"/>
+              <w:ind w:left="100" w:right="100" w:firstLine="0" w:firstLineChars="0"/>
+              <w:rPr>
+                <w:rFonts w:ascii="Helvetica" w:hAnsi="Helvetica" w:eastAsia="Helvetica" w:cs="Helvetica"/>
+                <w:i w:val="false"/>
+                <w:b w:val="false"/>
+                <w:u w:val="none"/>
+                <w:sz w:val="22"/>
+                <w:szCs w:val="22"/>
+                <w:color w:val="000000"/>
+              </w:rPr>
+            </w:pPr>
+            <w:r>
+              <w:rPr>
+                <w:rFonts w:ascii="Helvetica" w:hAnsi="Helvetica" w:eastAsia="Helvetica" w:cs="Helvetica"/>
+                <w:i w:val="false"/>
+                <w:b w:val="false"/>
+                <w:u w:val="none"/>
+                <w:sz w:val="22"/>
+                <w:szCs w:val="22"/>
+                <w:color w:val="000000"/>
+              </w:rPr>
+              <w:t xml:space="preserve">0.098</w:t>
             </w:r>
           </w:p>
         </w:tc>
@@ -7865,113 +7865,113 @@
                 <w:szCs w:val="22"/>
                 <w:color w:val="000000"/>
               </w:rPr>
-              <w:t xml:space="preserve">1.41</w:t>
-            </w:r>
-          </w:p>
-        </w:tc>
-        <w:tc>
-          <w:tcPr>
-            <w:tcBorders>
-              <w:bottom w:val="none" w:sz="0" w:space="0" w:color="000000"/>
-              <w:top w:val="none" w:sz="0" w:space="0" w:color="000000"/>
-              <w:left w:val="none" w:sz="0" w:space="0" w:color="000000"/>
-              <w:right w:val="none" w:sz="0" w:space="0" w:color="000000"/>
-            </w:tcBorders>
-            <w:shd w:val="clear" w:color="auto" w:fill="FFFFFF"/>
-            <w:tcMar>
-              <w:top w:w="0" w:type="dxa"/>
-              <w:bottom w:w="0" w:type="dxa"/>
-              <w:left w:w="0" w:type="dxa"/>
-              <w:right w:w="0" w:type="dxa"/>
-            </w:tcMar>
-            <w:vAlign w:val="top"/>
-          </w:tcPr>
-          <w:p>
-            <w:pPr>
-              <w:pStyle w:val="Normal"/>
-              <w:jc w:val="center"/>
-              <w:pBdr>
-                <w:bottom w:val="none" w:sz="0" w:space="0" w:color="000000"/>
-                <w:top w:val="none" w:sz="0" w:space="0" w:color="000000"/>
-                <w:left w:val="none" w:sz="0" w:space="0" w:color="000000"/>
-                <w:right w:val="none" w:sz="0" w:space="0" w:color="000000"/>
-              </w:pBdr>
-              <w:spacing w:after="100" w:before="100" w:line="240"/>
-              <w:ind w:left="100" w:right="100" w:firstLine="0" w:firstLineChars="0"/>
-              <w:rPr>
-                <w:rFonts w:ascii="Helvetica" w:hAnsi="Helvetica" w:eastAsia="Helvetica" w:cs="Helvetica"/>
-                <w:i w:val="false"/>
-                <w:b w:val="false"/>
-                <w:u w:val="none"/>
-                <w:sz w:val="22"/>
-                <w:szCs w:val="22"/>
-                <w:color w:val="000000"/>
-              </w:rPr>
-            </w:pPr>
-            <w:r>
-              <w:rPr>
-                <w:rFonts w:ascii="Helvetica" w:hAnsi="Helvetica" w:eastAsia="Helvetica" w:cs="Helvetica"/>
-                <w:i w:val="false"/>
-                <w:b w:val="false"/>
-                <w:u w:val="none"/>
-                <w:sz w:val="22"/>
-                <w:szCs w:val="22"/>
-                <w:color w:val="000000"/>
-              </w:rPr>
-              <w:t xml:space="preserve">0.06, 33.0</w:t>
-            </w:r>
-          </w:p>
-        </w:tc>
-        <w:tc>
-          <w:tcPr>
-            <w:tcBorders>
-              <w:bottom w:val="none" w:sz="0" w:space="0" w:color="000000"/>
-              <w:top w:val="none" w:sz="0" w:space="0" w:color="000000"/>
-              <w:left w:val="none" w:sz="0" w:space="0" w:color="000000"/>
-              <w:right w:val="none" w:sz="0" w:space="0" w:color="000000"/>
-            </w:tcBorders>
-            <w:shd w:val="clear" w:color="auto" w:fill="FFFFFF"/>
-            <w:tcMar>
-              <w:top w:w="0" w:type="dxa"/>
-              <w:bottom w:w="0" w:type="dxa"/>
-              <w:left w:w="0" w:type="dxa"/>
-              <w:right w:w="0" w:type="dxa"/>
-            </w:tcMar>
-            <w:vAlign w:val="top"/>
-          </w:tcPr>
-          <w:p>
-            <w:pPr>
-              <w:pStyle w:val="Normal"/>
-              <w:jc w:val="center"/>
-              <w:pBdr>
-                <w:bottom w:val="none" w:sz="0" w:space="0" w:color="000000"/>
-                <w:top w:val="none" w:sz="0" w:space="0" w:color="000000"/>
-                <w:left w:val="none" w:sz="0" w:space="0" w:color="000000"/>
-                <w:right w:val="none" w:sz="0" w:space="0" w:color="000000"/>
-              </w:pBdr>
-              <w:spacing w:after="100" w:before="100" w:line="240"/>
-              <w:ind w:left="100" w:right="100" w:firstLine="0" w:firstLineChars="0"/>
-              <w:rPr>
-                <w:rFonts w:ascii="Helvetica" w:hAnsi="Helvetica" w:eastAsia="Helvetica" w:cs="Helvetica"/>
-                <w:i w:val="false"/>
-                <w:b w:val="false"/>
-                <w:u w:val="none"/>
-                <w:sz w:val="22"/>
-                <w:szCs w:val="22"/>
-                <w:color w:val="000000"/>
-              </w:rPr>
-            </w:pPr>
-            <w:r>
-              <w:rPr>
-                <w:rFonts w:ascii="Helvetica" w:hAnsi="Helvetica" w:eastAsia="Helvetica" w:cs="Helvetica"/>
-                <w:i w:val="false"/>
-                <w:b w:val="false"/>
-                <w:u w:val="none"/>
-                <w:sz w:val="22"/>
-                <w:szCs w:val="22"/>
-                <w:color w:val="000000"/>
-              </w:rPr>
-              <w:t xml:space="preserve">0.830</w:t>
+              <w:t xml:space="preserve">1.53</w:t>
+            </w:r>
+          </w:p>
+        </w:tc>
+        <w:tc>
+          <w:tcPr>
+            <w:tcBorders>
+              <w:bottom w:val="none" w:sz="0" w:space="0" w:color="000000"/>
+              <w:top w:val="none" w:sz="0" w:space="0" w:color="000000"/>
+              <w:left w:val="none" w:sz="0" w:space="0" w:color="000000"/>
+              <w:right w:val="none" w:sz="0" w:space="0" w:color="000000"/>
+            </w:tcBorders>
+            <w:shd w:val="clear" w:color="auto" w:fill="FFFFFF"/>
+            <w:tcMar>
+              <w:top w:w="0" w:type="dxa"/>
+              <w:bottom w:w="0" w:type="dxa"/>
+              <w:left w:w="0" w:type="dxa"/>
+              <w:right w:w="0" w:type="dxa"/>
+            </w:tcMar>
+            <w:vAlign w:val="top"/>
+          </w:tcPr>
+          <w:p>
+            <w:pPr>
+              <w:pStyle w:val="Normal"/>
+              <w:jc w:val="center"/>
+              <w:pBdr>
+                <w:bottom w:val="none" w:sz="0" w:space="0" w:color="000000"/>
+                <w:top w:val="none" w:sz="0" w:space="0" w:color="000000"/>
+                <w:left w:val="none" w:sz="0" w:space="0" w:color="000000"/>
+                <w:right w:val="none" w:sz="0" w:space="0" w:color="000000"/>
+              </w:pBdr>
+              <w:spacing w:after="100" w:before="100" w:line="240"/>
+              <w:ind w:left="100" w:right="100" w:firstLine="0" w:firstLineChars="0"/>
+              <w:rPr>
+                <w:rFonts w:ascii="Helvetica" w:hAnsi="Helvetica" w:eastAsia="Helvetica" w:cs="Helvetica"/>
+                <w:i w:val="false"/>
+                <w:b w:val="false"/>
+                <w:u w:val="none"/>
+                <w:sz w:val="22"/>
+                <w:szCs w:val="22"/>
+                <w:color w:val="000000"/>
+              </w:rPr>
+            </w:pPr>
+            <w:r>
+              <w:rPr>
+                <w:rFonts w:ascii="Helvetica" w:hAnsi="Helvetica" w:eastAsia="Helvetica" w:cs="Helvetica"/>
+                <w:i w:val="false"/>
+                <w:b w:val="false"/>
+                <w:u w:val="none"/>
+                <w:sz w:val="22"/>
+                <w:szCs w:val="22"/>
+                <w:color w:val="000000"/>
+              </w:rPr>
+              <w:t xml:space="preserve">0.06, 37.7</w:t>
+            </w:r>
+          </w:p>
+        </w:tc>
+        <w:tc>
+          <w:tcPr>
+            <w:tcBorders>
+              <w:bottom w:val="none" w:sz="0" w:space="0" w:color="000000"/>
+              <w:top w:val="none" w:sz="0" w:space="0" w:color="000000"/>
+              <w:left w:val="none" w:sz="0" w:space="0" w:color="000000"/>
+              <w:right w:val="none" w:sz="0" w:space="0" w:color="000000"/>
+            </w:tcBorders>
+            <w:shd w:val="clear" w:color="auto" w:fill="FFFFFF"/>
+            <w:tcMar>
+              <w:top w:w="0" w:type="dxa"/>
+              <w:bottom w:w="0" w:type="dxa"/>
+              <w:left w:w="0" w:type="dxa"/>
+              <w:right w:w="0" w:type="dxa"/>
+            </w:tcMar>
+            <w:vAlign w:val="top"/>
+          </w:tcPr>
+          <w:p>
+            <w:pPr>
+              <w:pStyle w:val="Normal"/>
+              <w:jc w:val="center"/>
+              <w:pBdr>
+                <w:bottom w:val="none" w:sz="0" w:space="0" w:color="000000"/>
+                <w:top w:val="none" w:sz="0" w:space="0" w:color="000000"/>
+                <w:left w:val="none" w:sz="0" w:space="0" w:color="000000"/>
+                <w:right w:val="none" w:sz="0" w:space="0" w:color="000000"/>
+              </w:pBdr>
+              <w:spacing w:after="100" w:before="100" w:line="240"/>
+              <w:ind w:left="100" w:right="100" w:firstLine="0" w:firstLineChars="0"/>
+              <w:rPr>
+                <w:rFonts w:ascii="Helvetica" w:hAnsi="Helvetica" w:eastAsia="Helvetica" w:cs="Helvetica"/>
+                <w:i w:val="false"/>
+                <w:b w:val="false"/>
+                <w:u w:val="none"/>
+                <w:sz w:val="22"/>
+                <w:szCs w:val="22"/>
+                <w:color w:val="000000"/>
+              </w:rPr>
+            </w:pPr>
+            <w:r>
+              <w:rPr>
+                <w:rFonts w:ascii="Helvetica" w:hAnsi="Helvetica" w:eastAsia="Helvetica" w:cs="Helvetica"/>
+                <w:i w:val="false"/>
+                <w:b w:val="false"/>
+                <w:u w:val="none"/>
+                <w:sz w:val="22"/>
+                <w:szCs w:val="22"/>
+                <w:color w:val="000000"/>
+              </w:rPr>
+              <w:t xml:space="preserve">0.800</w:t>
             </w:r>
           </w:p>
         </w:tc>
@@ -8136,113 +8136,113 @@
                 <w:szCs w:val="22"/>
                 <w:color w:val="000000"/>
               </w:rPr>
-              <w:t xml:space="preserve">1.11</w:t>
-            </w:r>
-          </w:p>
-        </w:tc>
-        <w:tc>
-          <w:tcPr>
-            <w:tcBorders>
-              <w:bottom w:val="none" w:sz="0" w:space="0" w:color="000000"/>
-              <w:top w:val="none" w:sz="0" w:space="0" w:color="000000"/>
-              <w:left w:val="none" w:sz="0" w:space="0" w:color="000000"/>
-              <w:right w:val="none" w:sz="0" w:space="0" w:color="000000"/>
-            </w:tcBorders>
-            <w:shd w:val="clear" w:color="auto" w:fill="FFFFFF"/>
-            <w:tcMar>
-              <w:top w:w="0" w:type="dxa"/>
-              <w:bottom w:w="0" w:type="dxa"/>
-              <w:left w:w="0" w:type="dxa"/>
-              <w:right w:w="0" w:type="dxa"/>
-            </w:tcMar>
-            <w:vAlign w:val="top"/>
-          </w:tcPr>
-          <w:p>
-            <w:pPr>
-              <w:pStyle w:val="Normal"/>
-              <w:jc w:val="center"/>
-              <w:pBdr>
-                <w:bottom w:val="none" w:sz="0" w:space="0" w:color="000000"/>
-                <w:top w:val="none" w:sz="0" w:space="0" w:color="000000"/>
-                <w:left w:val="none" w:sz="0" w:space="0" w:color="000000"/>
-                <w:right w:val="none" w:sz="0" w:space="0" w:color="000000"/>
-              </w:pBdr>
-              <w:spacing w:after="100" w:before="100" w:line="240"/>
-              <w:ind w:left="100" w:right="100" w:firstLine="0" w:firstLineChars="0"/>
-              <w:rPr>
-                <w:rFonts w:ascii="Helvetica" w:hAnsi="Helvetica" w:eastAsia="Helvetica" w:cs="Helvetica"/>
-                <w:i w:val="false"/>
-                <w:b w:val="false"/>
-                <w:u w:val="none"/>
-                <w:sz w:val="22"/>
-                <w:szCs w:val="22"/>
-                <w:color w:val="000000"/>
-              </w:rPr>
-            </w:pPr>
-            <w:r>
-              <w:rPr>
-                <w:rFonts w:ascii="Helvetica" w:hAnsi="Helvetica" w:eastAsia="Helvetica" w:cs="Helvetica"/>
-                <w:i w:val="false"/>
-                <w:b w:val="false"/>
-                <w:u w:val="none"/>
-                <w:sz w:val="22"/>
-                <w:szCs w:val="22"/>
-                <w:color w:val="000000"/>
-              </w:rPr>
-              <w:t xml:space="preserve">0.25, 4.96</w:t>
-            </w:r>
-          </w:p>
-        </w:tc>
-        <w:tc>
-          <w:tcPr>
-            <w:tcBorders>
-              <w:bottom w:val="none" w:sz="0" w:space="0" w:color="000000"/>
-              <w:top w:val="none" w:sz="0" w:space="0" w:color="000000"/>
-              <w:left w:val="none" w:sz="0" w:space="0" w:color="000000"/>
-              <w:right w:val="none" w:sz="0" w:space="0" w:color="000000"/>
-            </w:tcBorders>
-            <w:shd w:val="clear" w:color="auto" w:fill="FFFFFF"/>
-            <w:tcMar>
-              <w:top w:w="0" w:type="dxa"/>
-              <w:bottom w:w="0" w:type="dxa"/>
-              <w:left w:w="0" w:type="dxa"/>
-              <w:right w:w="0" w:type="dxa"/>
-            </w:tcMar>
-            <w:vAlign w:val="top"/>
-          </w:tcPr>
-          <w:p>
-            <w:pPr>
-              <w:pStyle w:val="Normal"/>
-              <w:jc w:val="center"/>
-              <w:pBdr>
-                <w:bottom w:val="none" w:sz="0" w:space="0" w:color="000000"/>
-                <w:top w:val="none" w:sz="0" w:space="0" w:color="000000"/>
-                <w:left w:val="none" w:sz="0" w:space="0" w:color="000000"/>
-                <w:right w:val="none" w:sz="0" w:space="0" w:color="000000"/>
-              </w:pBdr>
-              <w:spacing w:after="100" w:before="100" w:line="240"/>
-              <w:ind w:left="100" w:right="100" w:firstLine="0" w:firstLineChars="0"/>
-              <w:rPr>
-                <w:rFonts w:ascii="Helvetica" w:hAnsi="Helvetica" w:eastAsia="Helvetica" w:cs="Helvetica"/>
-                <w:i w:val="false"/>
-                <w:b w:val="false"/>
-                <w:u w:val="none"/>
-                <w:sz w:val="22"/>
-                <w:szCs w:val="22"/>
-                <w:color w:val="000000"/>
-              </w:rPr>
-            </w:pPr>
-            <w:r>
-              <w:rPr>
-                <w:rFonts w:ascii="Helvetica" w:hAnsi="Helvetica" w:eastAsia="Helvetica" w:cs="Helvetica"/>
-                <w:i w:val="false"/>
-                <w:b w:val="false"/>
-                <w:u w:val="none"/>
-                <w:sz w:val="22"/>
-                <w:szCs w:val="22"/>
-                <w:color w:val="000000"/>
-              </w:rPr>
-              <w:t xml:space="preserve">0.890</w:t>
+              <w:t xml:space="preserve">1.06</w:t>
+            </w:r>
+          </w:p>
+        </w:tc>
+        <w:tc>
+          <w:tcPr>
+            <w:tcBorders>
+              <w:bottom w:val="none" w:sz="0" w:space="0" w:color="000000"/>
+              <w:top w:val="none" w:sz="0" w:space="0" w:color="000000"/>
+              <w:left w:val="none" w:sz="0" w:space="0" w:color="000000"/>
+              <w:right w:val="none" w:sz="0" w:space="0" w:color="000000"/>
+            </w:tcBorders>
+            <w:shd w:val="clear" w:color="auto" w:fill="FFFFFF"/>
+            <w:tcMar>
+              <w:top w:w="0" w:type="dxa"/>
+              <w:bottom w:w="0" w:type="dxa"/>
+              <w:left w:w="0" w:type="dxa"/>
+              <w:right w:w="0" w:type="dxa"/>
+            </w:tcMar>
+            <w:vAlign w:val="top"/>
+          </w:tcPr>
+          <w:p>
+            <w:pPr>
+              <w:pStyle w:val="Normal"/>
+              <w:jc w:val="center"/>
+              <w:pBdr>
+                <w:bottom w:val="none" w:sz="0" w:space="0" w:color="000000"/>
+                <w:top w:val="none" w:sz="0" w:space="0" w:color="000000"/>
+                <w:left w:val="none" w:sz="0" w:space="0" w:color="000000"/>
+                <w:right w:val="none" w:sz="0" w:space="0" w:color="000000"/>
+              </w:pBdr>
+              <w:spacing w:after="100" w:before="100" w:line="240"/>
+              <w:ind w:left="100" w:right="100" w:firstLine="0" w:firstLineChars="0"/>
+              <w:rPr>
+                <w:rFonts w:ascii="Helvetica" w:hAnsi="Helvetica" w:eastAsia="Helvetica" w:cs="Helvetica"/>
+                <w:i w:val="false"/>
+                <w:b w:val="false"/>
+                <w:u w:val="none"/>
+                <w:sz w:val="22"/>
+                <w:szCs w:val="22"/>
+                <w:color w:val="000000"/>
+              </w:rPr>
+            </w:pPr>
+            <w:r>
+              <w:rPr>
+                <w:rFonts w:ascii="Helvetica" w:hAnsi="Helvetica" w:eastAsia="Helvetica" w:cs="Helvetica"/>
+                <w:i w:val="false"/>
+                <w:b w:val="false"/>
+                <w:u w:val="none"/>
+                <w:sz w:val="22"/>
+                <w:szCs w:val="22"/>
+                <w:color w:val="000000"/>
+              </w:rPr>
+              <w:t xml:space="preserve">0.24, 4.72</w:t>
+            </w:r>
+          </w:p>
+        </w:tc>
+        <w:tc>
+          <w:tcPr>
+            <w:tcBorders>
+              <w:bottom w:val="none" w:sz="0" w:space="0" w:color="000000"/>
+              <w:top w:val="none" w:sz="0" w:space="0" w:color="000000"/>
+              <w:left w:val="none" w:sz="0" w:space="0" w:color="000000"/>
+              <w:right w:val="none" w:sz="0" w:space="0" w:color="000000"/>
+            </w:tcBorders>
+            <w:shd w:val="clear" w:color="auto" w:fill="FFFFFF"/>
+            <w:tcMar>
+              <w:top w:w="0" w:type="dxa"/>
+              <w:bottom w:w="0" w:type="dxa"/>
+              <w:left w:w="0" w:type="dxa"/>
+              <w:right w:w="0" w:type="dxa"/>
+            </w:tcMar>
+            <w:vAlign w:val="top"/>
+          </w:tcPr>
+          <w:p>
+            <w:pPr>
+              <w:pStyle w:val="Normal"/>
+              <w:jc w:val="center"/>
+              <w:pBdr>
+                <w:bottom w:val="none" w:sz="0" w:space="0" w:color="000000"/>
+                <w:top w:val="none" w:sz="0" w:space="0" w:color="000000"/>
+                <w:left w:val="none" w:sz="0" w:space="0" w:color="000000"/>
+                <w:right w:val="none" w:sz="0" w:space="0" w:color="000000"/>
+              </w:pBdr>
+              <w:spacing w:after="100" w:before="100" w:line="240"/>
+              <w:ind w:left="100" w:right="100" w:firstLine="0" w:firstLineChars="0"/>
+              <w:rPr>
+                <w:rFonts w:ascii="Helvetica" w:hAnsi="Helvetica" w:eastAsia="Helvetica" w:cs="Helvetica"/>
+                <w:i w:val="false"/>
+                <w:b w:val="false"/>
+                <w:u w:val="none"/>
+                <w:sz w:val="22"/>
+                <w:szCs w:val="22"/>
+                <w:color w:val="000000"/>
+              </w:rPr>
+            </w:pPr>
+            <w:r>
+              <w:rPr>
+                <w:rFonts w:ascii="Helvetica" w:hAnsi="Helvetica" w:eastAsia="Helvetica" w:cs="Helvetica"/>
+                <w:i w:val="false"/>
+                <w:b w:val="false"/>
+                <w:u w:val="none"/>
+                <w:sz w:val="22"/>
+                <w:szCs w:val="22"/>
+                <w:color w:val="000000"/>
+              </w:rPr>
+              <w:t xml:space="preserve">0.940</w:t>
             </w:r>
           </w:p>
         </w:tc>
@@ -8348,113 +8348,113 @@
                 <w:szCs w:val="22"/>
                 <w:color w:val="000000"/>
               </w:rPr>
-              <w:t xml:space="preserve">2.47</w:t>
-            </w:r>
-          </w:p>
-        </w:tc>
-        <w:tc>
-          <w:tcPr>
-            <w:tcBorders>
-              <w:bottom w:val="none" w:sz="0" w:space="0" w:color="000000"/>
-              <w:top w:val="none" w:sz="0" w:space="0" w:color="000000"/>
-              <w:left w:val="none" w:sz="0" w:space="0" w:color="000000"/>
-              <w:right w:val="none" w:sz="0" w:space="0" w:color="000000"/>
-            </w:tcBorders>
-            <w:shd w:val="clear" w:color="auto" w:fill="FFFFFF"/>
-            <w:tcMar>
-              <w:top w:w="0" w:type="dxa"/>
-              <w:bottom w:w="0" w:type="dxa"/>
-              <w:left w:w="0" w:type="dxa"/>
-              <w:right w:w="0" w:type="dxa"/>
-            </w:tcMar>
-            <w:vAlign w:val="top"/>
-          </w:tcPr>
-          <w:p>
-            <w:pPr>
-              <w:pStyle w:val="Normal"/>
-              <w:jc w:val="center"/>
-              <w:pBdr>
-                <w:bottom w:val="none" w:sz="0" w:space="0" w:color="000000"/>
-                <w:top w:val="none" w:sz="0" w:space="0" w:color="000000"/>
-                <w:left w:val="none" w:sz="0" w:space="0" w:color="000000"/>
-                <w:right w:val="none" w:sz="0" w:space="0" w:color="000000"/>
-              </w:pBdr>
-              <w:spacing w:after="100" w:before="100" w:line="240"/>
-              <w:ind w:left="100" w:right="100" w:firstLine="0" w:firstLineChars="0"/>
-              <w:rPr>
-                <w:rFonts w:ascii="Helvetica" w:hAnsi="Helvetica" w:eastAsia="Helvetica" w:cs="Helvetica"/>
-                <w:i w:val="false"/>
-                <w:b w:val="false"/>
-                <w:u w:val="none"/>
-                <w:sz w:val="22"/>
-                <w:szCs w:val="22"/>
-                <w:color w:val="000000"/>
-              </w:rPr>
-            </w:pPr>
-            <w:r>
-              <w:rPr>
-                <w:rFonts w:ascii="Helvetica" w:hAnsi="Helvetica" w:eastAsia="Helvetica" w:cs="Helvetica"/>
-                <w:i w:val="false"/>
-                <w:b w:val="false"/>
-                <w:u w:val="none"/>
-                <w:sz w:val="22"/>
-                <w:szCs w:val="22"/>
-                <w:color w:val="000000"/>
-              </w:rPr>
-              <w:t xml:space="preserve">0.36, 16.8</w:t>
-            </w:r>
-          </w:p>
-        </w:tc>
-        <w:tc>
-          <w:tcPr>
-            <w:tcBorders>
-              <w:bottom w:val="none" w:sz="0" w:space="0" w:color="000000"/>
-              <w:top w:val="none" w:sz="0" w:space="0" w:color="000000"/>
-              <w:left w:val="none" w:sz="0" w:space="0" w:color="000000"/>
-              <w:right w:val="none" w:sz="0" w:space="0" w:color="000000"/>
-            </w:tcBorders>
-            <w:shd w:val="clear" w:color="auto" w:fill="FFFFFF"/>
-            <w:tcMar>
-              <w:top w:w="0" w:type="dxa"/>
-              <w:bottom w:w="0" w:type="dxa"/>
-              <w:left w:w="0" w:type="dxa"/>
-              <w:right w:w="0" w:type="dxa"/>
-            </w:tcMar>
-            <w:vAlign w:val="top"/>
-          </w:tcPr>
-          <w:p>
-            <w:pPr>
-              <w:pStyle w:val="Normal"/>
-              <w:jc w:val="center"/>
-              <w:pBdr>
-                <w:bottom w:val="none" w:sz="0" w:space="0" w:color="000000"/>
-                <w:top w:val="none" w:sz="0" w:space="0" w:color="000000"/>
-                <w:left w:val="none" w:sz="0" w:space="0" w:color="000000"/>
-                <w:right w:val="none" w:sz="0" w:space="0" w:color="000000"/>
-              </w:pBdr>
-              <w:spacing w:after="100" w:before="100" w:line="240"/>
-              <w:ind w:left="100" w:right="100" w:firstLine="0" w:firstLineChars="0"/>
-              <w:rPr>
-                <w:rFonts w:ascii="Helvetica" w:hAnsi="Helvetica" w:eastAsia="Helvetica" w:cs="Helvetica"/>
-                <w:i w:val="false"/>
-                <w:b w:val="false"/>
-                <w:u w:val="none"/>
-                <w:sz w:val="22"/>
-                <w:szCs w:val="22"/>
-                <w:color w:val="000000"/>
-              </w:rPr>
-            </w:pPr>
-            <w:r>
-              <w:rPr>
-                <w:rFonts w:ascii="Helvetica" w:hAnsi="Helvetica" w:eastAsia="Helvetica" w:cs="Helvetica"/>
-                <w:i w:val="false"/>
-                <w:b w:val="false"/>
-                <w:u w:val="none"/>
-                <w:sz w:val="22"/>
-                <w:szCs w:val="22"/>
-                <w:color w:val="000000"/>
-              </w:rPr>
-              <w:t xml:space="preserve">0.350</w:t>
+              <w:t xml:space="preserve">2.48</w:t>
+            </w:r>
+          </w:p>
+        </w:tc>
+        <w:tc>
+          <w:tcPr>
+            <w:tcBorders>
+              <w:bottom w:val="none" w:sz="0" w:space="0" w:color="000000"/>
+              <w:top w:val="none" w:sz="0" w:space="0" w:color="000000"/>
+              <w:left w:val="none" w:sz="0" w:space="0" w:color="000000"/>
+              <w:right w:val="none" w:sz="0" w:space="0" w:color="000000"/>
+            </w:tcBorders>
+            <w:shd w:val="clear" w:color="auto" w:fill="FFFFFF"/>
+            <w:tcMar>
+              <w:top w:w="0" w:type="dxa"/>
+              <w:bottom w:w="0" w:type="dxa"/>
+              <w:left w:w="0" w:type="dxa"/>
+              <w:right w:w="0" w:type="dxa"/>
+            </w:tcMar>
+            <w:vAlign w:val="top"/>
+          </w:tcPr>
+          <w:p>
+            <w:pPr>
+              <w:pStyle w:val="Normal"/>
+              <w:jc w:val="center"/>
+              <w:pBdr>
+                <w:bottom w:val="none" w:sz="0" w:space="0" w:color="000000"/>
+                <w:top w:val="none" w:sz="0" w:space="0" w:color="000000"/>
+                <w:left w:val="none" w:sz="0" w:space="0" w:color="000000"/>
+                <w:right w:val="none" w:sz="0" w:space="0" w:color="000000"/>
+              </w:pBdr>
+              <w:spacing w:after="100" w:before="100" w:line="240"/>
+              <w:ind w:left="100" w:right="100" w:firstLine="0" w:firstLineChars="0"/>
+              <w:rPr>
+                <w:rFonts w:ascii="Helvetica" w:hAnsi="Helvetica" w:eastAsia="Helvetica" w:cs="Helvetica"/>
+                <w:i w:val="false"/>
+                <w:b w:val="false"/>
+                <w:u w:val="none"/>
+                <w:sz w:val="22"/>
+                <w:szCs w:val="22"/>
+                <w:color w:val="000000"/>
+              </w:rPr>
+            </w:pPr>
+            <w:r>
+              <w:rPr>
+                <w:rFonts w:ascii="Helvetica" w:hAnsi="Helvetica" w:eastAsia="Helvetica" w:cs="Helvetica"/>
+                <w:i w:val="false"/>
+                <w:b w:val="false"/>
+                <w:u w:val="none"/>
+                <w:sz w:val="22"/>
+                <w:szCs w:val="22"/>
+                <w:color w:val="000000"/>
+              </w:rPr>
+              <w:t xml:space="preserve">0.36, 17.0</w:t>
+            </w:r>
+          </w:p>
+        </w:tc>
+        <w:tc>
+          <w:tcPr>
+            <w:tcBorders>
+              <w:bottom w:val="none" w:sz="0" w:space="0" w:color="000000"/>
+              <w:top w:val="none" w:sz="0" w:space="0" w:color="000000"/>
+              <w:left w:val="none" w:sz="0" w:space="0" w:color="000000"/>
+              <w:right w:val="none" w:sz="0" w:space="0" w:color="000000"/>
+            </w:tcBorders>
+            <w:shd w:val="clear" w:color="auto" w:fill="FFFFFF"/>
+            <w:tcMar>
+              <w:top w:w="0" w:type="dxa"/>
+              <w:bottom w:w="0" w:type="dxa"/>
+              <w:left w:w="0" w:type="dxa"/>
+              <w:right w:w="0" w:type="dxa"/>
+            </w:tcMar>
+            <w:vAlign w:val="top"/>
+          </w:tcPr>
+          <w:p>
+            <w:pPr>
+              <w:pStyle w:val="Normal"/>
+              <w:jc w:val="center"/>
+              <w:pBdr>
+                <w:bottom w:val="none" w:sz="0" w:space="0" w:color="000000"/>
+                <w:top w:val="none" w:sz="0" w:space="0" w:color="000000"/>
+                <w:left w:val="none" w:sz="0" w:space="0" w:color="000000"/>
+                <w:right w:val="none" w:sz="0" w:space="0" w:color="000000"/>
+              </w:pBdr>
+              <w:spacing w:after="100" w:before="100" w:line="240"/>
+              <w:ind w:left="100" w:right="100" w:firstLine="0" w:firstLineChars="0"/>
+              <w:rPr>
+                <w:rFonts w:ascii="Helvetica" w:hAnsi="Helvetica" w:eastAsia="Helvetica" w:cs="Helvetica"/>
+                <w:i w:val="false"/>
+                <w:b w:val="false"/>
+                <w:u w:val="none"/>
+                <w:sz w:val="22"/>
+                <w:szCs w:val="22"/>
+                <w:color w:val="000000"/>
+              </w:rPr>
+            </w:pPr>
+            <w:r>
+              <w:rPr>
+                <w:rFonts w:ascii="Helvetica" w:hAnsi="Helvetica" w:eastAsia="Helvetica" w:cs="Helvetica"/>
+                <w:i w:val="false"/>
+                <w:b w:val="false"/>
+                <w:u w:val="none"/>
+                <w:sz w:val="22"/>
+                <w:szCs w:val="22"/>
+                <w:color w:val="000000"/>
+              </w:rPr>
+              <w:t xml:space="preserve">0.360</w:t>
             </w:r>
           </w:p>
         </w:tc>
@@ -8619,113 +8619,113 @@
                 <w:szCs w:val="22"/>
                 <w:color w:val="000000"/>
               </w:rPr>
-              <w:t xml:space="preserve">1.40</w:t>
-            </w:r>
-          </w:p>
-        </w:tc>
-        <w:tc>
-          <w:tcPr>
-            <w:tcBorders>
-              <w:bottom w:val="none" w:sz="0" w:space="0" w:color="000000"/>
-              <w:top w:val="none" w:sz="0" w:space="0" w:color="000000"/>
-              <w:left w:val="none" w:sz="0" w:space="0" w:color="000000"/>
-              <w:right w:val="none" w:sz="0" w:space="0" w:color="000000"/>
-            </w:tcBorders>
-            <w:shd w:val="clear" w:color="auto" w:fill="FFFFFF"/>
-            <w:tcMar>
-              <w:top w:w="0" w:type="dxa"/>
-              <w:bottom w:w="0" w:type="dxa"/>
-              <w:left w:w="0" w:type="dxa"/>
-              <w:right w:w="0" w:type="dxa"/>
-            </w:tcMar>
-            <w:vAlign w:val="top"/>
-          </w:tcPr>
-          <w:p>
-            <w:pPr>
-              <w:pStyle w:val="Normal"/>
-              <w:jc w:val="center"/>
-              <w:pBdr>
-                <w:bottom w:val="none" w:sz="0" w:space="0" w:color="000000"/>
-                <w:top w:val="none" w:sz="0" w:space="0" w:color="000000"/>
-                <w:left w:val="none" w:sz="0" w:space="0" w:color="000000"/>
-                <w:right w:val="none" w:sz="0" w:space="0" w:color="000000"/>
-              </w:pBdr>
-              <w:spacing w:after="100" w:before="100" w:line="240"/>
-              <w:ind w:left="100" w:right="100" w:firstLine="0" w:firstLineChars="0"/>
-              <w:rPr>
-                <w:rFonts w:ascii="Helvetica" w:hAnsi="Helvetica" w:eastAsia="Helvetica" w:cs="Helvetica"/>
-                <w:i w:val="false"/>
-                <w:b w:val="false"/>
-                <w:u w:val="none"/>
-                <w:sz w:val="22"/>
-                <w:szCs w:val="22"/>
-                <w:color w:val="000000"/>
-              </w:rPr>
-            </w:pPr>
-            <w:r>
-              <w:rPr>
-                <w:rFonts w:ascii="Helvetica" w:hAnsi="Helvetica" w:eastAsia="Helvetica" w:cs="Helvetica"/>
-                <w:i w:val="false"/>
-                <w:b w:val="false"/>
-                <w:u w:val="none"/>
-                <w:sz w:val="22"/>
-                <w:szCs w:val="22"/>
-                <w:color w:val="000000"/>
-              </w:rPr>
-              <w:t xml:space="preserve">0.17, 11.3</w:t>
-            </w:r>
-          </w:p>
-        </w:tc>
-        <w:tc>
-          <w:tcPr>
-            <w:tcBorders>
-              <w:bottom w:val="none" w:sz="0" w:space="0" w:color="000000"/>
-              <w:top w:val="none" w:sz="0" w:space="0" w:color="000000"/>
-              <w:left w:val="none" w:sz="0" w:space="0" w:color="000000"/>
-              <w:right w:val="none" w:sz="0" w:space="0" w:color="000000"/>
-            </w:tcBorders>
-            <w:shd w:val="clear" w:color="auto" w:fill="FFFFFF"/>
-            <w:tcMar>
-              <w:top w:w="0" w:type="dxa"/>
-              <w:bottom w:w="0" w:type="dxa"/>
-              <w:left w:w="0" w:type="dxa"/>
-              <w:right w:w="0" w:type="dxa"/>
-            </w:tcMar>
-            <w:vAlign w:val="top"/>
-          </w:tcPr>
-          <w:p>
-            <w:pPr>
-              <w:pStyle w:val="Normal"/>
-              <w:jc w:val="center"/>
-              <w:pBdr>
-                <w:bottom w:val="none" w:sz="0" w:space="0" w:color="000000"/>
-                <w:top w:val="none" w:sz="0" w:space="0" w:color="000000"/>
-                <w:left w:val="none" w:sz="0" w:space="0" w:color="000000"/>
-                <w:right w:val="none" w:sz="0" w:space="0" w:color="000000"/>
-              </w:pBdr>
-              <w:spacing w:after="100" w:before="100" w:line="240"/>
-              <w:ind w:left="100" w:right="100" w:firstLine="0" w:firstLineChars="0"/>
-              <w:rPr>
-                <w:rFonts w:ascii="Helvetica" w:hAnsi="Helvetica" w:eastAsia="Helvetica" w:cs="Helvetica"/>
-                <w:i w:val="false"/>
-                <w:b w:val="false"/>
-                <w:u w:val="none"/>
-                <w:sz w:val="22"/>
-                <w:szCs w:val="22"/>
-                <w:color w:val="000000"/>
-              </w:rPr>
-            </w:pPr>
-            <w:r>
-              <w:rPr>
-                <w:rFonts w:ascii="Helvetica" w:hAnsi="Helvetica" w:eastAsia="Helvetica" w:cs="Helvetica"/>
-                <w:i w:val="false"/>
-                <w:b w:val="false"/>
-                <w:u w:val="none"/>
-                <w:sz w:val="22"/>
-                <w:szCs w:val="22"/>
-                <w:color w:val="000000"/>
-              </w:rPr>
-              <w:t xml:space="preserve">0.750</w:t>
+              <w:t xml:space="preserve">1.33</w:t>
+            </w:r>
+          </w:p>
+        </w:tc>
+        <w:tc>
+          <w:tcPr>
+            <w:tcBorders>
+              <w:bottom w:val="none" w:sz="0" w:space="0" w:color="000000"/>
+              <w:top w:val="none" w:sz="0" w:space="0" w:color="000000"/>
+              <w:left w:val="none" w:sz="0" w:space="0" w:color="000000"/>
+              <w:right w:val="none" w:sz="0" w:space="0" w:color="000000"/>
+            </w:tcBorders>
+            <w:shd w:val="clear" w:color="auto" w:fill="FFFFFF"/>
+            <w:tcMar>
+              <w:top w:w="0" w:type="dxa"/>
+              <w:bottom w:w="0" w:type="dxa"/>
+              <w:left w:w="0" w:type="dxa"/>
+              <w:right w:w="0" w:type="dxa"/>
+            </w:tcMar>
+            <w:vAlign w:val="top"/>
+          </w:tcPr>
+          <w:p>
+            <w:pPr>
+              <w:pStyle w:val="Normal"/>
+              <w:jc w:val="center"/>
+              <w:pBdr>
+                <w:bottom w:val="none" w:sz="0" w:space="0" w:color="000000"/>
+                <w:top w:val="none" w:sz="0" w:space="0" w:color="000000"/>
+                <w:left w:val="none" w:sz="0" w:space="0" w:color="000000"/>
+                <w:right w:val="none" w:sz="0" w:space="0" w:color="000000"/>
+              </w:pBdr>
+              <w:spacing w:after="100" w:before="100" w:line="240"/>
+              <w:ind w:left="100" w:right="100" w:firstLine="0" w:firstLineChars="0"/>
+              <w:rPr>
+                <w:rFonts w:ascii="Helvetica" w:hAnsi="Helvetica" w:eastAsia="Helvetica" w:cs="Helvetica"/>
+                <w:i w:val="false"/>
+                <w:b w:val="false"/>
+                <w:u w:val="none"/>
+                <w:sz w:val="22"/>
+                <w:szCs w:val="22"/>
+                <w:color w:val="000000"/>
+              </w:rPr>
+            </w:pPr>
+            <w:r>
+              <w:rPr>
+                <w:rFonts w:ascii="Helvetica" w:hAnsi="Helvetica" w:eastAsia="Helvetica" w:cs="Helvetica"/>
+                <w:i w:val="false"/>
+                <w:b w:val="false"/>
+                <w:u w:val="none"/>
+                <w:sz w:val="22"/>
+                <w:szCs w:val="22"/>
+                <w:color w:val="000000"/>
+              </w:rPr>
+              <w:t xml:space="preserve">0.16, 10.8</w:t>
+            </w:r>
+          </w:p>
+        </w:tc>
+        <w:tc>
+          <w:tcPr>
+            <w:tcBorders>
+              <w:bottom w:val="none" w:sz="0" w:space="0" w:color="000000"/>
+              <w:top w:val="none" w:sz="0" w:space="0" w:color="000000"/>
+              <w:left w:val="none" w:sz="0" w:space="0" w:color="000000"/>
+              <w:right w:val="none" w:sz="0" w:space="0" w:color="000000"/>
+            </w:tcBorders>
+            <w:shd w:val="clear" w:color="auto" w:fill="FFFFFF"/>
+            <w:tcMar>
+              <w:top w:w="0" w:type="dxa"/>
+              <w:bottom w:w="0" w:type="dxa"/>
+              <w:left w:w="0" w:type="dxa"/>
+              <w:right w:w="0" w:type="dxa"/>
+            </w:tcMar>
+            <w:vAlign w:val="top"/>
+          </w:tcPr>
+          <w:p>
+            <w:pPr>
+              <w:pStyle w:val="Normal"/>
+              <w:jc w:val="center"/>
+              <w:pBdr>
+                <w:bottom w:val="none" w:sz="0" w:space="0" w:color="000000"/>
+                <w:top w:val="none" w:sz="0" w:space="0" w:color="000000"/>
+                <w:left w:val="none" w:sz="0" w:space="0" w:color="000000"/>
+                <w:right w:val="none" w:sz="0" w:space="0" w:color="000000"/>
+              </w:pBdr>
+              <w:spacing w:after="100" w:before="100" w:line="240"/>
+              <w:ind w:left="100" w:right="100" w:firstLine="0" w:firstLineChars="0"/>
+              <w:rPr>
+                <w:rFonts w:ascii="Helvetica" w:hAnsi="Helvetica" w:eastAsia="Helvetica" w:cs="Helvetica"/>
+                <w:i w:val="false"/>
+                <w:b w:val="false"/>
+                <w:u w:val="none"/>
+                <w:sz w:val="22"/>
+                <w:szCs w:val="22"/>
+                <w:color w:val="000000"/>
+              </w:rPr>
+            </w:pPr>
+            <w:r>
+              <w:rPr>
+                <w:rFonts w:ascii="Helvetica" w:hAnsi="Helvetica" w:eastAsia="Helvetica" w:cs="Helvetica"/>
+                <w:i w:val="false"/>
+                <w:b w:val="false"/>
+                <w:u w:val="none"/>
+                <w:sz w:val="22"/>
+                <w:szCs w:val="22"/>
+                <w:color w:val="000000"/>
+              </w:rPr>
+              <w:t xml:space="preserve">0.790</w:t>
             </w:r>
           </w:p>
         </w:tc>
@@ -8831,113 +8831,113 @@
                 <w:szCs w:val="22"/>
                 <w:color w:val="000000"/>
               </w:rPr>
-              <w:t xml:space="preserve">2.38</w:t>
-            </w:r>
-          </w:p>
-        </w:tc>
-        <w:tc>
-          <w:tcPr>
-            <w:tcBorders>
-              <w:bottom w:val="none" w:sz="0" w:space="0" w:color="000000"/>
-              <w:top w:val="none" w:sz="0" w:space="0" w:color="000000"/>
-              <w:left w:val="none" w:sz="0" w:space="0" w:color="000000"/>
-              <w:right w:val="none" w:sz="0" w:space="0" w:color="000000"/>
-            </w:tcBorders>
-            <w:shd w:val="clear" w:color="auto" w:fill="FFFFFF"/>
-            <w:tcMar>
-              <w:top w:w="0" w:type="dxa"/>
-              <w:bottom w:w="0" w:type="dxa"/>
-              <w:left w:w="0" w:type="dxa"/>
-              <w:right w:w="0" w:type="dxa"/>
-            </w:tcMar>
-            <w:vAlign w:val="top"/>
-          </w:tcPr>
-          <w:p>
-            <w:pPr>
-              <w:pStyle w:val="Normal"/>
-              <w:jc w:val="center"/>
-              <w:pBdr>
-                <w:bottom w:val="none" w:sz="0" w:space="0" w:color="000000"/>
-                <w:top w:val="none" w:sz="0" w:space="0" w:color="000000"/>
-                <w:left w:val="none" w:sz="0" w:space="0" w:color="000000"/>
-                <w:right w:val="none" w:sz="0" w:space="0" w:color="000000"/>
-              </w:pBdr>
-              <w:spacing w:after="100" w:before="100" w:line="240"/>
-              <w:ind w:left="100" w:right="100" w:firstLine="0" w:firstLineChars="0"/>
-              <w:rPr>
-                <w:rFonts w:ascii="Helvetica" w:hAnsi="Helvetica" w:eastAsia="Helvetica" w:cs="Helvetica"/>
-                <w:i w:val="false"/>
-                <w:b w:val="false"/>
-                <w:u w:val="none"/>
-                <w:sz w:val="22"/>
-                <w:szCs w:val="22"/>
-                <w:color w:val="000000"/>
-              </w:rPr>
-            </w:pPr>
-            <w:r>
-              <w:rPr>
-                <w:rFonts w:ascii="Helvetica" w:hAnsi="Helvetica" w:eastAsia="Helvetica" w:cs="Helvetica"/>
-                <w:i w:val="false"/>
-                <w:b w:val="false"/>
-                <w:u w:val="none"/>
-                <w:sz w:val="22"/>
-                <w:szCs w:val="22"/>
-                <w:color w:val="000000"/>
-              </w:rPr>
-              <w:t xml:space="preserve">0.22, 25.9</w:t>
-            </w:r>
-          </w:p>
-        </w:tc>
-        <w:tc>
-          <w:tcPr>
-            <w:tcBorders>
-              <w:bottom w:val="none" w:sz="0" w:space="0" w:color="000000"/>
-              <w:top w:val="none" w:sz="0" w:space="0" w:color="000000"/>
-              <w:left w:val="none" w:sz="0" w:space="0" w:color="000000"/>
-              <w:right w:val="none" w:sz="0" w:space="0" w:color="000000"/>
-            </w:tcBorders>
-            <w:shd w:val="clear" w:color="auto" w:fill="FFFFFF"/>
-            <w:tcMar>
-              <w:top w:w="0" w:type="dxa"/>
-              <w:bottom w:w="0" w:type="dxa"/>
-              <w:left w:w="0" w:type="dxa"/>
-              <w:right w:w="0" w:type="dxa"/>
-            </w:tcMar>
-            <w:vAlign w:val="top"/>
-          </w:tcPr>
-          <w:p>
-            <w:pPr>
-              <w:pStyle w:val="Normal"/>
-              <w:jc w:val="center"/>
-              <w:pBdr>
-                <w:bottom w:val="none" w:sz="0" w:space="0" w:color="000000"/>
-                <w:top w:val="none" w:sz="0" w:space="0" w:color="000000"/>
-                <w:left w:val="none" w:sz="0" w:space="0" w:color="000000"/>
-                <w:right w:val="none" w:sz="0" w:space="0" w:color="000000"/>
-              </w:pBdr>
-              <w:spacing w:after="100" w:before="100" w:line="240"/>
-              <w:ind w:left="100" w:right="100" w:firstLine="0" w:firstLineChars="0"/>
-              <w:rPr>
-                <w:rFonts w:ascii="Helvetica" w:hAnsi="Helvetica" w:eastAsia="Helvetica" w:cs="Helvetica"/>
-                <w:i w:val="false"/>
-                <w:b w:val="false"/>
-                <w:u w:val="none"/>
-                <w:sz w:val="22"/>
-                <w:szCs w:val="22"/>
-                <w:color w:val="000000"/>
-              </w:rPr>
-            </w:pPr>
-            <w:r>
-              <w:rPr>
-                <w:rFonts w:ascii="Helvetica" w:hAnsi="Helvetica" w:eastAsia="Helvetica" w:cs="Helvetica"/>
-                <w:i w:val="false"/>
-                <w:b w:val="false"/>
-                <w:u w:val="none"/>
-                <w:sz w:val="22"/>
-                <w:szCs w:val="22"/>
-                <w:color w:val="000000"/>
-              </w:rPr>
-              <w:t xml:space="preserve">0.480</w:t>
+              <w:t xml:space="preserve">2.35</w:t>
+            </w:r>
+          </w:p>
+        </w:tc>
+        <w:tc>
+          <w:tcPr>
+            <w:tcBorders>
+              <w:bottom w:val="none" w:sz="0" w:space="0" w:color="000000"/>
+              <w:top w:val="none" w:sz="0" w:space="0" w:color="000000"/>
+              <w:left w:val="none" w:sz="0" w:space="0" w:color="000000"/>
+              <w:right w:val="none" w:sz="0" w:space="0" w:color="000000"/>
+            </w:tcBorders>
+            <w:shd w:val="clear" w:color="auto" w:fill="FFFFFF"/>
+            <w:tcMar>
+              <w:top w:w="0" w:type="dxa"/>
+              <w:bottom w:w="0" w:type="dxa"/>
+              <w:left w:w="0" w:type="dxa"/>
+              <w:right w:w="0" w:type="dxa"/>
+            </w:tcMar>
+            <w:vAlign w:val="top"/>
+          </w:tcPr>
+          <w:p>
+            <w:pPr>
+              <w:pStyle w:val="Normal"/>
+              <w:jc w:val="center"/>
+              <w:pBdr>
+                <w:bottom w:val="none" w:sz="0" w:space="0" w:color="000000"/>
+                <w:top w:val="none" w:sz="0" w:space="0" w:color="000000"/>
+                <w:left w:val="none" w:sz="0" w:space="0" w:color="000000"/>
+                <w:right w:val="none" w:sz="0" w:space="0" w:color="000000"/>
+              </w:pBdr>
+              <w:spacing w:after="100" w:before="100" w:line="240"/>
+              <w:ind w:left="100" w:right="100" w:firstLine="0" w:firstLineChars="0"/>
+              <w:rPr>
+                <w:rFonts w:ascii="Helvetica" w:hAnsi="Helvetica" w:eastAsia="Helvetica" w:cs="Helvetica"/>
+                <w:i w:val="false"/>
+                <w:b w:val="false"/>
+                <w:u w:val="none"/>
+                <w:sz w:val="22"/>
+                <w:szCs w:val="22"/>
+                <w:color w:val="000000"/>
+              </w:rPr>
+            </w:pPr>
+            <w:r>
+              <w:rPr>
+                <w:rFonts w:ascii="Helvetica" w:hAnsi="Helvetica" w:eastAsia="Helvetica" w:cs="Helvetica"/>
+                <w:i w:val="false"/>
+                <w:b w:val="false"/>
+                <w:u w:val="none"/>
+                <w:sz w:val="22"/>
+                <w:szCs w:val="22"/>
+                <w:color w:val="000000"/>
+              </w:rPr>
+              <w:t xml:space="preserve">0.24, 23.3</w:t>
+            </w:r>
+          </w:p>
+        </w:tc>
+        <w:tc>
+          <w:tcPr>
+            <w:tcBorders>
+              <w:bottom w:val="none" w:sz="0" w:space="0" w:color="000000"/>
+              <w:top w:val="none" w:sz="0" w:space="0" w:color="000000"/>
+              <w:left w:val="none" w:sz="0" w:space="0" w:color="000000"/>
+              <w:right w:val="none" w:sz="0" w:space="0" w:color="000000"/>
+            </w:tcBorders>
+            <w:shd w:val="clear" w:color="auto" w:fill="FFFFFF"/>
+            <w:tcMar>
+              <w:top w:w="0" w:type="dxa"/>
+              <w:bottom w:w="0" w:type="dxa"/>
+              <w:left w:w="0" w:type="dxa"/>
+              <w:right w:w="0" w:type="dxa"/>
+            </w:tcMar>
+            <w:vAlign w:val="top"/>
+          </w:tcPr>
+          <w:p>
+            <w:pPr>
+              <w:pStyle w:val="Normal"/>
+              <w:jc w:val="center"/>
+              <w:pBdr>
+                <w:bottom w:val="none" w:sz="0" w:space="0" w:color="000000"/>
+                <w:top w:val="none" w:sz="0" w:space="0" w:color="000000"/>
+                <w:left w:val="none" w:sz="0" w:space="0" w:color="000000"/>
+                <w:right w:val="none" w:sz="0" w:space="0" w:color="000000"/>
+              </w:pBdr>
+              <w:spacing w:after="100" w:before="100" w:line="240"/>
+              <w:ind w:left="100" w:right="100" w:firstLine="0" w:firstLineChars="0"/>
+              <w:rPr>
+                <w:rFonts w:ascii="Helvetica" w:hAnsi="Helvetica" w:eastAsia="Helvetica" w:cs="Helvetica"/>
+                <w:i w:val="false"/>
+                <w:b w:val="false"/>
+                <w:u w:val="none"/>
+                <w:sz w:val="22"/>
+                <w:szCs w:val="22"/>
+                <w:color w:val="000000"/>
+              </w:rPr>
+            </w:pPr>
+            <w:r>
+              <w:rPr>
+                <w:rFonts w:ascii="Helvetica" w:hAnsi="Helvetica" w:eastAsia="Helvetica" w:cs="Helvetica"/>
+                <w:i w:val="false"/>
+                <w:b w:val="false"/>
+                <w:u w:val="none"/>
+                <w:sz w:val="22"/>
+                <w:szCs w:val="22"/>
+                <w:color w:val="000000"/>
+              </w:rPr>
+              <w:t xml:space="preserve">0.460</w:t>
             </w:r>
           </w:p>
         </w:tc>
@@ -9049,7 +9049,7 @@
                 <w:szCs w:val="22"/>
                 <w:color w:val="000000"/>
               </w:rPr>
-              <w:t xml:space="preserve">190</w:t>
+              <w:t xml:space="preserve">189</w:t>
             </w:r>
           </w:p>
         </w:tc>
@@ -9261,7 +9261,7 @@
                 <w:szCs w:val="22"/>
                 <w:color w:val="000000"/>
               </w:rPr>
-              <w:t xml:space="preserve">190</w:t>
+              <w:t xml:space="preserve">189</w:t>
             </w:r>
           </w:p>
         </w:tc>
@@ -10068,113 +10068,113 @@
                 <w:szCs w:val="22"/>
                 <w:color w:val="000000"/>
               </w:rPr>
-              <w:t xml:space="preserve">0.62</w:t>
-            </w:r>
-          </w:p>
-        </w:tc>
-        <w:tc>
-          <w:tcPr>
-            <w:tcBorders>
-              <w:bottom w:val="none" w:sz="0" w:space="0" w:color="000000"/>
-              <w:top w:val="none" w:sz="0" w:space="0" w:color="000000"/>
-              <w:left w:val="none" w:sz="0" w:space="0" w:color="000000"/>
-              <w:right w:val="none" w:sz="0" w:space="0" w:color="000000"/>
-            </w:tcBorders>
-            <w:shd w:val="clear" w:color="auto" w:fill="FFFFFF"/>
-            <w:tcMar>
-              <w:top w:w="0" w:type="dxa"/>
-              <w:bottom w:w="0" w:type="dxa"/>
-              <w:left w:w="0" w:type="dxa"/>
-              <w:right w:w="0" w:type="dxa"/>
-            </w:tcMar>
-            <w:vAlign w:val="top"/>
-          </w:tcPr>
-          <w:p>
-            <w:pPr>
-              <w:pStyle w:val="Normal"/>
-              <w:jc w:val="center"/>
-              <w:pBdr>
-                <w:bottom w:val="none" w:sz="0" w:space="0" w:color="000000"/>
-                <w:top w:val="none" w:sz="0" w:space="0" w:color="000000"/>
-                <w:left w:val="none" w:sz="0" w:space="0" w:color="000000"/>
-                <w:right w:val="none" w:sz="0" w:space="0" w:color="000000"/>
-              </w:pBdr>
-              <w:spacing w:after="100" w:before="100" w:line="240"/>
-              <w:ind w:left="100" w:right="100" w:firstLine="0" w:firstLineChars="0"/>
-              <w:rPr>
-                <w:rFonts w:ascii="Helvetica" w:hAnsi="Helvetica" w:eastAsia="Helvetica" w:cs="Helvetica"/>
-                <w:i w:val="false"/>
-                <w:b w:val="false"/>
-                <w:u w:val="none"/>
-                <w:sz w:val="22"/>
-                <w:szCs w:val="22"/>
-                <w:color w:val="000000"/>
-              </w:rPr>
-            </w:pPr>
-            <w:r>
-              <w:rPr>
-                <w:rFonts w:ascii="Helvetica" w:hAnsi="Helvetica" w:eastAsia="Helvetica" w:cs="Helvetica"/>
-                <w:i w:val="false"/>
-                <w:b w:val="false"/>
-                <w:u w:val="none"/>
-                <w:sz w:val="22"/>
-                <w:szCs w:val="22"/>
-                <w:color w:val="000000"/>
-              </w:rPr>
-              <w:t xml:space="preserve">0.25, 1.50</w:t>
-            </w:r>
-          </w:p>
-        </w:tc>
-        <w:tc>
-          <w:tcPr>
-            <w:tcBorders>
-              <w:bottom w:val="none" w:sz="0" w:space="0" w:color="000000"/>
-              <w:top w:val="none" w:sz="0" w:space="0" w:color="000000"/>
-              <w:left w:val="none" w:sz="0" w:space="0" w:color="000000"/>
-              <w:right w:val="none" w:sz="0" w:space="0" w:color="000000"/>
-            </w:tcBorders>
-            <w:shd w:val="clear" w:color="auto" w:fill="FFFFFF"/>
-            <w:tcMar>
-              <w:top w:w="0" w:type="dxa"/>
-              <w:bottom w:w="0" w:type="dxa"/>
-              <w:left w:w="0" w:type="dxa"/>
-              <w:right w:w="0" w:type="dxa"/>
-            </w:tcMar>
-            <w:vAlign w:val="top"/>
-          </w:tcPr>
-          <w:p>
-            <w:pPr>
-              <w:pStyle w:val="Normal"/>
-              <w:jc w:val="center"/>
-              <w:pBdr>
-                <w:bottom w:val="none" w:sz="0" w:space="0" w:color="000000"/>
-                <w:top w:val="none" w:sz="0" w:space="0" w:color="000000"/>
-                <w:left w:val="none" w:sz="0" w:space="0" w:color="000000"/>
-                <w:right w:val="none" w:sz="0" w:space="0" w:color="000000"/>
-              </w:pBdr>
-              <w:spacing w:after="100" w:before="100" w:line="240"/>
-              <w:ind w:left="100" w:right="100" w:firstLine="0" w:firstLineChars="0"/>
-              <w:rPr>
-                <w:rFonts w:ascii="Helvetica" w:hAnsi="Helvetica" w:eastAsia="Helvetica" w:cs="Helvetica"/>
-                <w:i w:val="false"/>
-                <w:b w:val="false"/>
-                <w:u w:val="none"/>
-                <w:sz w:val="22"/>
-                <w:szCs w:val="22"/>
-                <w:color w:val="000000"/>
-              </w:rPr>
-            </w:pPr>
-            <w:r>
-              <w:rPr>
-                <w:rFonts w:ascii="Helvetica" w:hAnsi="Helvetica" w:eastAsia="Helvetica" w:cs="Helvetica"/>
-                <w:i w:val="false"/>
-                <w:b w:val="false"/>
-                <w:u w:val="none"/>
-                <w:sz w:val="22"/>
-                <w:szCs w:val="22"/>
-                <w:color w:val="000000"/>
-              </w:rPr>
-              <w:t xml:space="preserve">0.290</w:t>
+              <w:t xml:space="preserve">0.60</w:t>
+            </w:r>
+          </w:p>
+        </w:tc>
+        <w:tc>
+          <w:tcPr>
+            <w:tcBorders>
+              <w:bottom w:val="none" w:sz="0" w:space="0" w:color="000000"/>
+              <w:top w:val="none" w:sz="0" w:space="0" w:color="000000"/>
+              <w:left w:val="none" w:sz="0" w:space="0" w:color="000000"/>
+              <w:right w:val="none" w:sz="0" w:space="0" w:color="000000"/>
+            </w:tcBorders>
+            <w:shd w:val="clear" w:color="auto" w:fill="FFFFFF"/>
+            <w:tcMar>
+              <w:top w:w="0" w:type="dxa"/>
+              <w:bottom w:w="0" w:type="dxa"/>
+              <w:left w:w="0" w:type="dxa"/>
+              <w:right w:w="0" w:type="dxa"/>
+            </w:tcMar>
+            <w:vAlign w:val="top"/>
+          </w:tcPr>
+          <w:p>
+            <w:pPr>
+              <w:pStyle w:val="Normal"/>
+              <w:jc w:val="center"/>
+              <w:pBdr>
+                <w:bottom w:val="none" w:sz="0" w:space="0" w:color="000000"/>
+                <w:top w:val="none" w:sz="0" w:space="0" w:color="000000"/>
+                <w:left w:val="none" w:sz="0" w:space="0" w:color="000000"/>
+                <w:right w:val="none" w:sz="0" w:space="0" w:color="000000"/>
+              </w:pBdr>
+              <w:spacing w:after="100" w:before="100" w:line="240"/>
+              <w:ind w:left="100" w:right="100" w:firstLine="0" w:firstLineChars="0"/>
+              <w:rPr>
+                <w:rFonts w:ascii="Helvetica" w:hAnsi="Helvetica" w:eastAsia="Helvetica" w:cs="Helvetica"/>
+                <w:i w:val="false"/>
+                <w:b w:val="false"/>
+                <w:u w:val="none"/>
+                <w:sz w:val="22"/>
+                <w:szCs w:val="22"/>
+                <w:color w:val="000000"/>
+              </w:rPr>
+            </w:pPr>
+            <w:r>
+              <w:rPr>
+                <w:rFonts w:ascii="Helvetica" w:hAnsi="Helvetica" w:eastAsia="Helvetica" w:cs="Helvetica"/>
+                <w:i w:val="false"/>
+                <w:b w:val="false"/>
+                <w:u w:val="none"/>
+                <w:sz w:val="22"/>
+                <w:szCs w:val="22"/>
+                <w:color w:val="000000"/>
+              </w:rPr>
+              <w:t xml:space="preserve">0.25, 1.47</w:t>
+            </w:r>
+          </w:p>
+        </w:tc>
+        <w:tc>
+          <w:tcPr>
+            <w:tcBorders>
+              <w:bottom w:val="none" w:sz="0" w:space="0" w:color="000000"/>
+              <w:top w:val="none" w:sz="0" w:space="0" w:color="000000"/>
+              <w:left w:val="none" w:sz="0" w:space="0" w:color="000000"/>
+              <w:right w:val="none" w:sz="0" w:space="0" w:color="000000"/>
+            </w:tcBorders>
+            <w:shd w:val="clear" w:color="auto" w:fill="FFFFFF"/>
+            <w:tcMar>
+              <w:top w:w="0" w:type="dxa"/>
+              <w:bottom w:w="0" w:type="dxa"/>
+              <w:left w:w="0" w:type="dxa"/>
+              <w:right w:w="0" w:type="dxa"/>
+            </w:tcMar>
+            <w:vAlign w:val="top"/>
+          </w:tcPr>
+          <w:p>
+            <w:pPr>
+              <w:pStyle w:val="Normal"/>
+              <w:jc w:val="center"/>
+              <w:pBdr>
+                <w:bottom w:val="none" w:sz="0" w:space="0" w:color="000000"/>
+                <w:top w:val="none" w:sz="0" w:space="0" w:color="000000"/>
+                <w:left w:val="none" w:sz="0" w:space="0" w:color="000000"/>
+                <w:right w:val="none" w:sz="0" w:space="0" w:color="000000"/>
+              </w:pBdr>
+              <w:spacing w:after="100" w:before="100" w:line="240"/>
+              <w:ind w:left="100" w:right="100" w:firstLine="0" w:firstLineChars="0"/>
+              <w:rPr>
+                <w:rFonts w:ascii="Helvetica" w:hAnsi="Helvetica" w:eastAsia="Helvetica" w:cs="Helvetica"/>
+                <w:i w:val="false"/>
+                <w:b w:val="false"/>
+                <w:u w:val="none"/>
+                <w:sz w:val="22"/>
+                <w:szCs w:val="22"/>
+                <w:color w:val="000000"/>
+              </w:rPr>
+            </w:pPr>
+            <w:r>
+              <w:rPr>
+                <w:rFonts w:ascii="Helvetica" w:hAnsi="Helvetica" w:eastAsia="Helvetica" w:cs="Helvetica"/>
+                <w:i w:val="false"/>
+                <w:b w:val="false"/>
+                <w:u w:val="none"/>
+                <w:sz w:val="22"/>
+                <w:szCs w:val="22"/>
+                <w:color w:val="000000"/>
+              </w:rPr>
+              <w:t xml:space="preserve">0.270</w:t>
             </w:r>
           </w:p>
         </w:tc>
@@ -10280,113 +10280,113 @@
                 <w:szCs w:val="22"/>
                 <w:color w:val="000000"/>
               </w:rPr>
-              <w:t xml:space="preserve">0.29</w:t>
-            </w:r>
-          </w:p>
-        </w:tc>
-        <w:tc>
-          <w:tcPr>
-            <w:tcBorders>
-              <w:bottom w:val="none" w:sz="0" w:space="0" w:color="000000"/>
-              <w:top w:val="none" w:sz="0" w:space="0" w:color="000000"/>
-              <w:left w:val="none" w:sz="0" w:space="0" w:color="000000"/>
-              <w:right w:val="none" w:sz="0" w:space="0" w:color="000000"/>
-            </w:tcBorders>
-            <w:shd w:val="clear" w:color="auto" w:fill="FFFFFF"/>
-            <w:tcMar>
-              <w:top w:w="0" w:type="dxa"/>
-              <w:bottom w:w="0" w:type="dxa"/>
-              <w:left w:w="0" w:type="dxa"/>
-              <w:right w:w="0" w:type="dxa"/>
-            </w:tcMar>
-            <w:vAlign w:val="top"/>
-          </w:tcPr>
-          <w:p>
-            <w:pPr>
-              <w:pStyle w:val="Normal"/>
-              <w:jc w:val="center"/>
-              <w:pBdr>
-                <w:bottom w:val="none" w:sz="0" w:space="0" w:color="000000"/>
-                <w:top w:val="none" w:sz="0" w:space="0" w:color="000000"/>
-                <w:left w:val="none" w:sz="0" w:space="0" w:color="000000"/>
-                <w:right w:val="none" w:sz="0" w:space="0" w:color="000000"/>
-              </w:pBdr>
-              <w:spacing w:after="100" w:before="100" w:line="240"/>
-              <w:ind w:left="100" w:right="100" w:firstLine="0" w:firstLineChars="0"/>
-              <w:rPr>
-                <w:rFonts w:ascii="Helvetica" w:hAnsi="Helvetica" w:eastAsia="Helvetica" w:cs="Helvetica"/>
-                <w:i w:val="false"/>
-                <w:b w:val="false"/>
-                <w:u w:val="none"/>
-                <w:sz w:val="22"/>
-                <w:szCs w:val="22"/>
-                <w:color w:val="000000"/>
-              </w:rPr>
-            </w:pPr>
-            <w:r>
-              <w:rPr>
-                <w:rFonts w:ascii="Helvetica" w:hAnsi="Helvetica" w:eastAsia="Helvetica" w:cs="Helvetica"/>
-                <w:i w:val="false"/>
-                <w:b w:val="false"/>
-                <w:u w:val="none"/>
-                <w:sz w:val="22"/>
-                <w:szCs w:val="22"/>
-                <w:color w:val="000000"/>
-              </w:rPr>
-              <w:t xml:space="preserve">0.04, 2.26</w:t>
-            </w:r>
-          </w:p>
-        </w:tc>
-        <w:tc>
-          <w:tcPr>
-            <w:tcBorders>
-              <w:bottom w:val="none" w:sz="0" w:space="0" w:color="000000"/>
-              <w:top w:val="none" w:sz="0" w:space="0" w:color="000000"/>
-              <w:left w:val="none" w:sz="0" w:space="0" w:color="000000"/>
-              <w:right w:val="none" w:sz="0" w:space="0" w:color="000000"/>
-            </w:tcBorders>
-            <w:shd w:val="clear" w:color="auto" w:fill="FFFFFF"/>
-            <w:tcMar>
-              <w:top w:w="0" w:type="dxa"/>
-              <w:bottom w:w="0" w:type="dxa"/>
-              <w:left w:w="0" w:type="dxa"/>
-              <w:right w:w="0" w:type="dxa"/>
-            </w:tcMar>
-            <w:vAlign w:val="top"/>
-          </w:tcPr>
-          <w:p>
-            <w:pPr>
-              <w:pStyle w:val="Normal"/>
-              <w:jc w:val="center"/>
-              <w:pBdr>
-                <w:bottom w:val="none" w:sz="0" w:space="0" w:color="000000"/>
-                <w:top w:val="none" w:sz="0" w:space="0" w:color="000000"/>
-                <w:left w:val="none" w:sz="0" w:space="0" w:color="000000"/>
-                <w:right w:val="none" w:sz="0" w:space="0" w:color="000000"/>
-              </w:pBdr>
-              <w:spacing w:after="100" w:before="100" w:line="240"/>
-              <w:ind w:left="100" w:right="100" w:firstLine="0" w:firstLineChars="0"/>
-              <w:rPr>
-                <w:rFonts w:ascii="Helvetica" w:hAnsi="Helvetica" w:eastAsia="Helvetica" w:cs="Helvetica"/>
-                <w:i w:val="false"/>
-                <w:b w:val="false"/>
-                <w:u w:val="none"/>
-                <w:sz w:val="22"/>
-                <w:szCs w:val="22"/>
-                <w:color w:val="000000"/>
-              </w:rPr>
-            </w:pPr>
-            <w:r>
-              <w:rPr>
-                <w:rFonts w:ascii="Helvetica" w:hAnsi="Helvetica" w:eastAsia="Helvetica" w:cs="Helvetica"/>
-                <w:i w:val="false"/>
-                <w:b w:val="false"/>
-                <w:u w:val="none"/>
-                <w:sz w:val="22"/>
-                <w:szCs w:val="22"/>
-                <w:color w:val="000000"/>
-              </w:rPr>
-              <w:t xml:space="preserve">0.240</w:t>
+              <w:t xml:space="preserve">0.25</w:t>
+            </w:r>
+          </w:p>
+        </w:tc>
+        <w:tc>
+          <w:tcPr>
+            <w:tcBorders>
+              <w:bottom w:val="none" w:sz="0" w:space="0" w:color="000000"/>
+              <w:top w:val="none" w:sz="0" w:space="0" w:color="000000"/>
+              <w:left w:val="none" w:sz="0" w:space="0" w:color="000000"/>
+              <w:right w:val="none" w:sz="0" w:space="0" w:color="000000"/>
+            </w:tcBorders>
+            <w:shd w:val="clear" w:color="auto" w:fill="FFFFFF"/>
+            <w:tcMar>
+              <w:top w:w="0" w:type="dxa"/>
+              <w:bottom w:w="0" w:type="dxa"/>
+              <w:left w:w="0" w:type="dxa"/>
+              <w:right w:w="0" w:type="dxa"/>
+            </w:tcMar>
+            <w:vAlign w:val="top"/>
+          </w:tcPr>
+          <w:p>
+            <w:pPr>
+              <w:pStyle w:val="Normal"/>
+              <w:jc w:val="center"/>
+              <w:pBdr>
+                <w:bottom w:val="none" w:sz="0" w:space="0" w:color="000000"/>
+                <w:top w:val="none" w:sz="0" w:space="0" w:color="000000"/>
+                <w:left w:val="none" w:sz="0" w:space="0" w:color="000000"/>
+                <w:right w:val="none" w:sz="0" w:space="0" w:color="000000"/>
+              </w:pBdr>
+              <w:spacing w:after="100" w:before="100" w:line="240"/>
+              <w:ind w:left="100" w:right="100" w:firstLine="0" w:firstLineChars="0"/>
+              <w:rPr>
+                <w:rFonts w:ascii="Helvetica" w:hAnsi="Helvetica" w:eastAsia="Helvetica" w:cs="Helvetica"/>
+                <w:i w:val="false"/>
+                <w:b w:val="false"/>
+                <w:u w:val="none"/>
+                <w:sz w:val="22"/>
+                <w:szCs w:val="22"/>
+                <w:color w:val="000000"/>
+              </w:rPr>
+            </w:pPr>
+            <w:r>
+              <w:rPr>
+                <w:rFonts w:ascii="Helvetica" w:hAnsi="Helvetica" w:eastAsia="Helvetica" w:cs="Helvetica"/>
+                <w:i w:val="false"/>
+                <w:b w:val="false"/>
+                <w:u w:val="none"/>
+                <w:sz w:val="22"/>
+                <w:szCs w:val="22"/>
+                <w:color w:val="000000"/>
+              </w:rPr>
+              <w:t xml:space="preserve">0.03, 2.22</w:t>
+            </w:r>
+          </w:p>
+        </w:tc>
+        <w:tc>
+          <w:tcPr>
+            <w:tcBorders>
+              <w:bottom w:val="none" w:sz="0" w:space="0" w:color="000000"/>
+              <w:top w:val="none" w:sz="0" w:space="0" w:color="000000"/>
+              <w:left w:val="none" w:sz="0" w:space="0" w:color="000000"/>
+              <w:right w:val="none" w:sz="0" w:space="0" w:color="000000"/>
+            </w:tcBorders>
+            <w:shd w:val="clear" w:color="auto" w:fill="FFFFFF"/>
+            <w:tcMar>
+              <w:top w:w="0" w:type="dxa"/>
+              <w:bottom w:w="0" w:type="dxa"/>
+              <w:left w:w="0" w:type="dxa"/>
+              <w:right w:w="0" w:type="dxa"/>
+            </w:tcMar>
+            <w:vAlign w:val="top"/>
+          </w:tcPr>
+          <w:p>
+            <w:pPr>
+              <w:pStyle w:val="Normal"/>
+              <w:jc w:val="center"/>
+              <w:pBdr>
+                <w:bottom w:val="none" w:sz="0" w:space="0" w:color="000000"/>
+                <w:top w:val="none" w:sz="0" w:space="0" w:color="000000"/>
+                <w:left w:val="none" w:sz="0" w:space="0" w:color="000000"/>
+                <w:right w:val="none" w:sz="0" w:space="0" w:color="000000"/>
+              </w:pBdr>
+              <w:spacing w:after="100" w:before="100" w:line="240"/>
+              <w:ind w:left="100" w:right="100" w:firstLine="0" w:firstLineChars="0"/>
+              <w:rPr>
+                <w:rFonts w:ascii="Helvetica" w:hAnsi="Helvetica" w:eastAsia="Helvetica" w:cs="Helvetica"/>
+                <w:i w:val="false"/>
+                <w:b w:val="false"/>
+                <w:u w:val="none"/>
+                <w:sz w:val="22"/>
+                <w:szCs w:val="22"/>
+                <w:color w:val="000000"/>
+              </w:rPr>
+            </w:pPr>
+            <w:r>
+              <w:rPr>
+                <w:rFonts w:ascii="Helvetica" w:hAnsi="Helvetica" w:eastAsia="Helvetica" w:cs="Helvetica"/>
+                <w:i w:val="false"/>
+                <w:b w:val="false"/>
+                <w:u w:val="none"/>
+                <w:sz w:val="22"/>
+                <w:szCs w:val="22"/>
+                <w:color w:val="000000"/>
+              </w:rPr>
+              <w:t xml:space="preserve">0.220</w:t>
             </w:r>
           </w:p>
         </w:tc>
@@ -10498,7 +10498,7 @@
                 <w:szCs w:val="22"/>
                 <w:color w:val="000000"/>
               </w:rPr>
-              <w:t xml:space="preserve">190</w:t>
+              <w:t xml:space="preserve">189</w:t>
             </w:r>
           </w:p>
         </w:tc>
@@ -10604,113 +10604,113 @@
                 <w:szCs w:val="22"/>
                 <w:color w:val="000000"/>
               </w:rPr>
-              <w:t xml:space="preserve">0.24, 1.37</w:t>
-            </w:r>
-          </w:p>
-        </w:tc>
-        <w:tc>
-          <w:tcPr>
-            <w:tcBorders>
-              <w:bottom w:val="none" w:sz="0" w:space="0" w:color="000000"/>
-              <w:top w:val="none" w:sz="0" w:space="0" w:color="000000"/>
-              <w:left w:val="none" w:sz="0" w:space="0" w:color="000000"/>
-              <w:right w:val="none" w:sz="0" w:space="0" w:color="000000"/>
-            </w:tcBorders>
-            <w:shd w:val="clear" w:color="auto" w:fill="FFFFFF"/>
-            <w:tcMar>
-              <w:top w:w="0" w:type="dxa"/>
-              <w:bottom w:w="0" w:type="dxa"/>
-              <w:left w:w="0" w:type="dxa"/>
-              <w:right w:w="0" w:type="dxa"/>
-            </w:tcMar>
-            <w:vAlign w:val="top"/>
-          </w:tcPr>
-          <w:p>
-            <w:pPr>
-              <w:pStyle w:val="Normal"/>
-              <w:jc w:val="center"/>
-              <w:pBdr>
-                <w:bottom w:val="none" w:sz="0" w:space="0" w:color="000000"/>
-                <w:top w:val="none" w:sz="0" w:space="0" w:color="000000"/>
-                <w:left w:val="none" w:sz="0" w:space="0" w:color="000000"/>
-                <w:right w:val="none" w:sz="0" w:space="0" w:color="000000"/>
-              </w:pBdr>
-              <w:spacing w:after="100" w:before="100" w:line="240"/>
-              <w:ind w:left="100" w:right="100" w:firstLine="0" w:firstLineChars="0"/>
-              <w:rPr>
-                <w:rFonts w:ascii="Helvetica" w:hAnsi="Helvetica" w:eastAsia="Helvetica" w:cs="Helvetica"/>
-                <w:i w:val="false"/>
-                <w:b w:val="false"/>
-                <w:u w:val="none"/>
-                <w:sz w:val="22"/>
-                <w:szCs w:val="22"/>
-                <w:color w:val="000000"/>
-              </w:rPr>
-            </w:pPr>
-            <w:r>
-              <w:rPr>
-                <w:rFonts w:ascii="Helvetica" w:hAnsi="Helvetica" w:eastAsia="Helvetica" w:cs="Helvetica"/>
-                <w:i w:val="false"/>
-                <w:b w:val="false"/>
-                <w:u w:val="none"/>
-                <w:sz w:val="22"/>
-                <w:szCs w:val="22"/>
-                <w:color w:val="000000"/>
-              </w:rPr>
-              <w:t xml:space="preserve">0.210</w:t>
-            </w:r>
-          </w:p>
-        </w:tc>
-        <w:tc>
-          <w:tcPr>
-            <w:tcBorders>
-              <w:bottom w:val="none" w:sz="0" w:space="0" w:color="000000"/>
-              <w:top w:val="none" w:sz="0" w:space="0" w:color="000000"/>
-              <w:left w:val="none" w:sz="0" w:space="0" w:color="000000"/>
-              <w:right w:val="none" w:sz="0" w:space="0" w:color="000000"/>
-            </w:tcBorders>
-            <w:shd w:val="clear" w:color="auto" w:fill="FFFFFF"/>
-            <w:tcMar>
-              <w:top w:w="0" w:type="dxa"/>
-              <w:bottom w:w="0" w:type="dxa"/>
-              <w:left w:w="0" w:type="dxa"/>
-              <w:right w:w="0" w:type="dxa"/>
-            </w:tcMar>
-            <w:vAlign w:val="top"/>
-          </w:tcPr>
-          <w:p>
-            <w:pPr>
-              <w:pStyle w:val="Normal"/>
-              <w:jc w:val="center"/>
-              <w:pBdr>
-                <w:bottom w:val="none" w:sz="0" w:space="0" w:color="000000"/>
-                <w:top w:val="none" w:sz="0" w:space="0" w:color="000000"/>
-                <w:left w:val="none" w:sz="0" w:space="0" w:color="000000"/>
-                <w:right w:val="none" w:sz="0" w:space="0" w:color="000000"/>
-              </w:pBdr>
-              <w:spacing w:after="100" w:before="100" w:line="240"/>
-              <w:ind w:left="100" w:right="100" w:firstLine="0" w:firstLineChars="0"/>
-              <w:rPr>
-                <w:rFonts w:ascii="Helvetica" w:hAnsi="Helvetica" w:eastAsia="Helvetica" w:cs="Helvetica"/>
-                <w:i w:val="false"/>
-                <w:b w:val="false"/>
-                <w:u w:val="none"/>
-                <w:sz w:val="22"/>
-                <w:szCs w:val="22"/>
-                <w:color w:val="000000"/>
-              </w:rPr>
-            </w:pPr>
-            <w:r>
-              <w:rPr>
-                <w:rFonts w:ascii="Helvetica" w:hAnsi="Helvetica" w:eastAsia="Helvetica" w:cs="Helvetica"/>
-                <w:i w:val="false"/>
-                <w:b w:val="false"/>
-                <w:u w:val="none"/>
-                <w:sz w:val="22"/>
-                <w:szCs w:val="22"/>
-                <w:color w:val="000000"/>
-              </w:rPr>
-              <w:t xml:space="preserve">190</w:t>
+              <w:t xml:space="preserve">0.24, 1.35</w:t>
+            </w:r>
+          </w:p>
+        </w:tc>
+        <w:tc>
+          <w:tcPr>
+            <w:tcBorders>
+              <w:bottom w:val="none" w:sz="0" w:space="0" w:color="000000"/>
+              <w:top w:val="none" w:sz="0" w:space="0" w:color="000000"/>
+              <w:left w:val="none" w:sz="0" w:space="0" w:color="000000"/>
+              <w:right w:val="none" w:sz="0" w:space="0" w:color="000000"/>
+            </w:tcBorders>
+            <w:shd w:val="clear" w:color="auto" w:fill="FFFFFF"/>
+            <w:tcMar>
+              <w:top w:w="0" w:type="dxa"/>
+              <w:bottom w:w="0" w:type="dxa"/>
+              <w:left w:w="0" w:type="dxa"/>
+              <w:right w:w="0" w:type="dxa"/>
+            </w:tcMar>
+            <w:vAlign w:val="top"/>
+          </w:tcPr>
+          <w:p>
+            <w:pPr>
+              <w:pStyle w:val="Normal"/>
+              <w:jc w:val="center"/>
+              <w:pBdr>
+                <w:bottom w:val="none" w:sz="0" w:space="0" w:color="000000"/>
+                <w:top w:val="none" w:sz="0" w:space="0" w:color="000000"/>
+                <w:left w:val="none" w:sz="0" w:space="0" w:color="000000"/>
+                <w:right w:val="none" w:sz="0" w:space="0" w:color="000000"/>
+              </w:pBdr>
+              <w:spacing w:after="100" w:before="100" w:line="240"/>
+              <w:ind w:left="100" w:right="100" w:firstLine="0" w:firstLineChars="0"/>
+              <w:rPr>
+                <w:rFonts w:ascii="Helvetica" w:hAnsi="Helvetica" w:eastAsia="Helvetica" w:cs="Helvetica"/>
+                <w:i w:val="false"/>
+                <w:b w:val="false"/>
+                <w:u w:val="none"/>
+                <w:sz w:val="22"/>
+                <w:szCs w:val="22"/>
+                <w:color w:val="000000"/>
+              </w:rPr>
+            </w:pPr>
+            <w:r>
+              <w:rPr>
+                <w:rFonts w:ascii="Helvetica" w:hAnsi="Helvetica" w:eastAsia="Helvetica" w:cs="Helvetica"/>
+                <w:i w:val="false"/>
+                <w:b w:val="false"/>
+                <w:u w:val="none"/>
+                <w:sz w:val="22"/>
+                <w:szCs w:val="22"/>
+                <w:color w:val="000000"/>
+              </w:rPr>
+              <w:t xml:space="preserve">0.200</w:t>
+            </w:r>
+          </w:p>
+        </w:tc>
+        <w:tc>
+          <w:tcPr>
+            <w:tcBorders>
+              <w:bottom w:val="none" w:sz="0" w:space="0" w:color="000000"/>
+              <w:top w:val="none" w:sz="0" w:space="0" w:color="000000"/>
+              <w:left w:val="none" w:sz="0" w:space="0" w:color="000000"/>
+              <w:right w:val="none" w:sz="0" w:space="0" w:color="000000"/>
+            </w:tcBorders>
+            <w:shd w:val="clear" w:color="auto" w:fill="FFFFFF"/>
+            <w:tcMar>
+              <w:top w:w="0" w:type="dxa"/>
+              <w:bottom w:w="0" w:type="dxa"/>
+              <w:left w:w="0" w:type="dxa"/>
+              <w:right w:w="0" w:type="dxa"/>
+            </w:tcMar>
+            <w:vAlign w:val="top"/>
+          </w:tcPr>
+          <w:p>
+            <w:pPr>
+              <w:pStyle w:val="Normal"/>
+              <w:jc w:val="center"/>
+              <w:pBdr>
+                <w:bottom w:val="none" w:sz="0" w:space="0" w:color="000000"/>
+                <w:top w:val="none" w:sz="0" w:space="0" w:color="000000"/>
+                <w:left w:val="none" w:sz="0" w:space="0" w:color="000000"/>
+                <w:right w:val="none" w:sz="0" w:space="0" w:color="000000"/>
+              </w:pBdr>
+              <w:spacing w:after="100" w:before="100" w:line="240"/>
+              <w:ind w:left="100" w:right="100" w:firstLine="0" w:firstLineChars="0"/>
+              <w:rPr>
+                <w:rFonts w:ascii="Helvetica" w:hAnsi="Helvetica" w:eastAsia="Helvetica" w:cs="Helvetica"/>
+                <w:i w:val="false"/>
+                <w:b w:val="false"/>
+                <w:u w:val="none"/>
+                <w:sz w:val="22"/>
+                <w:szCs w:val="22"/>
+                <w:color w:val="000000"/>
+              </w:rPr>
+            </w:pPr>
+            <w:r>
+              <w:rPr>
+                <w:rFonts w:ascii="Helvetica" w:hAnsi="Helvetica" w:eastAsia="Helvetica" w:cs="Helvetica"/>
+                <w:i w:val="false"/>
+                <w:b w:val="false"/>
+                <w:u w:val="none"/>
+                <w:sz w:val="22"/>
+                <w:szCs w:val="22"/>
+                <w:color w:val="000000"/>
+              </w:rPr>
+              <w:t xml:space="preserve">189</w:t>
             </w:r>
           </w:p>
         </w:tc>
@@ -10816,60 +10816,60 @@
                 <w:szCs w:val="22"/>
                 <w:color w:val="000000"/>
               </w:rPr>
-              <w:t xml:space="preserve">0.17, 1.05</w:t>
-            </w:r>
-          </w:p>
-        </w:tc>
-        <w:tc>
-          <w:tcPr>
-            <w:tcBorders>
-              <w:bottom w:val="none" w:sz="0" w:space="0" w:color="000000"/>
-              <w:top w:val="none" w:sz="0" w:space="0" w:color="000000"/>
-              <w:left w:val="none" w:sz="0" w:space="0" w:color="000000"/>
-              <w:right w:val="none" w:sz="0" w:space="0" w:color="000000"/>
-            </w:tcBorders>
-            <w:shd w:val="clear" w:color="auto" w:fill="FFFFFF"/>
-            <w:tcMar>
-              <w:top w:w="0" w:type="dxa"/>
-              <w:bottom w:w="0" w:type="dxa"/>
-              <w:left w:w="0" w:type="dxa"/>
-              <w:right w:w="0" w:type="dxa"/>
-            </w:tcMar>
-            <w:vAlign w:val="top"/>
-          </w:tcPr>
-          <w:p>
-            <w:pPr>
-              <w:pStyle w:val="Normal"/>
-              <w:jc w:val="center"/>
-              <w:pBdr>
-                <w:bottom w:val="none" w:sz="0" w:space="0" w:color="000000"/>
-                <w:top w:val="none" w:sz="0" w:space="0" w:color="000000"/>
-                <w:left w:val="none" w:sz="0" w:space="0" w:color="000000"/>
-                <w:right w:val="none" w:sz="0" w:space="0" w:color="000000"/>
-              </w:pBdr>
-              <w:spacing w:after="100" w:before="100" w:line="240"/>
-              <w:ind w:left="100" w:right="100" w:firstLine="0" w:firstLineChars="0"/>
-              <w:rPr>
-                <w:rFonts w:ascii="Helvetica" w:hAnsi="Helvetica" w:eastAsia="Helvetica" w:cs="Helvetica"/>
-                <w:i w:val="false"/>
-                <w:b w:val="false"/>
-                <w:u w:val="none"/>
-                <w:sz w:val="22"/>
-                <w:szCs w:val="22"/>
-                <w:color w:val="000000"/>
-              </w:rPr>
-            </w:pPr>
-            <w:r>
-              <w:rPr>
-                <w:rFonts w:ascii="Helvetica" w:hAnsi="Helvetica" w:eastAsia="Helvetica" w:cs="Helvetica"/>
-                <w:i w:val="false"/>
-                <w:b w:val="false"/>
-                <w:u w:val="none"/>
-                <w:sz w:val="22"/>
-                <w:szCs w:val="22"/>
-                <w:color w:val="000000"/>
-              </w:rPr>
-              <w:t xml:space="preserve">0.064</w:t>
+              <w:t xml:space="preserve">0.17, 1.04</w:t>
+            </w:r>
+          </w:p>
+        </w:tc>
+        <w:tc>
+          <w:tcPr>
+            <w:tcBorders>
+              <w:bottom w:val="none" w:sz="0" w:space="0" w:color="000000"/>
+              <w:top w:val="none" w:sz="0" w:space="0" w:color="000000"/>
+              <w:left w:val="none" w:sz="0" w:space="0" w:color="000000"/>
+              <w:right w:val="none" w:sz="0" w:space="0" w:color="000000"/>
+            </w:tcBorders>
+            <w:shd w:val="clear" w:color="auto" w:fill="FFFFFF"/>
+            <w:tcMar>
+              <w:top w:w="0" w:type="dxa"/>
+              <w:bottom w:w="0" w:type="dxa"/>
+              <w:left w:w="0" w:type="dxa"/>
+              <w:right w:w="0" w:type="dxa"/>
+            </w:tcMar>
+            <w:vAlign w:val="top"/>
+          </w:tcPr>
+          <w:p>
+            <w:pPr>
+              <w:pStyle w:val="Normal"/>
+              <w:jc w:val="center"/>
+              <w:pBdr>
+                <w:bottom w:val="none" w:sz="0" w:space="0" w:color="000000"/>
+                <w:top w:val="none" w:sz="0" w:space="0" w:color="000000"/>
+                <w:left w:val="none" w:sz="0" w:space="0" w:color="000000"/>
+                <w:right w:val="none" w:sz="0" w:space="0" w:color="000000"/>
+              </w:pBdr>
+              <w:spacing w:after="100" w:before="100" w:line="240"/>
+              <w:ind w:left="100" w:right="100" w:firstLine="0" w:firstLineChars="0"/>
+              <w:rPr>
+                <w:rFonts w:ascii="Helvetica" w:hAnsi="Helvetica" w:eastAsia="Helvetica" w:cs="Helvetica"/>
+                <w:i w:val="false"/>
+                <w:b w:val="false"/>
+                <w:u w:val="none"/>
+                <w:sz w:val="22"/>
+                <w:szCs w:val="22"/>
+                <w:color w:val="000000"/>
+              </w:rPr>
+            </w:pPr>
+            <w:r>
+              <w:rPr>
+                <w:rFonts w:ascii="Helvetica" w:hAnsi="Helvetica" w:eastAsia="Helvetica" w:cs="Helvetica"/>
+                <w:i w:val="false"/>
+                <w:b w:val="false"/>
+                <w:u w:val="none"/>
+                <w:sz w:val="22"/>
+                <w:szCs w:val="22"/>
+                <w:color w:val="000000"/>
+              </w:rPr>
+              <w:t xml:space="preserve">0.061</w:t>
             </w:r>
           </w:p>
         </w:tc>
@@ -10981,378 +10981,378 @@
                 <w:szCs w:val="22"/>
                 <w:color w:val="000000"/>
               </w:rPr>
-              <w:t xml:space="preserve">190</w:t>
-            </w:r>
-          </w:p>
-        </w:tc>
-        <w:tc>
-          <w:tcPr>
-            <w:tcBorders>
-              <w:bottom w:val="none" w:sz="0" w:space="0" w:color="000000"/>
-              <w:top w:val="none" w:sz="0" w:space="0" w:color="000000"/>
-              <w:left w:val="none" w:sz="0" w:space="0" w:color="000000"/>
-              <w:right w:val="none" w:sz="0" w:space="0" w:color="000000"/>
-            </w:tcBorders>
-            <w:shd w:val="clear" w:color="auto" w:fill="FFFFFF"/>
-            <w:tcMar>
-              <w:top w:w="0" w:type="dxa"/>
-              <w:bottom w:w="0" w:type="dxa"/>
-              <w:left w:w="0" w:type="dxa"/>
-              <w:right w:w="0" w:type="dxa"/>
-            </w:tcMar>
-            <w:vAlign w:val="top"/>
-          </w:tcPr>
-          <w:p>
-            <w:pPr>
-              <w:pStyle w:val="Normal"/>
-              <w:jc w:val="center"/>
-              <w:pBdr>
-                <w:bottom w:val="none" w:sz="0" w:space="0" w:color="000000"/>
-                <w:top w:val="none" w:sz="0" w:space="0" w:color="000000"/>
-                <w:left w:val="none" w:sz="0" w:space="0" w:color="000000"/>
-                <w:right w:val="none" w:sz="0" w:space="0" w:color="000000"/>
-              </w:pBdr>
-              <w:spacing w:after="100" w:before="100" w:line="240"/>
-              <w:ind w:left="100" w:right="100" w:firstLine="0" w:firstLineChars="0"/>
-              <w:rPr>
-                <w:rFonts w:ascii="Helvetica" w:hAnsi="Helvetica" w:eastAsia="Helvetica" w:cs="Helvetica"/>
-                <w:i w:val="false"/>
-                <w:b w:val="false"/>
-                <w:u w:val="none"/>
-                <w:sz w:val="22"/>
-                <w:szCs w:val="22"/>
-                <w:color w:val="000000"/>
-              </w:rPr>
-            </w:pPr>
-            <w:r>
-              <w:rPr>
-                <w:rFonts w:ascii="Helvetica" w:hAnsi="Helvetica" w:eastAsia="Helvetica" w:cs="Helvetica"/>
-                <w:i w:val="false"/>
-                <w:b w:val="false"/>
-                <w:u w:val="none"/>
-                <w:sz w:val="22"/>
-                <w:szCs w:val="22"/>
-                <w:color w:val="000000"/>
-              </w:rPr>
-              <w:t xml:space="preserve">0.94</w:t>
-            </w:r>
-          </w:p>
-        </w:tc>
-        <w:tc>
-          <w:tcPr>
-            <w:tcBorders>
-              <w:bottom w:val="none" w:sz="0" w:space="0" w:color="000000"/>
-              <w:top w:val="none" w:sz="0" w:space="0" w:color="000000"/>
-              <w:left w:val="none" w:sz="0" w:space="0" w:color="000000"/>
-              <w:right w:val="none" w:sz="0" w:space="0" w:color="000000"/>
-            </w:tcBorders>
-            <w:shd w:val="clear" w:color="auto" w:fill="FFFFFF"/>
-            <w:tcMar>
-              <w:top w:w="0" w:type="dxa"/>
-              <w:bottom w:w="0" w:type="dxa"/>
-              <w:left w:w="0" w:type="dxa"/>
-              <w:right w:w="0" w:type="dxa"/>
-            </w:tcMar>
-            <w:vAlign w:val="top"/>
-          </w:tcPr>
-          <w:p>
-            <w:pPr>
-              <w:pStyle w:val="Normal"/>
-              <w:jc w:val="center"/>
-              <w:pBdr>
-                <w:bottom w:val="none" w:sz="0" w:space="0" w:color="000000"/>
-                <w:top w:val="none" w:sz="0" w:space="0" w:color="000000"/>
-                <w:left w:val="none" w:sz="0" w:space="0" w:color="000000"/>
-                <w:right w:val="none" w:sz="0" w:space="0" w:color="000000"/>
-              </w:pBdr>
-              <w:spacing w:after="100" w:before="100" w:line="240"/>
-              <w:ind w:left="100" w:right="100" w:firstLine="0" w:firstLineChars="0"/>
-              <w:rPr>
-                <w:rFonts w:ascii="Helvetica" w:hAnsi="Helvetica" w:eastAsia="Helvetica" w:cs="Helvetica"/>
-                <w:i w:val="false"/>
-                <w:b w:val="false"/>
-                <w:u w:val="none"/>
-                <w:sz w:val="22"/>
-                <w:szCs w:val="22"/>
-                <w:color w:val="000000"/>
-              </w:rPr>
-            </w:pPr>
-            <w:r>
-              <w:rPr>
-                <w:rFonts w:ascii="Helvetica" w:hAnsi="Helvetica" w:eastAsia="Helvetica" w:cs="Helvetica"/>
-                <w:i w:val="false"/>
-                <w:b w:val="false"/>
-                <w:u w:val="none"/>
-                <w:sz w:val="22"/>
-                <w:szCs w:val="22"/>
-                <w:color w:val="000000"/>
-              </w:rPr>
-              <w:t xml:space="preserve">0.13, 6.92</w:t>
-            </w:r>
-          </w:p>
-        </w:tc>
-        <w:tc>
-          <w:tcPr>
-            <w:tcBorders>
-              <w:bottom w:val="none" w:sz="0" w:space="0" w:color="000000"/>
-              <w:top w:val="none" w:sz="0" w:space="0" w:color="000000"/>
-              <w:left w:val="none" w:sz="0" w:space="0" w:color="000000"/>
-              <w:right w:val="none" w:sz="0" w:space="0" w:color="000000"/>
-            </w:tcBorders>
-            <w:shd w:val="clear" w:color="auto" w:fill="FFFFFF"/>
-            <w:tcMar>
-              <w:top w:w="0" w:type="dxa"/>
-              <w:bottom w:w="0" w:type="dxa"/>
-              <w:left w:w="0" w:type="dxa"/>
-              <w:right w:w="0" w:type="dxa"/>
-            </w:tcMar>
-            <w:vAlign w:val="top"/>
-          </w:tcPr>
-          <w:p>
-            <w:pPr>
-              <w:pStyle w:val="Normal"/>
-              <w:jc w:val="center"/>
-              <w:pBdr>
-                <w:bottom w:val="none" w:sz="0" w:space="0" w:color="000000"/>
-                <w:top w:val="none" w:sz="0" w:space="0" w:color="000000"/>
-                <w:left w:val="none" w:sz="0" w:space="0" w:color="000000"/>
-                <w:right w:val="none" w:sz="0" w:space="0" w:color="000000"/>
-              </w:pBdr>
-              <w:spacing w:after="100" w:before="100" w:line="240"/>
-              <w:ind w:left="100" w:right="100" w:firstLine="0" w:firstLineChars="0"/>
-              <w:rPr>
-                <w:rFonts w:ascii="Helvetica" w:hAnsi="Helvetica" w:eastAsia="Helvetica" w:cs="Helvetica"/>
-                <w:i w:val="false"/>
-                <w:b w:val="false"/>
-                <w:u w:val="none"/>
-                <w:sz w:val="22"/>
-                <w:szCs w:val="22"/>
-                <w:color w:val="000000"/>
-              </w:rPr>
-            </w:pPr>
-            <w:r>
-              <w:rPr>
-                <w:rFonts w:ascii="Helvetica" w:hAnsi="Helvetica" w:eastAsia="Helvetica" w:cs="Helvetica"/>
-                <w:i w:val="false"/>
-                <w:b w:val="false"/>
-                <w:u w:val="none"/>
-                <w:sz w:val="22"/>
-                <w:szCs w:val="22"/>
-                <w:color w:val="000000"/>
-              </w:rPr>
-              <w:t xml:space="preserve">0.950</w:t>
-            </w:r>
-          </w:p>
-        </w:tc>
-        <w:tc>
-          <w:tcPr>
-            <w:tcBorders>
-              <w:bottom w:val="none" w:sz="0" w:space="0" w:color="000000"/>
-              <w:top w:val="none" w:sz="0" w:space="0" w:color="000000"/>
-              <w:left w:val="none" w:sz="0" w:space="0" w:color="000000"/>
-              <w:right w:val="none" w:sz="0" w:space="0" w:color="000000"/>
-            </w:tcBorders>
-            <w:shd w:val="clear" w:color="auto" w:fill="FFFFFF"/>
-            <w:tcMar>
-              <w:top w:w="0" w:type="dxa"/>
-              <w:bottom w:w="0" w:type="dxa"/>
-              <w:left w:w="0" w:type="dxa"/>
-              <w:right w:w="0" w:type="dxa"/>
-            </w:tcMar>
-            <w:vAlign w:val="top"/>
-          </w:tcPr>
-          <w:p>
-            <w:pPr>
-              <w:pStyle w:val="Normal"/>
-              <w:jc w:val="center"/>
-              <w:pBdr>
-                <w:bottom w:val="none" w:sz="0" w:space="0" w:color="000000"/>
-                <w:top w:val="none" w:sz="0" w:space="0" w:color="000000"/>
-                <w:left w:val="none" w:sz="0" w:space="0" w:color="000000"/>
-                <w:right w:val="none" w:sz="0" w:space="0" w:color="000000"/>
-              </w:pBdr>
-              <w:spacing w:after="100" w:before="100" w:line="240"/>
-              <w:ind w:left="100" w:right="100" w:firstLine="0" w:firstLineChars="0"/>
-              <w:rPr>
-                <w:rFonts w:ascii="Helvetica" w:hAnsi="Helvetica" w:eastAsia="Helvetica" w:cs="Helvetica"/>
-                <w:i w:val="false"/>
-                <w:b w:val="false"/>
-                <w:u w:val="none"/>
-                <w:sz w:val="22"/>
-                <w:szCs w:val="22"/>
-                <w:color w:val="000000"/>
-              </w:rPr>
-            </w:pPr>
-            <w:r>
-              <w:rPr>
-                <w:rFonts w:ascii="Helvetica" w:hAnsi="Helvetica" w:eastAsia="Helvetica" w:cs="Helvetica"/>
-                <w:i w:val="false"/>
-                <w:b w:val="false"/>
-                <w:u w:val="none"/>
-                <w:sz w:val="22"/>
-                <w:szCs w:val="22"/>
-                <w:color w:val="000000"/>
-              </w:rPr>
-              <w:t xml:space="preserve">190</w:t>
-            </w:r>
-          </w:p>
-        </w:tc>
-        <w:tc>
-          <w:tcPr>
-            <w:tcBorders>
-              <w:bottom w:val="none" w:sz="0" w:space="0" w:color="000000"/>
-              <w:top w:val="none" w:sz="0" w:space="0" w:color="000000"/>
-              <w:left w:val="none" w:sz="0" w:space="0" w:color="000000"/>
-              <w:right w:val="none" w:sz="0" w:space="0" w:color="000000"/>
-            </w:tcBorders>
-            <w:shd w:val="clear" w:color="auto" w:fill="FFFFFF"/>
-            <w:tcMar>
-              <w:top w:w="0" w:type="dxa"/>
-              <w:bottom w:w="0" w:type="dxa"/>
-              <w:left w:w="0" w:type="dxa"/>
-              <w:right w:w="0" w:type="dxa"/>
-            </w:tcMar>
-            <w:vAlign w:val="top"/>
-          </w:tcPr>
-          <w:p>
-            <w:pPr>
-              <w:pStyle w:val="Normal"/>
-              <w:jc w:val="center"/>
-              <w:pBdr>
-                <w:bottom w:val="none" w:sz="0" w:space="0" w:color="000000"/>
-                <w:top w:val="none" w:sz="0" w:space="0" w:color="000000"/>
-                <w:left w:val="none" w:sz="0" w:space="0" w:color="000000"/>
-                <w:right w:val="none" w:sz="0" w:space="0" w:color="000000"/>
-              </w:pBdr>
-              <w:spacing w:after="100" w:before="100" w:line="240"/>
-              <w:ind w:left="100" w:right="100" w:firstLine="0" w:firstLineChars="0"/>
-              <w:rPr>
-                <w:rFonts w:ascii="Helvetica" w:hAnsi="Helvetica" w:eastAsia="Helvetica" w:cs="Helvetica"/>
-                <w:i w:val="false"/>
-                <w:b w:val="false"/>
-                <w:u w:val="none"/>
-                <w:sz w:val="22"/>
-                <w:szCs w:val="22"/>
-                <w:color w:val="000000"/>
-              </w:rPr>
-            </w:pPr>
-            <w:r>
-              <w:rPr>
-                <w:rFonts w:ascii="Helvetica" w:hAnsi="Helvetica" w:eastAsia="Helvetica" w:cs="Helvetica"/>
-                <w:i w:val="false"/>
-                <w:b w:val="false"/>
-                <w:u w:val="none"/>
-                <w:sz w:val="22"/>
-                <w:szCs w:val="22"/>
-                <w:color w:val="000000"/>
-              </w:rPr>
-              <w:t xml:space="preserve">0.49</w:t>
-            </w:r>
-          </w:p>
-        </w:tc>
-        <w:tc>
-          <w:tcPr>
-            <w:tcBorders>
-              <w:bottom w:val="none" w:sz="0" w:space="0" w:color="000000"/>
-              <w:top w:val="none" w:sz="0" w:space="0" w:color="000000"/>
-              <w:left w:val="none" w:sz="0" w:space="0" w:color="000000"/>
-              <w:right w:val="none" w:sz="0" w:space="0" w:color="000000"/>
-            </w:tcBorders>
-            <w:shd w:val="clear" w:color="auto" w:fill="FFFFFF"/>
-            <w:tcMar>
-              <w:top w:w="0" w:type="dxa"/>
-              <w:bottom w:w="0" w:type="dxa"/>
-              <w:left w:w="0" w:type="dxa"/>
-              <w:right w:w="0" w:type="dxa"/>
-            </w:tcMar>
-            <w:vAlign w:val="top"/>
-          </w:tcPr>
-          <w:p>
-            <w:pPr>
-              <w:pStyle w:val="Normal"/>
-              <w:jc w:val="center"/>
-              <w:pBdr>
-                <w:bottom w:val="none" w:sz="0" w:space="0" w:color="000000"/>
-                <w:top w:val="none" w:sz="0" w:space="0" w:color="000000"/>
-                <w:left w:val="none" w:sz="0" w:space="0" w:color="000000"/>
-                <w:right w:val="none" w:sz="0" w:space="0" w:color="000000"/>
-              </w:pBdr>
-              <w:spacing w:after="100" w:before="100" w:line="240"/>
-              <w:ind w:left="100" w:right="100" w:firstLine="0" w:firstLineChars="0"/>
-              <w:rPr>
-                <w:rFonts w:ascii="Helvetica" w:hAnsi="Helvetica" w:eastAsia="Helvetica" w:cs="Helvetica"/>
-                <w:i w:val="false"/>
-                <w:b w:val="false"/>
-                <w:u w:val="none"/>
-                <w:sz w:val="22"/>
-                <w:szCs w:val="22"/>
-                <w:color w:val="000000"/>
-              </w:rPr>
-            </w:pPr>
-            <w:r>
-              <w:rPr>
-                <w:rFonts w:ascii="Helvetica" w:hAnsi="Helvetica" w:eastAsia="Helvetica" w:cs="Helvetica"/>
-                <w:i w:val="false"/>
-                <w:b w:val="false"/>
-                <w:u w:val="none"/>
-                <w:sz w:val="22"/>
-                <w:szCs w:val="22"/>
-                <w:color w:val="000000"/>
-              </w:rPr>
-              <w:t xml:space="preserve">0.03, 9.28</w:t>
-            </w:r>
-          </w:p>
-        </w:tc>
-        <w:tc>
-          <w:tcPr>
-            <w:tcBorders>
-              <w:bottom w:val="none" w:sz="0" w:space="0" w:color="000000"/>
-              <w:top w:val="none" w:sz="0" w:space="0" w:color="000000"/>
-              <w:left w:val="none" w:sz="0" w:space="0" w:color="000000"/>
-              <w:right w:val="none" w:sz="0" w:space="0" w:color="000000"/>
-            </w:tcBorders>
-            <w:shd w:val="clear" w:color="auto" w:fill="FFFFFF"/>
-            <w:tcMar>
-              <w:top w:w="0" w:type="dxa"/>
-              <w:bottom w:w="0" w:type="dxa"/>
-              <w:left w:w="0" w:type="dxa"/>
-              <w:right w:w="0" w:type="dxa"/>
-            </w:tcMar>
-            <w:vAlign w:val="top"/>
-          </w:tcPr>
-          <w:p>
-            <w:pPr>
-              <w:pStyle w:val="Normal"/>
-              <w:jc w:val="center"/>
-              <w:pBdr>
-                <w:bottom w:val="none" w:sz="0" w:space="0" w:color="000000"/>
-                <w:top w:val="none" w:sz="0" w:space="0" w:color="000000"/>
-                <w:left w:val="none" w:sz="0" w:space="0" w:color="000000"/>
-                <w:right w:val="none" w:sz="0" w:space="0" w:color="000000"/>
-              </w:pBdr>
-              <w:spacing w:after="100" w:before="100" w:line="240"/>
-              <w:ind w:left="100" w:right="100" w:firstLine="0" w:firstLineChars="0"/>
-              <w:rPr>
-                <w:rFonts w:ascii="Helvetica" w:hAnsi="Helvetica" w:eastAsia="Helvetica" w:cs="Helvetica"/>
-                <w:i w:val="false"/>
-                <w:b w:val="false"/>
-                <w:u w:val="none"/>
-                <w:sz w:val="22"/>
-                <w:szCs w:val="22"/>
-                <w:color w:val="000000"/>
-              </w:rPr>
-            </w:pPr>
-            <w:r>
-              <w:rPr>
-                <w:rFonts w:ascii="Helvetica" w:hAnsi="Helvetica" w:eastAsia="Helvetica" w:cs="Helvetica"/>
-                <w:i w:val="false"/>
-                <w:b w:val="false"/>
-                <w:u w:val="none"/>
-                <w:sz w:val="22"/>
-                <w:szCs w:val="22"/>
-                <w:color w:val="000000"/>
-              </w:rPr>
-              <w:t xml:space="preserve">0.630</w:t>
+              <w:t xml:space="preserve">189</w:t>
+            </w:r>
+          </w:p>
+        </w:tc>
+        <w:tc>
+          <w:tcPr>
+            <w:tcBorders>
+              <w:bottom w:val="none" w:sz="0" w:space="0" w:color="000000"/>
+              <w:top w:val="none" w:sz="0" w:space="0" w:color="000000"/>
+              <w:left w:val="none" w:sz="0" w:space="0" w:color="000000"/>
+              <w:right w:val="none" w:sz="0" w:space="0" w:color="000000"/>
+            </w:tcBorders>
+            <w:shd w:val="clear" w:color="auto" w:fill="FFFFFF"/>
+            <w:tcMar>
+              <w:top w:w="0" w:type="dxa"/>
+              <w:bottom w:w="0" w:type="dxa"/>
+              <w:left w:w="0" w:type="dxa"/>
+              <w:right w:w="0" w:type="dxa"/>
+            </w:tcMar>
+            <w:vAlign w:val="top"/>
+          </w:tcPr>
+          <w:p>
+            <w:pPr>
+              <w:pStyle w:val="Normal"/>
+              <w:jc w:val="center"/>
+              <w:pBdr>
+                <w:bottom w:val="none" w:sz="0" w:space="0" w:color="000000"/>
+                <w:top w:val="none" w:sz="0" w:space="0" w:color="000000"/>
+                <w:left w:val="none" w:sz="0" w:space="0" w:color="000000"/>
+                <w:right w:val="none" w:sz="0" w:space="0" w:color="000000"/>
+              </w:pBdr>
+              <w:spacing w:after="100" w:before="100" w:line="240"/>
+              <w:ind w:left="100" w:right="100" w:firstLine="0" w:firstLineChars="0"/>
+              <w:rPr>
+                <w:rFonts w:ascii="Helvetica" w:hAnsi="Helvetica" w:eastAsia="Helvetica" w:cs="Helvetica"/>
+                <w:i w:val="false"/>
+                <w:b w:val="false"/>
+                <w:u w:val="none"/>
+                <w:sz w:val="22"/>
+                <w:szCs w:val="22"/>
+                <w:color w:val="000000"/>
+              </w:rPr>
+            </w:pPr>
+            <w:r>
+              <w:rPr>
+                <w:rFonts w:ascii="Helvetica" w:hAnsi="Helvetica" w:eastAsia="Helvetica" w:cs="Helvetica"/>
+                <w:i w:val="false"/>
+                <w:b w:val="false"/>
+                <w:u w:val="none"/>
+                <w:sz w:val="22"/>
+                <w:szCs w:val="22"/>
+                <w:color w:val="000000"/>
+              </w:rPr>
+              <w:t xml:space="preserve">1.05</w:t>
+            </w:r>
+          </w:p>
+        </w:tc>
+        <w:tc>
+          <w:tcPr>
+            <w:tcBorders>
+              <w:bottom w:val="none" w:sz="0" w:space="0" w:color="000000"/>
+              <w:top w:val="none" w:sz="0" w:space="0" w:color="000000"/>
+              <w:left w:val="none" w:sz="0" w:space="0" w:color="000000"/>
+              <w:right w:val="none" w:sz="0" w:space="0" w:color="000000"/>
+            </w:tcBorders>
+            <w:shd w:val="clear" w:color="auto" w:fill="FFFFFF"/>
+            <w:tcMar>
+              <w:top w:w="0" w:type="dxa"/>
+              <w:bottom w:w="0" w:type="dxa"/>
+              <w:left w:w="0" w:type="dxa"/>
+              <w:right w:w="0" w:type="dxa"/>
+            </w:tcMar>
+            <w:vAlign w:val="top"/>
+          </w:tcPr>
+          <w:p>
+            <w:pPr>
+              <w:pStyle w:val="Normal"/>
+              <w:jc w:val="center"/>
+              <w:pBdr>
+                <w:bottom w:val="none" w:sz="0" w:space="0" w:color="000000"/>
+                <w:top w:val="none" w:sz="0" w:space="0" w:color="000000"/>
+                <w:left w:val="none" w:sz="0" w:space="0" w:color="000000"/>
+                <w:right w:val="none" w:sz="0" w:space="0" w:color="000000"/>
+              </w:pBdr>
+              <w:spacing w:after="100" w:before="100" w:line="240"/>
+              <w:ind w:left="100" w:right="100" w:firstLine="0" w:firstLineChars="0"/>
+              <w:rPr>
+                <w:rFonts w:ascii="Helvetica" w:hAnsi="Helvetica" w:eastAsia="Helvetica" w:cs="Helvetica"/>
+                <w:i w:val="false"/>
+                <w:b w:val="false"/>
+                <w:u w:val="none"/>
+                <w:sz w:val="22"/>
+                <w:szCs w:val="22"/>
+                <w:color w:val="000000"/>
+              </w:rPr>
+            </w:pPr>
+            <w:r>
+              <w:rPr>
+                <w:rFonts w:ascii="Helvetica" w:hAnsi="Helvetica" w:eastAsia="Helvetica" w:cs="Helvetica"/>
+                <w:i w:val="false"/>
+                <w:b w:val="false"/>
+                <w:u w:val="none"/>
+                <w:sz w:val="22"/>
+                <w:szCs w:val="22"/>
+                <w:color w:val="000000"/>
+              </w:rPr>
+              <w:t xml:space="preserve">0.14, 7.72</w:t>
+            </w:r>
+          </w:p>
+        </w:tc>
+        <w:tc>
+          <w:tcPr>
+            <w:tcBorders>
+              <w:bottom w:val="none" w:sz="0" w:space="0" w:color="000000"/>
+              <w:top w:val="none" w:sz="0" w:space="0" w:color="000000"/>
+              <w:left w:val="none" w:sz="0" w:space="0" w:color="000000"/>
+              <w:right w:val="none" w:sz="0" w:space="0" w:color="000000"/>
+            </w:tcBorders>
+            <w:shd w:val="clear" w:color="auto" w:fill="FFFFFF"/>
+            <w:tcMar>
+              <w:top w:w="0" w:type="dxa"/>
+              <w:bottom w:w="0" w:type="dxa"/>
+              <w:left w:w="0" w:type="dxa"/>
+              <w:right w:w="0" w:type="dxa"/>
+            </w:tcMar>
+            <w:vAlign w:val="top"/>
+          </w:tcPr>
+          <w:p>
+            <w:pPr>
+              <w:pStyle w:val="Normal"/>
+              <w:jc w:val="center"/>
+              <w:pBdr>
+                <w:bottom w:val="none" w:sz="0" w:space="0" w:color="000000"/>
+                <w:top w:val="none" w:sz="0" w:space="0" w:color="000000"/>
+                <w:left w:val="none" w:sz="0" w:space="0" w:color="000000"/>
+                <w:right w:val="none" w:sz="0" w:space="0" w:color="000000"/>
+              </w:pBdr>
+              <w:spacing w:after="100" w:before="100" w:line="240"/>
+              <w:ind w:left="100" w:right="100" w:firstLine="0" w:firstLineChars="0"/>
+              <w:rPr>
+                <w:rFonts w:ascii="Helvetica" w:hAnsi="Helvetica" w:eastAsia="Helvetica" w:cs="Helvetica"/>
+                <w:i w:val="false"/>
+                <w:b w:val="false"/>
+                <w:u w:val="none"/>
+                <w:sz w:val="22"/>
+                <w:szCs w:val="22"/>
+                <w:color w:val="000000"/>
+              </w:rPr>
+            </w:pPr>
+            <w:r>
+              <w:rPr>
+                <w:rFonts w:ascii="Helvetica" w:hAnsi="Helvetica" w:eastAsia="Helvetica" w:cs="Helvetica"/>
+                <w:i w:val="false"/>
+                <w:b w:val="false"/>
+                <w:u w:val="none"/>
+                <w:sz w:val="22"/>
+                <w:szCs w:val="22"/>
+                <w:color w:val="000000"/>
+              </w:rPr>
+              <w:t xml:space="preserve">0.960</w:t>
+            </w:r>
+          </w:p>
+        </w:tc>
+        <w:tc>
+          <w:tcPr>
+            <w:tcBorders>
+              <w:bottom w:val="none" w:sz="0" w:space="0" w:color="000000"/>
+              <w:top w:val="none" w:sz="0" w:space="0" w:color="000000"/>
+              <w:left w:val="none" w:sz="0" w:space="0" w:color="000000"/>
+              <w:right w:val="none" w:sz="0" w:space="0" w:color="000000"/>
+            </w:tcBorders>
+            <w:shd w:val="clear" w:color="auto" w:fill="FFFFFF"/>
+            <w:tcMar>
+              <w:top w:w="0" w:type="dxa"/>
+              <w:bottom w:w="0" w:type="dxa"/>
+              <w:left w:w="0" w:type="dxa"/>
+              <w:right w:w="0" w:type="dxa"/>
+            </w:tcMar>
+            <w:vAlign w:val="top"/>
+          </w:tcPr>
+          <w:p>
+            <w:pPr>
+              <w:pStyle w:val="Normal"/>
+              <w:jc w:val="center"/>
+              <w:pBdr>
+                <w:bottom w:val="none" w:sz="0" w:space="0" w:color="000000"/>
+                <w:top w:val="none" w:sz="0" w:space="0" w:color="000000"/>
+                <w:left w:val="none" w:sz="0" w:space="0" w:color="000000"/>
+                <w:right w:val="none" w:sz="0" w:space="0" w:color="000000"/>
+              </w:pBdr>
+              <w:spacing w:after="100" w:before="100" w:line="240"/>
+              <w:ind w:left="100" w:right="100" w:firstLine="0" w:firstLineChars="0"/>
+              <w:rPr>
+                <w:rFonts w:ascii="Helvetica" w:hAnsi="Helvetica" w:eastAsia="Helvetica" w:cs="Helvetica"/>
+                <w:i w:val="false"/>
+                <w:b w:val="false"/>
+                <w:u w:val="none"/>
+                <w:sz w:val="22"/>
+                <w:szCs w:val="22"/>
+                <w:color w:val="000000"/>
+              </w:rPr>
+            </w:pPr>
+            <w:r>
+              <w:rPr>
+                <w:rFonts w:ascii="Helvetica" w:hAnsi="Helvetica" w:eastAsia="Helvetica" w:cs="Helvetica"/>
+                <w:i w:val="false"/>
+                <w:b w:val="false"/>
+                <w:u w:val="none"/>
+                <w:sz w:val="22"/>
+                <w:szCs w:val="22"/>
+                <w:color w:val="000000"/>
+              </w:rPr>
+              <w:t xml:space="preserve">189</w:t>
+            </w:r>
+          </w:p>
+        </w:tc>
+        <w:tc>
+          <w:tcPr>
+            <w:tcBorders>
+              <w:bottom w:val="none" w:sz="0" w:space="0" w:color="000000"/>
+              <w:top w:val="none" w:sz="0" w:space="0" w:color="000000"/>
+              <w:left w:val="none" w:sz="0" w:space="0" w:color="000000"/>
+              <w:right w:val="none" w:sz="0" w:space="0" w:color="000000"/>
+            </w:tcBorders>
+            <w:shd w:val="clear" w:color="auto" w:fill="FFFFFF"/>
+            <w:tcMar>
+              <w:top w:w="0" w:type="dxa"/>
+              <w:bottom w:w="0" w:type="dxa"/>
+              <w:left w:w="0" w:type="dxa"/>
+              <w:right w:w="0" w:type="dxa"/>
+            </w:tcMar>
+            <w:vAlign w:val="top"/>
+          </w:tcPr>
+          <w:p>
+            <w:pPr>
+              <w:pStyle w:val="Normal"/>
+              <w:jc w:val="center"/>
+              <w:pBdr>
+                <w:bottom w:val="none" w:sz="0" w:space="0" w:color="000000"/>
+                <w:top w:val="none" w:sz="0" w:space="0" w:color="000000"/>
+                <w:left w:val="none" w:sz="0" w:space="0" w:color="000000"/>
+                <w:right w:val="none" w:sz="0" w:space="0" w:color="000000"/>
+              </w:pBdr>
+              <w:spacing w:after="100" w:before="100" w:line="240"/>
+              <w:ind w:left="100" w:right="100" w:firstLine="0" w:firstLineChars="0"/>
+              <w:rPr>
+                <w:rFonts w:ascii="Helvetica" w:hAnsi="Helvetica" w:eastAsia="Helvetica" w:cs="Helvetica"/>
+                <w:i w:val="false"/>
+                <w:b w:val="false"/>
+                <w:u w:val="none"/>
+                <w:sz w:val="22"/>
+                <w:szCs w:val="22"/>
+                <w:color w:val="000000"/>
+              </w:rPr>
+            </w:pPr>
+            <w:r>
+              <w:rPr>
+                <w:rFonts w:ascii="Helvetica" w:hAnsi="Helvetica" w:eastAsia="Helvetica" w:cs="Helvetica"/>
+                <w:i w:val="false"/>
+                <w:b w:val="false"/>
+                <w:u w:val="none"/>
+                <w:sz w:val="22"/>
+                <w:szCs w:val="22"/>
+                <w:color w:val="000000"/>
+              </w:rPr>
+              <w:t xml:space="preserve">0.66</w:t>
+            </w:r>
+          </w:p>
+        </w:tc>
+        <w:tc>
+          <w:tcPr>
+            <w:tcBorders>
+              <w:bottom w:val="none" w:sz="0" w:space="0" w:color="000000"/>
+              <w:top w:val="none" w:sz="0" w:space="0" w:color="000000"/>
+              <w:left w:val="none" w:sz="0" w:space="0" w:color="000000"/>
+              <w:right w:val="none" w:sz="0" w:space="0" w:color="000000"/>
+            </w:tcBorders>
+            <w:shd w:val="clear" w:color="auto" w:fill="FFFFFF"/>
+            <w:tcMar>
+              <w:top w:w="0" w:type="dxa"/>
+              <w:bottom w:w="0" w:type="dxa"/>
+              <w:left w:w="0" w:type="dxa"/>
+              <w:right w:w="0" w:type="dxa"/>
+            </w:tcMar>
+            <w:vAlign w:val="top"/>
+          </w:tcPr>
+          <w:p>
+            <w:pPr>
+              <w:pStyle w:val="Normal"/>
+              <w:jc w:val="center"/>
+              <w:pBdr>
+                <w:bottom w:val="none" w:sz="0" w:space="0" w:color="000000"/>
+                <w:top w:val="none" w:sz="0" w:space="0" w:color="000000"/>
+                <w:left w:val="none" w:sz="0" w:space="0" w:color="000000"/>
+                <w:right w:val="none" w:sz="0" w:space="0" w:color="000000"/>
+              </w:pBdr>
+              <w:spacing w:after="100" w:before="100" w:line="240"/>
+              <w:ind w:left="100" w:right="100" w:firstLine="0" w:firstLineChars="0"/>
+              <w:rPr>
+                <w:rFonts w:ascii="Helvetica" w:hAnsi="Helvetica" w:eastAsia="Helvetica" w:cs="Helvetica"/>
+                <w:i w:val="false"/>
+                <w:b w:val="false"/>
+                <w:u w:val="none"/>
+                <w:sz w:val="22"/>
+                <w:szCs w:val="22"/>
+                <w:color w:val="000000"/>
+              </w:rPr>
+            </w:pPr>
+            <w:r>
+              <w:rPr>
+                <w:rFonts w:ascii="Helvetica" w:hAnsi="Helvetica" w:eastAsia="Helvetica" w:cs="Helvetica"/>
+                <w:i w:val="false"/>
+                <w:b w:val="false"/>
+                <w:u w:val="none"/>
+                <w:sz w:val="22"/>
+                <w:szCs w:val="22"/>
+                <w:color w:val="000000"/>
+              </w:rPr>
+              <w:t xml:space="preserve">0.03, 14.3</w:t>
+            </w:r>
+          </w:p>
+        </w:tc>
+        <w:tc>
+          <w:tcPr>
+            <w:tcBorders>
+              <w:bottom w:val="none" w:sz="0" w:space="0" w:color="000000"/>
+              <w:top w:val="none" w:sz="0" w:space="0" w:color="000000"/>
+              <w:left w:val="none" w:sz="0" w:space="0" w:color="000000"/>
+              <w:right w:val="none" w:sz="0" w:space="0" w:color="000000"/>
+            </w:tcBorders>
+            <w:shd w:val="clear" w:color="auto" w:fill="FFFFFF"/>
+            <w:tcMar>
+              <w:top w:w="0" w:type="dxa"/>
+              <w:bottom w:w="0" w:type="dxa"/>
+              <w:left w:w="0" w:type="dxa"/>
+              <w:right w:w="0" w:type="dxa"/>
+            </w:tcMar>
+            <w:vAlign w:val="top"/>
+          </w:tcPr>
+          <w:p>
+            <w:pPr>
+              <w:pStyle w:val="Normal"/>
+              <w:jc w:val="center"/>
+              <w:pBdr>
+                <w:bottom w:val="none" w:sz="0" w:space="0" w:color="000000"/>
+                <w:top w:val="none" w:sz="0" w:space="0" w:color="000000"/>
+                <w:left w:val="none" w:sz="0" w:space="0" w:color="000000"/>
+                <w:right w:val="none" w:sz="0" w:space="0" w:color="000000"/>
+              </w:pBdr>
+              <w:spacing w:after="100" w:before="100" w:line="240"/>
+              <w:ind w:left="100" w:right="100" w:firstLine="0" w:firstLineChars="0"/>
+              <w:rPr>
+                <w:rFonts w:ascii="Helvetica" w:hAnsi="Helvetica" w:eastAsia="Helvetica" w:cs="Helvetica"/>
+                <w:i w:val="false"/>
+                <w:b w:val="false"/>
+                <w:u w:val="none"/>
+                <w:sz w:val="22"/>
+                <w:szCs w:val="22"/>
+                <w:color w:val="000000"/>
+              </w:rPr>
+            </w:pPr>
+            <w:r>
+              <w:rPr>
+                <w:rFonts w:ascii="Helvetica" w:hAnsi="Helvetica" w:eastAsia="Helvetica" w:cs="Helvetica"/>
+                <w:i w:val="false"/>
+                <w:b w:val="false"/>
+                <w:u w:val="none"/>
+                <w:sz w:val="22"/>
+                <w:szCs w:val="22"/>
+                <w:color w:val="000000"/>
+              </w:rPr>
+              <w:t xml:space="preserve">0.790</w:t>
             </w:r>
           </w:p>
         </w:tc>
@@ -11464,7 +11464,7 @@
                 <w:szCs w:val="22"/>
                 <w:color w:val="000000"/>
               </w:rPr>
-              <w:t xml:space="preserve">190</w:t>
+              <w:t xml:space="preserve">189</w:t>
             </w:r>
           </w:p>
         </w:tc>
@@ -11676,7 +11676,7 @@
                 <w:szCs w:val="22"/>
                 <w:color w:val="000000"/>
               </w:rPr>
-              <w:t xml:space="preserve">190</w:t>
+              <w:t xml:space="preserve">189</w:t>
             </w:r>
           </w:p>
         </w:tc>
@@ -11782,60 +11782,60 @@
                 <w:szCs w:val="22"/>
                 <w:color w:val="000000"/>
               </w:rPr>
-              <w:t xml:space="preserve">0.00, 0.13</w:t>
-            </w:r>
-          </w:p>
-        </w:tc>
-        <w:tc>
-          <w:tcPr>
-            <w:tcBorders>
-              <w:bottom w:val="none" w:sz="0" w:space="0" w:color="000000"/>
-              <w:top w:val="none" w:sz="0" w:space="0" w:color="000000"/>
-              <w:left w:val="none" w:sz="0" w:space="0" w:color="000000"/>
-              <w:right w:val="none" w:sz="0" w:space="0" w:color="000000"/>
-            </w:tcBorders>
-            <w:shd w:val="clear" w:color="auto" w:fill="FFFFFF"/>
-            <w:tcMar>
-              <w:top w:w="0" w:type="dxa"/>
-              <w:bottom w:w="0" w:type="dxa"/>
-              <w:left w:w="0" w:type="dxa"/>
-              <w:right w:w="0" w:type="dxa"/>
-            </w:tcMar>
-            <w:vAlign w:val="top"/>
-          </w:tcPr>
-          <w:p>
-            <w:pPr>
-              <w:pStyle w:val="Normal"/>
-              <w:jc w:val="center"/>
-              <w:pBdr>
-                <w:bottom w:val="none" w:sz="0" w:space="0" w:color="000000"/>
-                <w:top w:val="none" w:sz="0" w:space="0" w:color="000000"/>
-                <w:left w:val="none" w:sz="0" w:space="0" w:color="000000"/>
-                <w:right w:val="none" w:sz="0" w:space="0" w:color="000000"/>
-              </w:pBdr>
-              <w:spacing w:after="100" w:before="100" w:line="240"/>
-              <w:ind w:left="100" w:right="100" w:firstLine="0" w:firstLineChars="0"/>
-              <w:rPr>
-                <w:rFonts w:ascii="Helvetica" w:hAnsi="Helvetica" w:eastAsia="Helvetica" w:cs="Helvetica"/>
-                <w:i w:val="false"/>
-                <w:b w:val="false"/>
-                <w:u w:val="none"/>
-                <w:sz w:val="22"/>
-                <w:szCs w:val="22"/>
-                <w:color w:val="000000"/>
-              </w:rPr>
-            </w:pPr>
-            <w:r>
-              <w:rPr>
-                <w:rFonts w:ascii="Helvetica" w:hAnsi="Helvetica" w:eastAsia="Helvetica" w:cs="Helvetica"/>
-                <w:i w:val="false"/>
-                <w:b w:val="false"/>
-                <w:u w:val="none"/>
-                <w:sz w:val="22"/>
-                <w:szCs w:val="22"/>
-                <w:color w:val="000000"/>
-              </w:rPr>
-              <w:t xml:space="preserve">0.004</w:t>
+              <w:t xml:space="preserve">0.00, 0.17</w:t>
+            </w:r>
+          </w:p>
+        </w:tc>
+        <w:tc>
+          <w:tcPr>
+            <w:tcBorders>
+              <w:bottom w:val="none" w:sz="0" w:space="0" w:color="000000"/>
+              <w:top w:val="none" w:sz="0" w:space="0" w:color="000000"/>
+              <w:left w:val="none" w:sz="0" w:space="0" w:color="000000"/>
+              <w:right w:val="none" w:sz="0" w:space="0" w:color="000000"/>
+            </w:tcBorders>
+            <w:shd w:val="clear" w:color="auto" w:fill="FFFFFF"/>
+            <w:tcMar>
+              <w:top w:w="0" w:type="dxa"/>
+              <w:bottom w:w="0" w:type="dxa"/>
+              <w:left w:w="0" w:type="dxa"/>
+              <w:right w:w="0" w:type="dxa"/>
+            </w:tcMar>
+            <w:vAlign w:val="top"/>
+          </w:tcPr>
+          <w:p>
+            <w:pPr>
+              <w:pStyle w:val="Normal"/>
+              <w:jc w:val="center"/>
+              <w:pBdr>
+                <w:bottom w:val="none" w:sz="0" w:space="0" w:color="000000"/>
+                <w:top w:val="none" w:sz="0" w:space="0" w:color="000000"/>
+                <w:left w:val="none" w:sz="0" w:space="0" w:color="000000"/>
+                <w:right w:val="none" w:sz="0" w:space="0" w:color="000000"/>
+              </w:pBdr>
+              <w:spacing w:after="100" w:before="100" w:line="240"/>
+              <w:ind w:left="100" w:right="100" w:firstLine="0" w:firstLineChars="0"/>
+              <w:rPr>
+                <w:rFonts w:ascii="Helvetica" w:hAnsi="Helvetica" w:eastAsia="Helvetica" w:cs="Helvetica"/>
+                <w:i w:val="false"/>
+                <w:b w:val="false"/>
+                <w:u w:val="none"/>
+                <w:sz w:val="22"/>
+                <w:szCs w:val="22"/>
+                <w:color w:val="000000"/>
+              </w:rPr>
+            </w:pPr>
+            <w:r>
+              <w:rPr>
+                <w:rFonts w:ascii="Helvetica" w:hAnsi="Helvetica" w:eastAsia="Helvetica" w:cs="Helvetica"/>
+                <w:i w:val="false"/>
+                <w:b w:val="false"/>
+                <w:u w:val="none"/>
+                <w:sz w:val="22"/>
+                <w:szCs w:val="22"/>
+                <w:color w:val="000000"/>
+              </w:rPr>
+              <w:t xml:space="preserve">0.006</w:t>
             </w:r>
           </w:p>
         </w:tc>
@@ -11947,378 +11947,378 @@
                 <w:szCs w:val="22"/>
                 <w:color w:val="000000"/>
               </w:rPr>
-              <w:t xml:space="preserve">190</w:t>
-            </w:r>
-          </w:p>
-        </w:tc>
-        <w:tc>
-          <w:tcPr>
-            <w:tcBorders>
-              <w:bottom w:val="none" w:sz="0" w:space="0" w:color="000000"/>
-              <w:top w:val="none" w:sz="0" w:space="0" w:color="000000"/>
-              <w:left w:val="none" w:sz="0" w:space="0" w:color="000000"/>
-              <w:right w:val="none" w:sz="0" w:space="0" w:color="000000"/>
-            </w:tcBorders>
-            <w:shd w:val="clear" w:color="auto" w:fill="FFFFFF"/>
-            <w:tcMar>
-              <w:top w:w="0" w:type="dxa"/>
-              <w:bottom w:w="0" w:type="dxa"/>
-              <w:left w:w="0" w:type="dxa"/>
-              <w:right w:w="0" w:type="dxa"/>
-            </w:tcMar>
-            <w:vAlign w:val="top"/>
-          </w:tcPr>
-          <w:p>
-            <w:pPr>
-              <w:pStyle w:val="Normal"/>
-              <w:jc w:val="center"/>
-              <w:pBdr>
-                <w:bottom w:val="none" w:sz="0" w:space="0" w:color="000000"/>
-                <w:top w:val="none" w:sz="0" w:space="0" w:color="000000"/>
-                <w:left w:val="none" w:sz="0" w:space="0" w:color="000000"/>
-                <w:right w:val="none" w:sz="0" w:space="0" w:color="000000"/>
-              </w:pBdr>
-              <w:spacing w:after="100" w:before="100" w:line="240"/>
-              <w:ind w:left="100" w:right="100" w:firstLine="0" w:firstLineChars="0"/>
-              <w:rPr>
-                <w:rFonts w:ascii="Helvetica" w:hAnsi="Helvetica" w:eastAsia="Helvetica" w:cs="Helvetica"/>
-                <w:i w:val="false"/>
-                <w:b w:val="false"/>
-                <w:u w:val="none"/>
-                <w:sz w:val="22"/>
-                <w:szCs w:val="22"/>
-                <w:color w:val="000000"/>
-              </w:rPr>
-            </w:pPr>
-            <w:r>
-              <w:rPr>
-                <w:rFonts w:ascii="Helvetica" w:hAnsi="Helvetica" w:eastAsia="Helvetica" w:cs="Helvetica"/>
-                <w:i w:val="false"/>
-                <w:b w:val="false"/>
-                <w:u w:val="none"/>
-                <w:sz w:val="22"/>
-                <w:szCs w:val="22"/>
-                <w:color w:val="000000"/>
-              </w:rPr>
-              <w:t xml:space="preserve">1.14</w:t>
-            </w:r>
-          </w:p>
-        </w:tc>
-        <w:tc>
-          <w:tcPr>
-            <w:tcBorders>
-              <w:bottom w:val="none" w:sz="0" w:space="0" w:color="000000"/>
-              <w:top w:val="none" w:sz="0" w:space="0" w:color="000000"/>
-              <w:left w:val="none" w:sz="0" w:space="0" w:color="000000"/>
-              <w:right w:val="none" w:sz="0" w:space="0" w:color="000000"/>
-            </w:tcBorders>
-            <w:shd w:val="clear" w:color="auto" w:fill="FFFFFF"/>
-            <w:tcMar>
-              <w:top w:w="0" w:type="dxa"/>
-              <w:bottom w:w="0" w:type="dxa"/>
-              <w:left w:w="0" w:type="dxa"/>
-              <w:right w:w="0" w:type="dxa"/>
-            </w:tcMar>
-            <w:vAlign w:val="top"/>
-          </w:tcPr>
-          <w:p>
-            <w:pPr>
-              <w:pStyle w:val="Normal"/>
-              <w:jc w:val="center"/>
-              <w:pBdr>
-                <w:bottom w:val="none" w:sz="0" w:space="0" w:color="000000"/>
-                <w:top w:val="none" w:sz="0" w:space="0" w:color="000000"/>
-                <w:left w:val="none" w:sz="0" w:space="0" w:color="000000"/>
-                <w:right w:val="none" w:sz="0" w:space="0" w:color="000000"/>
-              </w:pBdr>
-              <w:spacing w:after="100" w:before="100" w:line="240"/>
-              <w:ind w:left="100" w:right="100" w:firstLine="0" w:firstLineChars="0"/>
-              <w:rPr>
-                <w:rFonts w:ascii="Helvetica" w:hAnsi="Helvetica" w:eastAsia="Helvetica" w:cs="Helvetica"/>
-                <w:i w:val="false"/>
-                <w:b w:val="false"/>
-                <w:u w:val="none"/>
-                <w:sz w:val="22"/>
-                <w:szCs w:val="22"/>
-                <w:color w:val="000000"/>
-              </w:rPr>
-            </w:pPr>
-            <w:r>
-              <w:rPr>
-                <w:rFonts w:ascii="Helvetica" w:hAnsi="Helvetica" w:eastAsia="Helvetica" w:cs="Helvetica"/>
-                <w:i w:val="false"/>
-                <w:b w:val="false"/>
-                <w:u w:val="none"/>
-                <w:sz w:val="22"/>
-                <w:szCs w:val="22"/>
-                <w:color w:val="000000"/>
-              </w:rPr>
-              <w:t xml:space="preserve">0.27, 4.86</w:t>
-            </w:r>
-          </w:p>
-        </w:tc>
-        <w:tc>
-          <w:tcPr>
-            <w:tcBorders>
-              <w:bottom w:val="none" w:sz="0" w:space="0" w:color="000000"/>
-              <w:top w:val="none" w:sz="0" w:space="0" w:color="000000"/>
-              <w:left w:val="none" w:sz="0" w:space="0" w:color="000000"/>
-              <w:right w:val="none" w:sz="0" w:space="0" w:color="000000"/>
-            </w:tcBorders>
-            <w:shd w:val="clear" w:color="auto" w:fill="FFFFFF"/>
-            <w:tcMar>
-              <w:top w:w="0" w:type="dxa"/>
-              <w:bottom w:w="0" w:type="dxa"/>
-              <w:left w:w="0" w:type="dxa"/>
-              <w:right w:w="0" w:type="dxa"/>
-            </w:tcMar>
-            <w:vAlign w:val="top"/>
-          </w:tcPr>
-          <w:p>
-            <w:pPr>
-              <w:pStyle w:val="Normal"/>
-              <w:jc w:val="center"/>
-              <w:pBdr>
-                <w:bottom w:val="none" w:sz="0" w:space="0" w:color="000000"/>
-                <w:top w:val="none" w:sz="0" w:space="0" w:color="000000"/>
-                <w:left w:val="none" w:sz="0" w:space="0" w:color="000000"/>
-                <w:right w:val="none" w:sz="0" w:space="0" w:color="000000"/>
-              </w:pBdr>
-              <w:spacing w:after="100" w:before="100" w:line="240"/>
-              <w:ind w:left="100" w:right="100" w:firstLine="0" w:firstLineChars="0"/>
-              <w:rPr>
-                <w:rFonts w:ascii="Helvetica" w:hAnsi="Helvetica" w:eastAsia="Helvetica" w:cs="Helvetica"/>
-                <w:i w:val="false"/>
-                <w:b w:val="false"/>
-                <w:u w:val="none"/>
-                <w:sz w:val="22"/>
-                <w:szCs w:val="22"/>
-                <w:color w:val="000000"/>
-              </w:rPr>
-            </w:pPr>
-            <w:r>
-              <w:rPr>
-                <w:rFonts w:ascii="Helvetica" w:hAnsi="Helvetica" w:eastAsia="Helvetica" w:cs="Helvetica"/>
-                <w:i w:val="false"/>
-                <w:b w:val="false"/>
-                <w:u w:val="none"/>
-                <w:sz w:val="22"/>
-                <w:szCs w:val="22"/>
-                <w:color w:val="000000"/>
-              </w:rPr>
-              <w:t xml:space="preserve">0.860</w:t>
-            </w:r>
-          </w:p>
-        </w:tc>
-        <w:tc>
-          <w:tcPr>
-            <w:tcBorders>
-              <w:bottom w:val="none" w:sz="0" w:space="0" w:color="000000"/>
-              <w:top w:val="none" w:sz="0" w:space="0" w:color="000000"/>
-              <w:left w:val="none" w:sz="0" w:space="0" w:color="000000"/>
-              <w:right w:val="none" w:sz="0" w:space="0" w:color="000000"/>
-            </w:tcBorders>
-            <w:shd w:val="clear" w:color="auto" w:fill="FFFFFF"/>
-            <w:tcMar>
-              <w:top w:w="0" w:type="dxa"/>
-              <w:bottom w:w="0" w:type="dxa"/>
-              <w:left w:w="0" w:type="dxa"/>
-              <w:right w:w="0" w:type="dxa"/>
-            </w:tcMar>
-            <w:vAlign w:val="top"/>
-          </w:tcPr>
-          <w:p>
-            <w:pPr>
-              <w:pStyle w:val="Normal"/>
-              <w:jc w:val="center"/>
-              <w:pBdr>
-                <w:bottom w:val="none" w:sz="0" w:space="0" w:color="000000"/>
-                <w:top w:val="none" w:sz="0" w:space="0" w:color="000000"/>
-                <w:left w:val="none" w:sz="0" w:space="0" w:color="000000"/>
-                <w:right w:val="none" w:sz="0" w:space="0" w:color="000000"/>
-              </w:pBdr>
-              <w:spacing w:after="100" w:before="100" w:line="240"/>
-              <w:ind w:left="100" w:right="100" w:firstLine="0" w:firstLineChars="0"/>
-              <w:rPr>
-                <w:rFonts w:ascii="Helvetica" w:hAnsi="Helvetica" w:eastAsia="Helvetica" w:cs="Helvetica"/>
-                <w:i w:val="false"/>
-                <w:b w:val="false"/>
-                <w:u w:val="none"/>
-                <w:sz w:val="22"/>
-                <w:szCs w:val="22"/>
-                <w:color w:val="000000"/>
-              </w:rPr>
-            </w:pPr>
-            <w:r>
-              <w:rPr>
-                <w:rFonts w:ascii="Helvetica" w:hAnsi="Helvetica" w:eastAsia="Helvetica" w:cs="Helvetica"/>
-                <w:i w:val="false"/>
-                <w:b w:val="false"/>
-                <w:u w:val="none"/>
-                <w:sz w:val="22"/>
-                <w:szCs w:val="22"/>
-                <w:color w:val="000000"/>
-              </w:rPr>
-              <w:t xml:space="preserve">190</w:t>
-            </w:r>
-          </w:p>
-        </w:tc>
-        <w:tc>
-          <w:tcPr>
-            <w:tcBorders>
-              <w:bottom w:val="none" w:sz="0" w:space="0" w:color="000000"/>
-              <w:top w:val="none" w:sz="0" w:space="0" w:color="000000"/>
-              <w:left w:val="none" w:sz="0" w:space="0" w:color="000000"/>
-              <w:right w:val="none" w:sz="0" w:space="0" w:color="000000"/>
-            </w:tcBorders>
-            <w:shd w:val="clear" w:color="auto" w:fill="FFFFFF"/>
-            <w:tcMar>
-              <w:top w:w="0" w:type="dxa"/>
-              <w:bottom w:w="0" w:type="dxa"/>
-              <w:left w:w="0" w:type="dxa"/>
-              <w:right w:w="0" w:type="dxa"/>
-            </w:tcMar>
-            <w:vAlign w:val="top"/>
-          </w:tcPr>
-          <w:p>
-            <w:pPr>
-              <w:pStyle w:val="Normal"/>
-              <w:jc w:val="center"/>
-              <w:pBdr>
-                <w:bottom w:val="none" w:sz="0" w:space="0" w:color="000000"/>
-                <w:top w:val="none" w:sz="0" w:space="0" w:color="000000"/>
-                <w:left w:val="none" w:sz="0" w:space="0" w:color="000000"/>
-                <w:right w:val="none" w:sz="0" w:space="0" w:color="000000"/>
-              </w:pBdr>
-              <w:spacing w:after="100" w:before="100" w:line="240"/>
-              <w:ind w:left="100" w:right="100" w:firstLine="0" w:firstLineChars="0"/>
-              <w:rPr>
-                <w:rFonts w:ascii="Helvetica" w:hAnsi="Helvetica" w:eastAsia="Helvetica" w:cs="Helvetica"/>
-                <w:i w:val="false"/>
-                <w:b w:val="false"/>
-                <w:u w:val="none"/>
-                <w:sz w:val="22"/>
-                <w:szCs w:val="22"/>
-                <w:color w:val="000000"/>
-              </w:rPr>
-            </w:pPr>
-            <w:r>
-              <w:rPr>
-                <w:rFonts w:ascii="Helvetica" w:hAnsi="Helvetica" w:eastAsia="Helvetica" w:cs="Helvetica"/>
-                <w:i w:val="false"/>
-                <w:b w:val="false"/>
-                <w:u w:val="none"/>
-                <w:sz w:val="22"/>
-                <w:szCs w:val="22"/>
-                <w:color w:val="000000"/>
-              </w:rPr>
-              <w:t xml:space="preserve">0.35</w:t>
-            </w:r>
-          </w:p>
-        </w:tc>
-        <w:tc>
-          <w:tcPr>
-            <w:tcBorders>
-              <w:bottom w:val="none" w:sz="0" w:space="0" w:color="000000"/>
-              <w:top w:val="none" w:sz="0" w:space="0" w:color="000000"/>
-              <w:left w:val="none" w:sz="0" w:space="0" w:color="000000"/>
-              <w:right w:val="none" w:sz="0" w:space="0" w:color="000000"/>
-            </w:tcBorders>
-            <w:shd w:val="clear" w:color="auto" w:fill="FFFFFF"/>
-            <w:tcMar>
-              <w:top w:w="0" w:type="dxa"/>
-              <w:bottom w:w="0" w:type="dxa"/>
-              <w:left w:w="0" w:type="dxa"/>
-              <w:right w:w="0" w:type="dxa"/>
-            </w:tcMar>
-            <w:vAlign w:val="top"/>
-          </w:tcPr>
-          <w:p>
-            <w:pPr>
-              <w:pStyle w:val="Normal"/>
-              <w:jc w:val="center"/>
-              <w:pBdr>
-                <w:bottom w:val="none" w:sz="0" w:space="0" w:color="000000"/>
-                <w:top w:val="none" w:sz="0" w:space="0" w:color="000000"/>
-                <w:left w:val="none" w:sz="0" w:space="0" w:color="000000"/>
-                <w:right w:val="none" w:sz="0" w:space="0" w:color="000000"/>
-              </w:pBdr>
-              <w:spacing w:after="100" w:before="100" w:line="240"/>
-              <w:ind w:left="100" w:right="100" w:firstLine="0" w:firstLineChars="0"/>
-              <w:rPr>
-                <w:rFonts w:ascii="Helvetica" w:hAnsi="Helvetica" w:eastAsia="Helvetica" w:cs="Helvetica"/>
-                <w:i w:val="false"/>
-                <w:b w:val="false"/>
-                <w:u w:val="none"/>
-                <w:sz w:val="22"/>
-                <w:szCs w:val="22"/>
-                <w:color w:val="000000"/>
-              </w:rPr>
-            </w:pPr>
-            <w:r>
-              <w:rPr>
-                <w:rFonts w:ascii="Helvetica" w:hAnsi="Helvetica" w:eastAsia="Helvetica" w:cs="Helvetica"/>
-                <w:i w:val="false"/>
-                <w:b w:val="false"/>
-                <w:u w:val="none"/>
-                <w:sz w:val="22"/>
-                <w:szCs w:val="22"/>
-                <w:color w:val="000000"/>
-              </w:rPr>
-              <w:t xml:space="preserve">0.06, 1.87</w:t>
-            </w:r>
-          </w:p>
-        </w:tc>
-        <w:tc>
-          <w:tcPr>
-            <w:tcBorders>
-              <w:bottom w:val="none" w:sz="0" w:space="0" w:color="000000"/>
-              <w:top w:val="none" w:sz="0" w:space="0" w:color="000000"/>
-              <w:left w:val="none" w:sz="0" w:space="0" w:color="000000"/>
-              <w:right w:val="none" w:sz="0" w:space="0" w:color="000000"/>
-            </w:tcBorders>
-            <w:shd w:val="clear" w:color="auto" w:fill="FFFFFF"/>
-            <w:tcMar>
-              <w:top w:w="0" w:type="dxa"/>
-              <w:bottom w:w="0" w:type="dxa"/>
-              <w:left w:w="0" w:type="dxa"/>
-              <w:right w:w="0" w:type="dxa"/>
-            </w:tcMar>
-            <w:vAlign w:val="top"/>
-          </w:tcPr>
-          <w:p>
-            <w:pPr>
-              <w:pStyle w:val="Normal"/>
-              <w:jc w:val="center"/>
-              <w:pBdr>
-                <w:bottom w:val="none" w:sz="0" w:space="0" w:color="000000"/>
-                <w:top w:val="none" w:sz="0" w:space="0" w:color="000000"/>
-                <w:left w:val="none" w:sz="0" w:space="0" w:color="000000"/>
-                <w:right w:val="none" w:sz="0" w:space="0" w:color="000000"/>
-              </w:pBdr>
-              <w:spacing w:after="100" w:before="100" w:line="240"/>
-              <w:ind w:left="100" w:right="100" w:firstLine="0" w:firstLineChars="0"/>
-              <w:rPr>
-                <w:rFonts w:ascii="Helvetica" w:hAnsi="Helvetica" w:eastAsia="Helvetica" w:cs="Helvetica"/>
-                <w:i w:val="false"/>
-                <w:b w:val="false"/>
-                <w:u w:val="none"/>
-                <w:sz w:val="22"/>
-                <w:szCs w:val="22"/>
-                <w:color w:val="000000"/>
-              </w:rPr>
-            </w:pPr>
-            <w:r>
-              <w:rPr>
-                <w:rFonts w:ascii="Helvetica" w:hAnsi="Helvetica" w:eastAsia="Helvetica" w:cs="Helvetica"/>
-                <w:i w:val="false"/>
-                <w:b w:val="false"/>
-                <w:u w:val="none"/>
-                <w:sz w:val="22"/>
-                <w:szCs w:val="22"/>
-                <w:color w:val="000000"/>
-              </w:rPr>
-              <w:t xml:space="preserve">0.220</w:t>
+              <w:t xml:space="preserve">189</w:t>
+            </w:r>
+          </w:p>
+        </w:tc>
+        <w:tc>
+          <w:tcPr>
+            <w:tcBorders>
+              <w:bottom w:val="none" w:sz="0" w:space="0" w:color="000000"/>
+              <w:top w:val="none" w:sz="0" w:space="0" w:color="000000"/>
+              <w:left w:val="none" w:sz="0" w:space="0" w:color="000000"/>
+              <w:right w:val="none" w:sz="0" w:space="0" w:color="000000"/>
+            </w:tcBorders>
+            <w:shd w:val="clear" w:color="auto" w:fill="FFFFFF"/>
+            <w:tcMar>
+              <w:top w:w="0" w:type="dxa"/>
+              <w:bottom w:w="0" w:type="dxa"/>
+              <w:left w:w="0" w:type="dxa"/>
+              <w:right w:w="0" w:type="dxa"/>
+            </w:tcMar>
+            <w:vAlign w:val="top"/>
+          </w:tcPr>
+          <w:p>
+            <w:pPr>
+              <w:pStyle w:val="Normal"/>
+              <w:jc w:val="center"/>
+              <w:pBdr>
+                <w:bottom w:val="none" w:sz="0" w:space="0" w:color="000000"/>
+                <w:top w:val="none" w:sz="0" w:space="0" w:color="000000"/>
+                <w:left w:val="none" w:sz="0" w:space="0" w:color="000000"/>
+                <w:right w:val="none" w:sz="0" w:space="0" w:color="000000"/>
+              </w:pBdr>
+              <w:spacing w:after="100" w:before="100" w:line="240"/>
+              <w:ind w:left="100" w:right="100" w:firstLine="0" w:firstLineChars="0"/>
+              <w:rPr>
+                <w:rFonts w:ascii="Helvetica" w:hAnsi="Helvetica" w:eastAsia="Helvetica" w:cs="Helvetica"/>
+                <w:i w:val="false"/>
+                <w:b w:val="false"/>
+                <w:u w:val="none"/>
+                <w:sz w:val="22"/>
+                <w:szCs w:val="22"/>
+                <w:color w:val="000000"/>
+              </w:rPr>
+            </w:pPr>
+            <w:r>
+              <w:rPr>
+                <w:rFonts w:ascii="Helvetica" w:hAnsi="Helvetica" w:eastAsia="Helvetica" w:cs="Helvetica"/>
+                <w:i w:val="false"/>
+                <w:b w:val="false"/>
+                <w:u w:val="none"/>
+                <w:sz w:val="22"/>
+                <w:szCs w:val="22"/>
+                <w:color w:val="000000"/>
+              </w:rPr>
+              <w:t xml:space="preserve">1.13</w:t>
+            </w:r>
+          </w:p>
+        </w:tc>
+        <w:tc>
+          <w:tcPr>
+            <w:tcBorders>
+              <w:bottom w:val="none" w:sz="0" w:space="0" w:color="000000"/>
+              <w:top w:val="none" w:sz="0" w:space="0" w:color="000000"/>
+              <w:left w:val="none" w:sz="0" w:space="0" w:color="000000"/>
+              <w:right w:val="none" w:sz="0" w:space="0" w:color="000000"/>
+            </w:tcBorders>
+            <w:shd w:val="clear" w:color="auto" w:fill="FFFFFF"/>
+            <w:tcMar>
+              <w:top w:w="0" w:type="dxa"/>
+              <w:bottom w:w="0" w:type="dxa"/>
+              <w:left w:w="0" w:type="dxa"/>
+              <w:right w:w="0" w:type="dxa"/>
+            </w:tcMar>
+            <w:vAlign w:val="top"/>
+          </w:tcPr>
+          <w:p>
+            <w:pPr>
+              <w:pStyle w:val="Normal"/>
+              <w:jc w:val="center"/>
+              <w:pBdr>
+                <w:bottom w:val="none" w:sz="0" w:space="0" w:color="000000"/>
+                <w:top w:val="none" w:sz="0" w:space="0" w:color="000000"/>
+                <w:left w:val="none" w:sz="0" w:space="0" w:color="000000"/>
+                <w:right w:val="none" w:sz="0" w:space="0" w:color="000000"/>
+              </w:pBdr>
+              <w:spacing w:after="100" w:before="100" w:line="240"/>
+              <w:ind w:left="100" w:right="100" w:firstLine="0" w:firstLineChars="0"/>
+              <w:rPr>
+                <w:rFonts w:ascii="Helvetica" w:hAnsi="Helvetica" w:eastAsia="Helvetica" w:cs="Helvetica"/>
+                <w:i w:val="false"/>
+                <w:b w:val="false"/>
+                <w:u w:val="none"/>
+                <w:sz w:val="22"/>
+                <w:szCs w:val="22"/>
+                <w:color w:val="000000"/>
+              </w:rPr>
+            </w:pPr>
+            <w:r>
+              <w:rPr>
+                <w:rFonts w:ascii="Helvetica" w:hAnsi="Helvetica" w:eastAsia="Helvetica" w:cs="Helvetica"/>
+                <w:i w:val="false"/>
+                <w:b w:val="false"/>
+                <w:u w:val="none"/>
+                <w:sz w:val="22"/>
+                <w:szCs w:val="22"/>
+                <w:color w:val="000000"/>
+              </w:rPr>
+              <w:t xml:space="preserve">0.26, 4.83</w:t>
+            </w:r>
+          </w:p>
+        </w:tc>
+        <w:tc>
+          <w:tcPr>
+            <w:tcBorders>
+              <w:bottom w:val="none" w:sz="0" w:space="0" w:color="000000"/>
+              <w:top w:val="none" w:sz="0" w:space="0" w:color="000000"/>
+              <w:left w:val="none" w:sz="0" w:space="0" w:color="000000"/>
+              <w:right w:val="none" w:sz="0" w:space="0" w:color="000000"/>
+            </w:tcBorders>
+            <w:shd w:val="clear" w:color="auto" w:fill="FFFFFF"/>
+            <w:tcMar>
+              <w:top w:w="0" w:type="dxa"/>
+              <w:bottom w:w="0" w:type="dxa"/>
+              <w:left w:w="0" w:type="dxa"/>
+              <w:right w:w="0" w:type="dxa"/>
+            </w:tcMar>
+            <w:vAlign w:val="top"/>
+          </w:tcPr>
+          <w:p>
+            <w:pPr>
+              <w:pStyle w:val="Normal"/>
+              <w:jc w:val="center"/>
+              <w:pBdr>
+                <w:bottom w:val="none" w:sz="0" w:space="0" w:color="000000"/>
+                <w:top w:val="none" w:sz="0" w:space="0" w:color="000000"/>
+                <w:left w:val="none" w:sz="0" w:space="0" w:color="000000"/>
+                <w:right w:val="none" w:sz="0" w:space="0" w:color="000000"/>
+              </w:pBdr>
+              <w:spacing w:after="100" w:before="100" w:line="240"/>
+              <w:ind w:left="100" w:right="100" w:firstLine="0" w:firstLineChars="0"/>
+              <w:rPr>
+                <w:rFonts w:ascii="Helvetica" w:hAnsi="Helvetica" w:eastAsia="Helvetica" w:cs="Helvetica"/>
+                <w:i w:val="false"/>
+                <w:b w:val="false"/>
+                <w:u w:val="none"/>
+                <w:sz w:val="22"/>
+                <w:szCs w:val="22"/>
+                <w:color w:val="000000"/>
+              </w:rPr>
+            </w:pPr>
+            <w:r>
+              <w:rPr>
+                <w:rFonts w:ascii="Helvetica" w:hAnsi="Helvetica" w:eastAsia="Helvetica" w:cs="Helvetica"/>
+                <w:i w:val="false"/>
+                <w:b w:val="false"/>
+                <w:u w:val="none"/>
+                <w:sz w:val="22"/>
+                <w:szCs w:val="22"/>
+                <w:color w:val="000000"/>
+              </w:rPr>
+              <w:t xml:space="preserve">0.870</w:t>
+            </w:r>
+          </w:p>
+        </w:tc>
+        <w:tc>
+          <w:tcPr>
+            <w:tcBorders>
+              <w:bottom w:val="none" w:sz="0" w:space="0" w:color="000000"/>
+              <w:top w:val="none" w:sz="0" w:space="0" w:color="000000"/>
+              <w:left w:val="none" w:sz="0" w:space="0" w:color="000000"/>
+              <w:right w:val="none" w:sz="0" w:space="0" w:color="000000"/>
+            </w:tcBorders>
+            <w:shd w:val="clear" w:color="auto" w:fill="FFFFFF"/>
+            <w:tcMar>
+              <w:top w:w="0" w:type="dxa"/>
+              <w:bottom w:w="0" w:type="dxa"/>
+              <w:left w:w="0" w:type="dxa"/>
+              <w:right w:w="0" w:type="dxa"/>
+            </w:tcMar>
+            <w:vAlign w:val="top"/>
+          </w:tcPr>
+          <w:p>
+            <w:pPr>
+              <w:pStyle w:val="Normal"/>
+              <w:jc w:val="center"/>
+              <w:pBdr>
+                <w:bottom w:val="none" w:sz="0" w:space="0" w:color="000000"/>
+                <w:top w:val="none" w:sz="0" w:space="0" w:color="000000"/>
+                <w:left w:val="none" w:sz="0" w:space="0" w:color="000000"/>
+                <w:right w:val="none" w:sz="0" w:space="0" w:color="000000"/>
+              </w:pBdr>
+              <w:spacing w:after="100" w:before="100" w:line="240"/>
+              <w:ind w:left="100" w:right="100" w:firstLine="0" w:firstLineChars="0"/>
+              <w:rPr>
+                <w:rFonts w:ascii="Helvetica" w:hAnsi="Helvetica" w:eastAsia="Helvetica" w:cs="Helvetica"/>
+                <w:i w:val="false"/>
+                <w:b w:val="false"/>
+                <w:u w:val="none"/>
+                <w:sz w:val="22"/>
+                <w:szCs w:val="22"/>
+                <w:color w:val="000000"/>
+              </w:rPr>
+            </w:pPr>
+            <w:r>
+              <w:rPr>
+                <w:rFonts w:ascii="Helvetica" w:hAnsi="Helvetica" w:eastAsia="Helvetica" w:cs="Helvetica"/>
+                <w:i w:val="false"/>
+                <w:b w:val="false"/>
+                <w:u w:val="none"/>
+                <w:sz w:val="22"/>
+                <w:szCs w:val="22"/>
+                <w:color w:val="000000"/>
+              </w:rPr>
+              <w:t xml:space="preserve">189</w:t>
+            </w:r>
+          </w:p>
+        </w:tc>
+        <w:tc>
+          <w:tcPr>
+            <w:tcBorders>
+              <w:bottom w:val="none" w:sz="0" w:space="0" w:color="000000"/>
+              <w:top w:val="none" w:sz="0" w:space="0" w:color="000000"/>
+              <w:left w:val="none" w:sz="0" w:space="0" w:color="000000"/>
+              <w:right w:val="none" w:sz="0" w:space="0" w:color="000000"/>
+            </w:tcBorders>
+            <w:shd w:val="clear" w:color="auto" w:fill="FFFFFF"/>
+            <w:tcMar>
+              <w:top w:w="0" w:type="dxa"/>
+              <w:bottom w:w="0" w:type="dxa"/>
+              <w:left w:w="0" w:type="dxa"/>
+              <w:right w:w="0" w:type="dxa"/>
+            </w:tcMar>
+            <w:vAlign w:val="top"/>
+          </w:tcPr>
+          <w:p>
+            <w:pPr>
+              <w:pStyle w:val="Normal"/>
+              <w:jc w:val="center"/>
+              <w:pBdr>
+                <w:bottom w:val="none" w:sz="0" w:space="0" w:color="000000"/>
+                <w:top w:val="none" w:sz="0" w:space="0" w:color="000000"/>
+                <w:left w:val="none" w:sz="0" w:space="0" w:color="000000"/>
+                <w:right w:val="none" w:sz="0" w:space="0" w:color="000000"/>
+              </w:pBdr>
+              <w:spacing w:after="100" w:before="100" w:line="240"/>
+              <w:ind w:left="100" w:right="100" w:firstLine="0" w:firstLineChars="0"/>
+              <w:rPr>
+                <w:rFonts w:ascii="Helvetica" w:hAnsi="Helvetica" w:eastAsia="Helvetica" w:cs="Helvetica"/>
+                <w:i w:val="false"/>
+                <w:b w:val="false"/>
+                <w:u w:val="none"/>
+                <w:sz w:val="22"/>
+                <w:szCs w:val="22"/>
+                <w:color w:val="000000"/>
+              </w:rPr>
+            </w:pPr>
+            <w:r>
+              <w:rPr>
+                <w:rFonts w:ascii="Helvetica" w:hAnsi="Helvetica" w:eastAsia="Helvetica" w:cs="Helvetica"/>
+                <w:i w:val="false"/>
+                <w:b w:val="false"/>
+                <w:u w:val="none"/>
+                <w:sz w:val="22"/>
+                <w:szCs w:val="22"/>
+                <w:color w:val="000000"/>
+              </w:rPr>
+              <w:t xml:space="preserve">0.33</w:t>
+            </w:r>
+          </w:p>
+        </w:tc>
+        <w:tc>
+          <w:tcPr>
+            <w:tcBorders>
+              <w:bottom w:val="none" w:sz="0" w:space="0" w:color="000000"/>
+              <w:top w:val="none" w:sz="0" w:space="0" w:color="000000"/>
+              <w:left w:val="none" w:sz="0" w:space="0" w:color="000000"/>
+              <w:right w:val="none" w:sz="0" w:space="0" w:color="000000"/>
+            </w:tcBorders>
+            <w:shd w:val="clear" w:color="auto" w:fill="FFFFFF"/>
+            <w:tcMar>
+              <w:top w:w="0" w:type="dxa"/>
+              <w:bottom w:w="0" w:type="dxa"/>
+              <w:left w:w="0" w:type="dxa"/>
+              <w:right w:w="0" w:type="dxa"/>
+            </w:tcMar>
+            <w:vAlign w:val="top"/>
+          </w:tcPr>
+          <w:p>
+            <w:pPr>
+              <w:pStyle w:val="Normal"/>
+              <w:jc w:val="center"/>
+              <w:pBdr>
+                <w:bottom w:val="none" w:sz="0" w:space="0" w:color="000000"/>
+                <w:top w:val="none" w:sz="0" w:space="0" w:color="000000"/>
+                <w:left w:val="none" w:sz="0" w:space="0" w:color="000000"/>
+                <w:right w:val="none" w:sz="0" w:space="0" w:color="000000"/>
+              </w:pBdr>
+              <w:spacing w:after="100" w:before="100" w:line="240"/>
+              <w:ind w:left="100" w:right="100" w:firstLine="0" w:firstLineChars="0"/>
+              <w:rPr>
+                <w:rFonts w:ascii="Helvetica" w:hAnsi="Helvetica" w:eastAsia="Helvetica" w:cs="Helvetica"/>
+                <w:i w:val="false"/>
+                <w:b w:val="false"/>
+                <w:u w:val="none"/>
+                <w:sz w:val="22"/>
+                <w:szCs w:val="22"/>
+                <w:color w:val="000000"/>
+              </w:rPr>
+            </w:pPr>
+            <w:r>
+              <w:rPr>
+                <w:rFonts w:ascii="Helvetica" w:hAnsi="Helvetica" w:eastAsia="Helvetica" w:cs="Helvetica"/>
+                <w:i w:val="false"/>
+                <w:b w:val="false"/>
+                <w:u w:val="none"/>
+                <w:sz w:val="22"/>
+                <w:szCs w:val="22"/>
+                <w:color w:val="000000"/>
+              </w:rPr>
+              <w:t xml:space="preserve">0.06, 1.86</w:t>
+            </w:r>
+          </w:p>
+        </w:tc>
+        <w:tc>
+          <w:tcPr>
+            <w:tcBorders>
+              <w:bottom w:val="none" w:sz="0" w:space="0" w:color="000000"/>
+              <w:top w:val="none" w:sz="0" w:space="0" w:color="000000"/>
+              <w:left w:val="none" w:sz="0" w:space="0" w:color="000000"/>
+              <w:right w:val="none" w:sz="0" w:space="0" w:color="000000"/>
+            </w:tcBorders>
+            <w:shd w:val="clear" w:color="auto" w:fill="FFFFFF"/>
+            <w:tcMar>
+              <w:top w:w="0" w:type="dxa"/>
+              <w:bottom w:w="0" w:type="dxa"/>
+              <w:left w:w="0" w:type="dxa"/>
+              <w:right w:w="0" w:type="dxa"/>
+            </w:tcMar>
+            <w:vAlign w:val="top"/>
+          </w:tcPr>
+          <w:p>
+            <w:pPr>
+              <w:pStyle w:val="Normal"/>
+              <w:jc w:val="center"/>
+              <w:pBdr>
+                <w:bottom w:val="none" w:sz="0" w:space="0" w:color="000000"/>
+                <w:top w:val="none" w:sz="0" w:space="0" w:color="000000"/>
+                <w:left w:val="none" w:sz="0" w:space="0" w:color="000000"/>
+                <w:right w:val="none" w:sz="0" w:space="0" w:color="000000"/>
+              </w:pBdr>
+              <w:spacing w:after="100" w:before="100" w:line="240"/>
+              <w:ind w:left="100" w:right="100" w:firstLine="0" w:firstLineChars="0"/>
+              <w:rPr>
+                <w:rFonts w:ascii="Helvetica" w:hAnsi="Helvetica" w:eastAsia="Helvetica" w:cs="Helvetica"/>
+                <w:i w:val="false"/>
+                <w:b w:val="false"/>
+                <w:u w:val="none"/>
+                <w:sz w:val="22"/>
+                <w:szCs w:val="22"/>
+                <w:color w:val="000000"/>
+              </w:rPr>
+            </w:pPr>
+            <w:r>
+              <w:rPr>
+                <w:rFonts w:ascii="Helvetica" w:hAnsi="Helvetica" w:eastAsia="Helvetica" w:cs="Helvetica"/>
+                <w:i w:val="false"/>
+                <w:b w:val="false"/>
+                <w:u w:val="none"/>
+                <w:sz w:val="22"/>
+                <w:szCs w:val="22"/>
+                <w:color w:val="000000"/>
+              </w:rPr>
+              <w:t xml:space="preserve">0.210</w:t>
             </w:r>
           </w:p>
         </w:tc>
@@ -12430,7 +12430,7 @@
                 <w:szCs w:val="22"/>
                 <w:color w:val="000000"/>
               </w:rPr>
-              <w:t xml:space="preserve">190</w:t>
+              <w:t xml:space="preserve">189</w:t>
             </w:r>
           </w:p>
         </w:tc>
@@ -12589,113 +12589,113 @@
                 <w:szCs w:val="22"/>
                 <w:color w:val="000000"/>
               </w:rPr>
-              <w:t xml:space="preserve">0.780</w:t>
-            </w:r>
-          </w:p>
-        </w:tc>
-        <w:tc>
-          <w:tcPr>
-            <w:tcBorders>
-              <w:bottom w:val="none" w:sz="0" w:space="0" w:color="000000"/>
-              <w:top w:val="none" w:sz="0" w:space="0" w:color="000000"/>
-              <w:left w:val="none" w:sz="0" w:space="0" w:color="000000"/>
-              <w:right w:val="none" w:sz="0" w:space="0" w:color="000000"/>
-            </w:tcBorders>
-            <w:shd w:val="clear" w:color="auto" w:fill="FFFFFF"/>
-            <w:tcMar>
-              <w:top w:w="0" w:type="dxa"/>
-              <w:bottom w:w="0" w:type="dxa"/>
-              <w:left w:w="0" w:type="dxa"/>
-              <w:right w:w="0" w:type="dxa"/>
-            </w:tcMar>
-            <w:vAlign w:val="top"/>
-          </w:tcPr>
-          <w:p>
-            <w:pPr>
-              <w:pStyle w:val="Normal"/>
-              <w:jc w:val="center"/>
-              <w:pBdr>
-                <w:bottom w:val="none" w:sz="0" w:space="0" w:color="000000"/>
-                <w:top w:val="none" w:sz="0" w:space="0" w:color="000000"/>
-                <w:left w:val="none" w:sz="0" w:space="0" w:color="000000"/>
-                <w:right w:val="none" w:sz="0" w:space="0" w:color="000000"/>
-              </w:pBdr>
-              <w:spacing w:after="100" w:before="100" w:line="240"/>
-              <w:ind w:left="100" w:right="100" w:firstLine="0" w:firstLineChars="0"/>
-              <w:rPr>
-                <w:rFonts w:ascii="Helvetica" w:hAnsi="Helvetica" w:eastAsia="Helvetica" w:cs="Helvetica"/>
-                <w:i w:val="false"/>
-                <w:b w:val="false"/>
-                <w:u w:val="none"/>
-                <w:sz w:val="22"/>
-                <w:szCs w:val="22"/>
-                <w:color w:val="000000"/>
-              </w:rPr>
-            </w:pPr>
-            <w:r>
-              <w:rPr>
-                <w:rFonts w:ascii="Helvetica" w:hAnsi="Helvetica" w:eastAsia="Helvetica" w:cs="Helvetica"/>
-                <w:i w:val="false"/>
-                <w:b w:val="false"/>
-                <w:u w:val="none"/>
-                <w:sz w:val="22"/>
-                <w:szCs w:val="22"/>
-                <w:color w:val="000000"/>
-              </w:rPr>
-              <w:t xml:space="preserve">190</w:t>
-            </w:r>
-          </w:p>
-        </w:tc>
-        <w:tc>
-          <w:tcPr>
-            <w:tcBorders>
-              <w:bottom w:val="none" w:sz="0" w:space="0" w:color="000000"/>
-              <w:top w:val="none" w:sz="0" w:space="0" w:color="000000"/>
-              <w:left w:val="none" w:sz="0" w:space="0" w:color="000000"/>
-              <w:right w:val="none" w:sz="0" w:space="0" w:color="000000"/>
-            </w:tcBorders>
-            <w:shd w:val="clear" w:color="auto" w:fill="FFFFFF"/>
-            <w:tcMar>
-              <w:top w:w="0" w:type="dxa"/>
-              <w:bottom w:w="0" w:type="dxa"/>
-              <w:left w:w="0" w:type="dxa"/>
-              <w:right w:w="0" w:type="dxa"/>
-            </w:tcMar>
-            <w:vAlign w:val="top"/>
-          </w:tcPr>
-          <w:p>
-            <w:pPr>
-              <w:pStyle w:val="Normal"/>
-              <w:jc w:val="center"/>
-              <w:pBdr>
-                <w:bottom w:val="none" w:sz="0" w:space="0" w:color="000000"/>
-                <w:top w:val="none" w:sz="0" w:space="0" w:color="000000"/>
-                <w:left w:val="none" w:sz="0" w:space="0" w:color="000000"/>
-                <w:right w:val="none" w:sz="0" w:space="0" w:color="000000"/>
-              </w:pBdr>
-              <w:spacing w:after="100" w:before="100" w:line="240"/>
-              <w:ind w:left="100" w:right="100" w:firstLine="0" w:firstLineChars="0"/>
-              <w:rPr>
-                <w:rFonts w:ascii="Helvetica" w:hAnsi="Helvetica" w:eastAsia="Helvetica" w:cs="Helvetica"/>
-                <w:i w:val="false"/>
-                <w:b w:val="false"/>
-                <w:u w:val="none"/>
-                <w:sz w:val="22"/>
-                <w:szCs w:val="22"/>
-                <w:color w:val="000000"/>
-              </w:rPr>
-            </w:pPr>
-            <w:r>
-              <w:rPr>
-                <w:rFonts w:ascii="Helvetica" w:hAnsi="Helvetica" w:eastAsia="Helvetica" w:cs="Helvetica"/>
-                <w:i w:val="false"/>
-                <w:b w:val="false"/>
-                <w:u w:val="none"/>
-                <w:sz w:val="22"/>
-                <w:szCs w:val="22"/>
-                <w:color w:val="000000"/>
-              </w:rPr>
-              <w:t xml:space="preserve">0.91</w:t>
+              <w:t xml:space="preserve">0.750</w:t>
+            </w:r>
+          </w:p>
+        </w:tc>
+        <w:tc>
+          <w:tcPr>
+            <w:tcBorders>
+              <w:bottom w:val="none" w:sz="0" w:space="0" w:color="000000"/>
+              <w:top w:val="none" w:sz="0" w:space="0" w:color="000000"/>
+              <w:left w:val="none" w:sz="0" w:space="0" w:color="000000"/>
+              <w:right w:val="none" w:sz="0" w:space="0" w:color="000000"/>
+            </w:tcBorders>
+            <w:shd w:val="clear" w:color="auto" w:fill="FFFFFF"/>
+            <w:tcMar>
+              <w:top w:w="0" w:type="dxa"/>
+              <w:bottom w:w="0" w:type="dxa"/>
+              <w:left w:w="0" w:type="dxa"/>
+              <w:right w:w="0" w:type="dxa"/>
+            </w:tcMar>
+            <w:vAlign w:val="top"/>
+          </w:tcPr>
+          <w:p>
+            <w:pPr>
+              <w:pStyle w:val="Normal"/>
+              <w:jc w:val="center"/>
+              <w:pBdr>
+                <w:bottom w:val="none" w:sz="0" w:space="0" w:color="000000"/>
+                <w:top w:val="none" w:sz="0" w:space="0" w:color="000000"/>
+                <w:left w:val="none" w:sz="0" w:space="0" w:color="000000"/>
+                <w:right w:val="none" w:sz="0" w:space="0" w:color="000000"/>
+              </w:pBdr>
+              <w:spacing w:after="100" w:before="100" w:line="240"/>
+              <w:ind w:left="100" w:right="100" w:firstLine="0" w:firstLineChars="0"/>
+              <w:rPr>
+                <w:rFonts w:ascii="Helvetica" w:hAnsi="Helvetica" w:eastAsia="Helvetica" w:cs="Helvetica"/>
+                <w:i w:val="false"/>
+                <w:b w:val="false"/>
+                <w:u w:val="none"/>
+                <w:sz w:val="22"/>
+                <w:szCs w:val="22"/>
+                <w:color w:val="000000"/>
+              </w:rPr>
+            </w:pPr>
+            <w:r>
+              <w:rPr>
+                <w:rFonts w:ascii="Helvetica" w:hAnsi="Helvetica" w:eastAsia="Helvetica" w:cs="Helvetica"/>
+                <w:i w:val="false"/>
+                <w:b w:val="false"/>
+                <w:u w:val="none"/>
+                <w:sz w:val="22"/>
+                <w:szCs w:val="22"/>
+                <w:color w:val="000000"/>
+              </w:rPr>
+              <w:t xml:space="preserve">189</w:t>
+            </w:r>
+          </w:p>
+        </w:tc>
+        <w:tc>
+          <w:tcPr>
+            <w:tcBorders>
+              <w:bottom w:val="none" w:sz="0" w:space="0" w:color="000000"/>
+              <w:top w:val="none" w:sz="0" w:space="0" w:color="000000"/>
+              <w:left w:val="none" w:sz="0" w:space="0" w:color="000000"/>
+              <w:right w:val="none" w:sz="0" w:space="0" w:color="000000"/>
+            </w:tcBorders>
+            <w:shd w:val="clear" w:color="auto" w:fill="FFFFFF"/>
+            <w:tcMar>
+              <w:top w:w="0" w:type="dxa"/>
+              <w:bottom w:w="0" w:type="dxa"/>
+              <w:left w:w="0" w:type="dxa"/>
+              <w:right w:w="0" w:type="dxa"/>
+            </w:tcMar>
+            <w:vAlign w:val="top"/>
+          </w:tcPr>
+          <w:p>
+            <w:pPr>
+              <w:pStyle w:val="Normal"/>
+              <w:jc w:val="center"/>
+              <w:pBdr>
+                <w:bottom w:val="none" w:sz="0" w:space="0" w:color="000000"/>
+                <w:top w:val="none" w:sz="0" w:space="0" w:color="000000"/>
+                <w:left w:val="none" w:sz="0" w:space="0" w:color="000000"/>
+                <w:right w:val="none" w:sz="0" w:space="0" w:color="000000"/>
+              </w:pBdr>
+              <w:spacing w:after="100" w:before="100" w:line="240"/>
+              <w:ind w:left="100" w:right="100" w:firstLine="0" w:firstLineChars="0"/>
+              <w:rPr>
+                <w:rFonts w:ascii="Helvetica" w:hAnsi="Helvetica" w:eastAsia="Helvetica" w:cs="Helvetica"/>
+                <w:i w:val="false"/>
+                <w:b w:val="false"/>
+                <w:u w:val="none"/>
+                <w:sz w:val="22"/>
+                <w:szCs w:val="22"/>
+                <w:color w:val="000000"/>
+              </w:rPr>
+            </w:pPr>
+            <w:r>
+              <w:rPr>
+                <w:rFonts w:ascii="Helvetica" w:hAnsi="Helvetica" w:eastAsia="Helvetica" w:cs="Helvetica"/>
+                <w:i w:val="false"/>
+                <w:b w:val="false"/>
+                <w:u w:val="none"/>
+                <w:sz w:val="22"/>
+                <w:szCs w:val="22"/>
+                <w:color w:val="000000"/>
+              </w:rPr>
+              <w:t xml:space="preserve">0.92</w:t>
             </w:r>
           </w:p>
         </w:tc>
@@ -12801,7 +12801,7 @@
                 <w:szCs w:val="22"/>
                 <w:color w:val="000000"/>
               </w:rPr>
-              <w:t xml:space="preserve">0.067</w:t>
+              <w:t xml:space="preserve">0.078</w:t>
             </w:r>
           </w:p>
         </w:tc>
@@ -12913,378 +12913,378 @@
                 <w:szCs w:val="22"/>
                 <w:color w:val="000000"/>
               </w:rPr>
-              <w:t xml:space="preserve">190</w:t>
-            </w:r>
-          </w:p>
-        </w:tc>
-        <w:tc>
-          <w:tcPr>
-            <w:tcBorders>
-              <w:bottom w:val="none" w:sz="0" w:space="0" w:color="000000"/>
-              <w:top w:val="none" w:sz="0" w:space="0" w:color="000000"/>
-              <w:left w:val="none" w:sz="0" w:space="0" w:color="000000"/>
-              <w:right w:val="none" w:sz="0" w:space="0" w:color="000000"/>
-            </w:tcBorders>
-            <w:shd w:val="clear" w:color="auto" w:fill="FFFFFF"/>
-            <w:tcMar>
-              <w:top w:w="0" w:type="dxa"/>
-              <w:bottom w:w="0" w:type="dxa"/>
-              <w:left w:w="0" w:type="dxa"/>
-              <w:right w:w="0" w:type="dxa"/>
-            </w:tcMar>
-            <w:vAlign w:val="top"/>
-          </w:tcPr>
-          <w:p>
-            <w:pPr>
-              <w:pStyle w:val="Normal"/>
-              <w:jc w:val="center"/>
-              <w:pBdr>
-                <w:bottom w:val="none" w:sz="0" w:space="0" w:color="000000"/>
-                <w:top w:val="none" w:sz="0" w:space="0" w:color="000000"/>
-                <w:left w:val="none" w:sz="0" w:space="0" w:color="000000"/>
-                <w:right w:val="none" w:sz="0" w:space="0" w:color="000000"/>
-              </w:pBdr>
-              <w:spacing w:after="100" w:before="100" w:line="240"/>
-              <w:ind w:left="100" w:right="100" w:firstLine="0" w:firstLineChars="0"/>
-              <w:rPr>
-                <w:rFonts w:ascii="Helvetica" w:hAnsi="Helvetica" w:eastAsia="Helvetica" w:cs="Helvetica"/>
-                <w:i w:val="false"/>
-                <w:b w:val="false"/>
-                <w:u w:val="none"/>
-                <w:sz w:val="22"/>
-                <w:szCs w:val="22"/>
-                <w:color w:val="000000"/>
-              </w:rPr>
-            </w:pPr>
-            <w:r>
-              <w:rPr>
-                <w:rFonts w:ascii="Helvetica" w:hAnsi="Helvetica" w:eastAsia="Helvetica" w:cs="Helvetica"/>
-                <w:i w:val="false"/>
-                <w:b w:val="false"/>
-                <w:u w:val="none"/>
-                <w:sz w:val="22"/>
-                <w:szCs w:val="22"/>
-                <w:color w:val="000000"/>
-              </w:rPr>
-              <w:t xml:space="preserve">1.79</w:t>
-            </w:r>
-          </w:p>
-        </w:tc>
-        <w:tc>
-          <w:tcPr>
-            <w:tcBorders>
-              <w:bottom w:val="none" w:sz="0" w:space="0" w:color="000000"/>
-              <w:top w:val="none" w:sz="0" w:space="0" w:color="000000"/>
-              <w:left w:val="none" w:sz="0" w:space="0" w:color="000000"/>
-              <w:right w:val="none" w:sz="0" w:space="0" w:color="000000"/>
-            </w:tcBorders>
-            <w:shd w:val="clear" w:color="auto" w:fill="FFFFFF"/>
-            <w:tcMar>
-              <w:top w:w="0" w:type="dxa"/>
-              <w:bottom w:w="0" w:type="dxa"/>
-              <w:left w:w="0" w:type="dxa"/>
-              <w:right w:w="0" w:type="dxa"/>
-            </w:tcMar>
-            <w:vAlign w:val="top"/>
-          </w:tcPr>
-          <w:p>
-            <w:pPr>
-              <w:pStyle w:val="Normal"/>
-              <w:jc w:val="center"/>
-              <w:pBdr>
-                <w:bottom w:val="none" w:sz="0" w:space="0" w:color="000000"/>
-                <w:top w:val="none" w:sz="0" w:space="0" w:color="000000"/>
-                <w:left w:val="none" w:sz="0" w:space="0" w:color="000000"/>
-                <w:right w:val="none" w:sz="0" w:space="0" w:color="000000"/>
-              </w:pBdr>
-              <w:spacing w:after="100" w:before="100" w:line="240"/>
-              <w:ind w:left="100" w:right="100" w:firstLine="0" w:firstLineChars="0"/>
-              <w:rPr>
-                <w:rFonts w:ascii="Helvetica" w:hAnsi="Helvetica" w:eastAsia="Helvetica" w:cs="Helvetica"/>
-                <w:i w:val="false"/>
-                <w:b w:val="false"/>
-                <w:u w:val="none"/>
-                <w:sz w:val="22"/>
-                <w:szCs w:val="22"/>
-                <w:color w:val="000000"/>
-              </w:rPr>
-            </w:pPr>
-            <w:r>
-              <w:rPr>
-                <w:rFonts w:ascii="Helvetica" w:hAnsi="Helvetica" w:eastAsia="Helvetica" w:cs="Helvetica"/>
-                <w:i w:val="false"/>
-                <w:b w:val="false"/>
-                <w:u w:val="none"/>
-                <w:sz w:val="22"/>
-                <w:szCs w:val="22"/>
-                <w:color w:val="000000"/>
-              </w:rPr>
-              <w:t xml:space="preserve">0.75, 4.27</w:t>
-            </w:r>
-          </w:p>
-        </w:tc>
-        <w:tc>
-          <w:tcPr>
-            <w:tcBorders>
-              <w:bottom w:val="none" w:sz="0" w:space="0" w:color="000000"/>
-              <w:top w:val="none" w:sz="0" w:space="0" w:color="000000"/>
-              <w:left w:val="none" w:sz="0" w:space="0" w:color="000000"/>
-              <w:right w:val="none" w:sz="0" w:space="0" w:color="000000"/>
-            </w:tcBorders>
-            <w:shd w:val="clear" w:color="auto" w:fill="FFFFFF"/>
-            <w:tcMar>
-              <w:top w:w="0" w:type="dxa"/>
-              <w:bottom w:w="0" w:type="dxa"/>
-              <w:left w:w="0" w:type="dxa"/>
-              <w:right w:w="0" w:type="dxa"/>
-            </w:tcMar>
-            <w:vAlign w:val="top"/>
-          </w:tcPr>
-          <w:p>
-            <w:pPr>
-              <w:pStyle w:val="Normal"/>
-              <w:jc w:val="center"/>
-              <w:pBdr>
-                <w:bottom w:val="none" w:sz="0" w:space="0" w:color="000000"/>
-                <w:top w:val="none" w:sz="0" w:space="0" w:color="000000"/>
-                <w:left w:val="none" w:sz="0" w:space="0" w:color="000000"/>
-                <w:right w:val="none" w:sz="0" w:space="0" w:color="000000"/>
-              </w:pBdr>
-              <w:spacing w:after="100" w:before="100" w:line="240"/>
-              <w:ind w:left="100" w:right="100" w:firstLine="0" w:firstLineChars="0"/>
-              <w:rPr>
-                <w:rFonts w:ascii="Helvetica" w:hAnsi="Helvetica" w:eastAsia="Helvetica" w:cs="Helvetica"/>
-                <w:i w:val="false"/>
-                <w:b w:val="false"/>
-                <w:u w:val="none"/>
-                <w:sz w:val="22"/>
-                <w:szCs w:val="22"/>
-                <w:color w:val="000000"/>
-              </w:rPr>
-            </w:pPr>
-            <w:r>
-              <w:rPr>
-                <w:rFonts w:ascii="Helvetica" w:hAnsi="Helvetica" w:eastAsia="Helvetica" w:cs="Helvetica"/>
-                <w:i w:val="false"/>
-                <w:b w:val="false"/>
-                <w:u w:val="none"/>
-                <w:sz w:val="22"/>
-                <w:szCs w:val="22"/>
-                <w:color w:val="000000"/>
-              </w:rPr>
-              <w:t xml:space="preserve">0.190</w:t>
-            </w:r>
-          </w:p>
-        </w:tc>
-        <w:tc>
-          <w:tcPr>
-            <w:tcBorders>
-              <w:bottom w:val="none" w:sz="0" w:space="0" w:color="000000"/>
-              <w:top w:val="none" w:sz="0" w:space="0" w:color="000000"/>
-              <w:left w:val="none" w:sz="0" w:space="0" w:color="000000"/>
-              <w:right w:val="none" w:sz="0" w:space="0" w:color="000000"/>
-            </w:tcBorders>
-            <w:shd w:val="clear" w:color="auto" w:fill="FFFFFF"/>
-            <w:tcMar>
-              <w:top w:w="0" w:type="dxa"/>
-              <w:bottom w:w="0" w:type="dxa"/>
-              <w:left w:w="0" w:type="dxa"/>
-              <w:right w:w="0" w:type="dxa"/>
-            </w:tcMar>
-            <w:vAlign w:val="top"/>
-          </w:tcPr>
-          <w:p>
-            <w:pPr>
-              <w:pStyle w:val="Normal"/>
-              <w:jc w:val="center"/>
-              <w:pBdr>
-                <w:bottom w:val="none" w:sz="0" w:space="0" w:color="000000"/>
-                <w:top w:val="none" w:sz="0" w:space="0" w:color="000000"/>
-                <w:left w:val="none" w:sz="0" w:space="0" w:color="000000"/>
-                <w:right w:val="none" w:sz="0" w:space="0" w:color="000000"/>
-              </w:pBdr>
-              <w:spacing w:after="100" w:before="100" w:line="240"/>
-              <w:ind w:left="100" w:right="100" w:firstLine="0" w:firstLineChars="0"/>
-              <w:rPr>
-                <w:rFonts w:ascii="Helvetica" w:hAnsi="Helvetica" w:eastAsia="Helvetica" w:cs="Helvetica"/>
-                <w:i w:val="false"/>
-                <w:b w:val="false"/>
-                <w:u w:val="none"/>
-                <w:sz w:val="22"/>
-                <w:szCs w:val="22"/>
-                <w:color w:val="000000"/>
-              </w:rPr>
-            </w:pPr>
-            <w:r>
-              <w:rPr>
-                <w:rFonts w:ascii="Helvetica" w:hAnsi="Helvetica" w:eastAsia="Helvetica" w:cs="Helvetica"/>
-                <w:i w:val="false"/>
-                <w:b w:val="false"/>
-                <w:u w:val="none"/>
-                <w:sz w:val="22"/>
-                <w:szCs w:val="22"/>
-                <w:color w:val="000000"/>
-              </w:rPr>
-              <w:t xml:space="preserve">190</w:t>
-            </w:r>
-          </w:p>
-        </w:tc>
-        <w:tc>
-          <w:tcPr>
-            <w:tcBorders>
-              <w:bottom w:val="none" w:sz="0" w:space="0" w:color="000000"/>
-              <w:top w:val="none" w:sz="0" w:space="0" w:color="000000"/>
-              <w:left w:val="none" w:sz="0" w:space="0" w:color="000000"/>
-              <w:right w:val="none" w:sz="0" w:space="0" w:color="000000"/>
-            </w:tcBorders>
-            <w:shd w:val="clear" w:color="auto" w:fill="FFFFFF"/>
-            <w:tcMar>
-              <w:top w:w="0" w:type="dxa"/>
-              <w:bottom w:w="0" w:type="dxa"/>
-              <w:left w:w="0" w:type="dxa"/>
-              <w:right w:w="0" w:type="dxa"/>
-            </w:tcMar>
-            <w:vAlign w:val="top"/>
-          </w:tcPr>
-          <w:p>
-            <w:pPr>
-              <w:pStyle w:val="Normal"/>
-              <w:jc w:val="center"/>
-              <w:pBdr>
-                <w:bottom w:val="none" w:sz="0" w:space="0" w:color="000000"/>
-                <w:top w:val="none" w:sz="0" w:space="0" w:color="000000"/>
-                <w:left w:val="none" w:sz="0" w:space="0" w:color="000000"/>
-                <w:right w:val="none" w:sz="0" w:space="0" w:color="000000"/>
-              </w:pBdr>
-              <w:spacing w:after="100" w:before="100" w:line="240"/>
-              <w:ind w:left="100" w:right="100" w:firstLine="0" w:firstLineChars="0"/>
-              <w:rPr>
-                <w:rFonts w:ascii="Helvetica" w:hAnsi="Helvetica" w:eastAsia="Helvetica" w:cs="Helvetica"/>
-                <w:i w:val="false"/>
-                <w:b w:val="false"/>
-                <w:u w:val="none"/>
-                <w:sz w:val="22"/>
-                <w:szCs w:val="22"/>
-                <w:color w:val="000000"/>
-              </w:rPr>
-            </w:pPr>
-            <w:r>
-              <w:rPr>
-                <w:rFonts w:ascii="Helvetica" w:hAnsi="Helvetica" w:eastAsia="Helvetica" w:cs="Helvetica"/>
-                <w:i w:val="false"/>
-                <w:b w:val="false"/>
-                <w:u w:val="none"/>
-                <w:sz w:val="22"/>
-                <w:szCs w:val="22"/>
-                <w:color w:val="000000"/>
-              </w:rPr>
-              <w:t xml:space="preserve">1.31</w:t>
-            </w:r>
-          </w:p>
-        </w:tc>
-        <w:tc>
-          <w:tcPr>
-            <w:tcBorders>
-              <w:bottom w:val="none" w:sz="0" w:space="0" w:color="000000"/>
-              <w:top w:val="none" w:sz="0" w:space="0" w:color="000000"/>
-              <w:left w:val="none" w:sz="0" w:space="0" w:color="000000"/>
-              <w:right w:val="none" w:sz="0" w:space="0" w:color="000000"/>
-            </w:tcBorders>
-            <w:shd w:val="clear" w:color="auto" w:fill="FFFFFF"/>
-            <w:tcMar>
-              <w:top w:w="0" w:type="dxa"/>
-              <w:bottom w:w="0" w:type="dxa"/>
-              <w:left w:w="0" w:type="dxa"/>
-              <w:right w:w="0" w:type="dxa"/>
-            </w:tcMar>
-            <w:vAlign w:val="top"/>
-          </w:tcPr>
-          <w:p>
-            <w:pPr>
-              <w:pStyle w:val="Normal"/>
-              <w:jc w:val="center"/>
-              <w:pBdr>
-                <w:bottom w:val="none" w:sz="0" w:space="0" w:color="000000"/>
-                <w:top w:val="none" w:sz="0" w:space="0" w:color="000000"/>
-                <w:left w:val="none" w:sz="0" w:space="0" w:color="000000"/>
-                <w:right w:val="none" w:sz="0" w:space="0" w:color="000000"/>
-              </w:pBdr>
-              <w:spacing w:after="100" w:before="100" w:line="240"/>
-              <w:ind w:left="100" w:right="100" w:firstLine="0" w:firstLineChars="0"/>
-              <w:rPr>
-                <w:rFonts w:ascii="Helvetica" w:hAnsi="Helvetica" w:eastAsia="Helvetica" w:cs="Helvetica"/>
-                <w:i w:val="false"/>
-                <w:b w:val="false"/>
-                <w:u w:val="none"/>
-                <w:sz w:val="22"/>
-                <w:szCs w:val="22"/>
-                <w:color w:val="000000"/>
-              </w:rPr>
-            </w:pPr>
-            <w:r>
-              <w:rPr>
-                <w:rFonts w:ascii="Helvetica" w:hAnsi="Helvetica" w:eastAsia="Helvetica" w:cs="Helvetica"/>
-                <w:i w:val="false"/>
-                <w:b w:val="false"/>
-                <w:u w:val="none"/>
-                <w:sz w:val="22"/>
-                <w:szCs w:val="22"/>
-                <w:color w:val="000000"/>
-              </w:rPr>
-              <w:t xml:space="preserve">0.43, 3.97</w:t>
-            </w:r>
-          </w:p>
-        </w:tc>
-        <w:tc>
-          <w:tcPr>
-            <w:tcBorders>
-              <w:bottom w:val="none" w:sz="0" w:space="0" w:color="000000"/>
-              <w:top w:val="none" w:sz="0" w:space="0" w:color="000000"/>
-              <w:left w:val="none" w:sz="0" w:space="0" w:color="000000"/>
-              <w:right w:val="none" w:sz="0" w:space="0" w:color="000000"/>
-            </w:tcBorders>
-            <w:shd w:val="clear" w:color="auto" w:fill="FFFFFF"/>
-            <w:tcMar>
-              <w:top w:w="0" w:type="dxa"/>
-              <w:bottom w:w="0" w:type="dxa"/>
-              <w:left w:w="0" w:type="dxa"/>
-              <w:right w:w="0" w:type="dxa"/>
-            </w:tcMar>
-            <w:vAlign w:val="top"/>
-          </w:tcPr>
-          <w:p>
-            <w:pPr>
-              <w:pStyle w:val="Normal"/>
-              <w:jc w:val="center"/>
-              <w:pBdr>
-                <w:bottom w:val="none" w:sz="0" w:space="0" w:color="000000"/>
-                <w:top w:val="none" w:sz="0" w:space="0" w:color="000000"/>
-                <w:left w:val="none" w:sz="0" w:space="0" w:color="000000"/>
-                <w:right w:val="none" w:sz="0" w:space="0" w:color="000000"/>
-              </w:pBdr>
-              <w:spacing w:after="100" w:before="100" w:line="240"/>
-              <w:ind w:left="100" w:right="100" w:firstLine="0" w:firstLineChars="0"/>
-              <w:rPr>
-                <w:rFonts w:ascii="Helvetica" w:hAnsi="Helvetica" w:eastAsia="Helvetica" w:cs="Helvetica"/>
-                <w:i w:val="false"/>
-                <w:b w:val="false"/>
-                <w:u w:val="none"/>
-                <w:sz w:val="22"/>
-                <w:szCs w:val="22"/>
-                <w:color w:val="000000"/>
-              </w:rPr>
-            </w:pPr>
-            <w:r>
-              <w:rPr>
-                <w:rFonts w:ascii="Helvetica" w:hAnsi="Helvetica" w:eastAsia="Helvetica" w:cs="Helvetica"/>
-                <w:i w:val="false"/>
-                <w:b w:val="false"/>
-                <w:u w:val="none"/>
-                <w:sz w:val="22"/>
-                <w:szCs w:val="22"/>
-                <w:color w:val="000000"/>
-              </w:rPr>
-              <w:t xml:space="preserve">0.630</w:t>
+              <w:t xml:space="preserve">189</w:t>
+            </w:r>
+          </w:p>
+        </w:tc>
+        <w:tc>
+          <w:tcPr>
+            <w:tcBorders>
+              <w:bottom w:val="none" w:sz="0" w:space="0" w:color="000000"/>
+              <w:top w:val="none" w:sz="0" w:space="0" w:color="000000"/>
+              <w:left w:val="none" w:sz="0" w:space="0" w:color="000000"/>
+              <w:right w:val="none" w:sz="0" w:space="0" w:color="000000"/>
+            </w:tcBorders>
+            <w:shd w:val="clear" w:color="auto" w:fill="FFFFFF"/>
+            <w:tcMar>
+              <w:top w:w="0" w:type="dxa"/>
+              <w:bottom w:w="0" w:type="dxa"/>
+              <w:left w:w="0" w:type="dxa"/>
+              <w:right w:w="0" w:type="dxa"/>
+            </w:tcMar>
+            <w:vAlign w:val="top"/>
+          </w:tcPr>
+          <w:p>
+            <w:pPr>
+              <w:pStyle w:val="Normal"/>
+              <w:jc w:val="center"/>
+              <w:pBdr>
+                <w:bottom w:val="none" w:sz="0" w:space="0" w:color="000000"/>
+                <w:top w:val="none" w:sz="0" w:space="0" w:color="000000"/>
+                <w:left w:val="none" w:sz="0" w:space="0" w:color="000000"/>
+                <w:right w:val="none" w:sz="0" w:space="0" w:color="000000"/>
+              </w:pBdr>
+              <w:spacing w:after="100" w:before="100" w:line="240"/>
+              <w:ind w:left="100" w:right="100" w:firstLine="0" w:firstLineChars="0"/>
+              <w:rPr>
+                <w:rFonts w:ascii="Helvetica" w:hAnsi="Helvetica" w:eastAsia="Helvetica" w:cs="Helvetica"/>
+                <w:i w:val="false"/>
+                <w:b w:val="false"/>
+                <w:u w:val="none"/>
+                <w:sz w:val="22"/>
+                <w:szCs w:val="22"/>
+                <w:color w:val="000000"/>
+              </w:rPr>
+            </w:pPr>
+            <w:r>
+              <w:rPr>
+                <w:rFonts w:ascii="Helvetica" w:hAnsi="Helvetica" w:eastAsia="Helvetica" w:cs="Helvetica"/>
+                <w:i w:val="false"/>
+                <w:b w:val="false"/>
+                <w:u w:val="none"/>
+                <w:sz w:val="22"/>
+                <w:szCs w:val="22"/>
+                <w:color w:val="000000"/>
+              </w:rPr>
+              <w:t xml:space="preserve">1.77</w:t>
+            </w:r>
+          </w:p>
+        </w:tc>
+        <w:tc>
+          <w:tcPr>
+            <w:tcBorders>
+              <w:bottom w:val="none" w:sz="0" w:space="0" w:color="000000"/>
+              <w:top w:val="none" w:sz="0" w:space="0" w:color="000000"/>
+              <w:left w:val="none" w:sz="0" w:space="0" w:color="000000"/>
+              <w:right w:val="none" w:sz="0" w:space="0" w:color="000000"/>
+            </w:tcBorders>
+            <w:shd w:val="clear" w:color="auto" w:fill="FFFFFF"/>
+            <w:tcMar>
+              <w:top w:w="0" w:type="dxa"/>
+              <w:bottom w:w="0" w:type="dxa"/>
+              <w:left w:w="0" w:type="dxa"/>
+              <w:right w:w="0" w:type="dxa"/>
+            </w:tcMar>
+            <w:vAlign w:val="top"/>
+          </w:tcPr>
+          <w:p>
+            <w:pPr>
+              <w:pStyle w:val="Normal"/>
+              <w:jc w:val="center"/>
+              <w:pBdr>
+                <w:bottom w:val="none" w:sz="0" w:space="0" w:color="000000"/>
+                <w:top w:val="none" w:sz="0" w:space="0" w:color="000000"/>
+                <w:left w:val="none" w:sz="0" w:space="0" w:color="000000"/>
+                <w:right w:val="none" w:sz="0" w:space="0" w:color="000000"/>
+              </w:pBdr>
+              <w:spacing w:after="100" w:before="100" w:line="240"/>
+              <w:ind w:left="100" w:right="100" w:firstLine="0" w:firstLineChars="0"/>
+              <w:rPr>
+                <w:rFonts w:ascii="Helvetica" w:hAnsi="Helvetica" w:eastAsia="Helvetica" w:cs="Helvetica"/>
+                <w:i w:val="false"/>
+                <w:b w:val="false"/>
+                <w:u w:val="none"/>
+                <w:sz w:val="22"/>
+                <w:szCs w:val="22"/>
+                <w:color w:val="000000"/>
+              </w:rPr>
+            </w:pPr>
+            <w:r>
+              <w:rPr>
+                <w:rFonts w:ascii="Helvetica" w:hAnsi="Helvetica" w:eastAsia="Helvetica" w:cs="Helvetica"/>
+                <w:i w:val="false"/>
+                <w:b w:val="false"/>
+                <w:u w:val="none"/>
+                <w:sz w:val="22"/>
+                <w:szCs w:val="22"/>
+                <w:color w:val="000000"/>
+              </w:rPr>
+              <w:t xml:space="preserve">0.74, 4.24</w:t>
+            </w:r>
+          </w:p>
+        </w:tc>
+        <w:tc>
+          <w:tcPr>
+            <w:tcBorders>
+              <w:bottom w:val="none" w:sz="0" w:space="0" w:color="000000"/>
+              <w:top w:val="none" w:sz="0" w:space="0" w:color="000000"/>
+              <w:left w:val="none" w:sz="0" w:space="0" w:color="000000"/>
+              <w:right w:val="none" w:sz="0" w:space="0" w:color="000000"/>
+            </w:tcBorders>
+            <w:shd w:val="clear" w:color="auto" w:fill="FFFFFF"/>
+            <w:tcMar>
+              <w:top w:w="0" w:type="dxa"/>
+              <w:bottom w:w="0" w:type="dxa"/>
+              <w:left w:w="0" w:type="dxa"/>
+              <w:right w:w="0" w:type="dxa"/>
+            </w:tcMar>
+            <w:vAlign w:val="top"/>
+          </w:tcPr>
+          <w:p>
+            <w:pPr>
+              <w:pStyle w:val="Normal"/>
+              <w:jc w:val="center"/>
+              <w:pBdr>
+                <w:bottom w:val="none" w:sz="0" w:space="0" w:color="000000"/>
+                <w:top w:val="none" w:sz="0" w:space="0" w:color="000000"/>
+                <w:left w:val="none" w:sz="0" w:space="0" w:color="000000"/>
+                <w:right w:val="none" w:sz="0" w:space="0" w:color="000000"/>
+              </w:pBdr>
+              <w:spacing w:after="100" w:before="100" w:line="240"/>
+              <w:ind w:left="100" w:right="100" w:firstLine="0" w:firstLineChars="0"/>
+              <w:rPr>
+                <w:rFonts w:ascii="Helvetica" w:hAnsi="Helvetica" w:eastAsia="Helvetica" w:cs="Helvetica"/>
+                <w:i w:val="false"/>
+                <w:b w:val="false"/>
+                <w:u w:val="none"/>
+                <w:sz w:val="22"/>
+                <w:szCs w:val="22"/>
+                <w:color w:val="000000"/>
+              </w:rPr>
+            </w:pPr>
+            <w:r>
+              <w:rPr>
+                <w:rFonts w:ascii="Helvetica" w:hAnsi="Helvetica" w:eastAsia="Helvetica" w:cs="Helvetica"/>
+                <w:i w:val="false"/>
+                <w:b w:val="false"/>
+                <w:u w:val="none"/>
+                <w:sz w:val="22"/>
+                <w:szCs w:val="22"/>
+                <w:color w:val="000000"/>
+              </w:rPr>
+              <w:t xml:space="preserve">0.200</w:t>
+            </w:r>
+          </w:p>
+        </w:tc>
+        <w:tc>
+          <w:tcPr>
+            <w:tcBorders>
+              <w:bottom w:val="none" w:sz="0" w:space="0" w:color="000000"/>
+              <w:top w:val="none" w:sz="0" w:space="0" w:color="000000"/>
+              <w:left w:val="none" w:sz="0" w:space="0" w:color="000000"/>
+              <w:right w:val="none" w:sz="0" w:space="0" w:color="000000"/>
+            </w:tcBorders>
+            <w:shd w:val="clear" w:color="auto" w:fill="FFFFFF"/>
+            <w:tcMar>
+              <w:top w:w="0" w:type="dxa"/>
+              <w:bottom w:w="0" w:type="dxa"/>
+              <w:left w:w="0" w:type="dxa"/>
+              <w:right w:w="0" w:type="dxa"/>
+            </w:tcMar>
+            <w:vAlign w:val="top"/>
+          </w:tcPr>
+          <w:p>
+            <w:pPr>
+              <w:pStyle w:val="Normal"/>
+              <w:jc w:val="center"/>
+              <w:pBdr>
+                <w:bottom w:val="none" w:sz="0" w:space="0" w:color="000000"/>
+                <w:top w:val="none" w:sz="0" w:space="0" w:color="000000"/>
+                <w:left w:val="none" w:sz="0" w:space="0" w:color="000000"/>
+                <w:right w:val="none" w:sz="0" w:space="0" w:color="000000"/>
+              </w:pBdr>
+              <w:spacing w:after="100" w:before="100" w:line="240"/>
+              <w:ind w:left="100" w:right="100" w:firstLine="0" w:firstLineChars="0"/>
+              <w:rPr>
+                <w:rFonts w:ascii="Helvetica" w:hAnsi="Helvetica" w:eastAsia="Helvetica" w:cs="Helvetica"/>
+                <w:i w:val="false"/>
+                <w:b w:val="false"/>
+                <w:u w:val="none"/>
+                <w:sz w:val="22"/>
+                <w:szCs w:val="22"/>
+                <w:color w:val="000000"/>
+              </w:rPr>
+            </w:pPr>
+            <w:r>
+              <w:rPr>
+                <w:rFonts w:ascii="Helvetica" w:hAnsi="Helvetica" w:eastAsia="Helvetica" w:cs="Helvetica"/>
+                <w:i w:val="false"/>
+                <w:b w:val="false"/>
+                <w:u w:val="none"/>
+                <w:sz w:val="22"/>
+                <w:szCs w:val="22"/>
+                <w:color w:val="000000"/>
+              </w:rPr>
+              <w:t xml:space="preserve">189</w:t>
+            </w:r>
+          </w:p>
+        </w:tc>
+        <w:tc>
+          <w:tcPr>
+            <w:tcBorders>
+              <w:bottom w:val="none" w:sz="0" w:space="0" w:color="000000"/>
+              <w:top w:val="none" w:sz="0" w:space="0" w:color="000000"/>
+              <w:left w:val="none" w:sz="0" w:space="0" w:color="000000"/>
+              <w:right w:val="none" w:sz="0" w:space="0" w:color="000000"/>
+            </w:tcBorders>
+            <w:shd w:val="clear" w:color="auto" w:fill="FFFFFF"/>
+            <w:tcMar>
+              <w:top w:w="0" w:type="dxa"/>
+              <w:bottom w:w="0" w:type="dxa"/>
+              <w:left w:w="0" w:type="dxa"/>
+              <w:right w:w="0" w:type="dxa"/>
+            </w:tcMar>
+            <w:vAlign w:val="top"/>
+          </w:tcPr>
+          <w:p>
+            <w:pPr>
+              <w:pStyle w:val="Normal"/>
+              <w:jc w:val="center"/>
+              <w:pBdr>
+                <w:bottom w:val="none" w:sz="0" w:space="0" w:color="000000"/>
+                <w:top w:val="none" w:sz="0" w:space="0" w:color="000000"/>
+                <w:left w:val="none" w:sz="0" w:space="0" w:color="000000"/>
+                <w:right w:val="none" w:sz="0" w:space="0" w:color="000000"/>
+              </w:pBdr>
+              <w:spacing w:after="100" w:before="100" w:line="240"/>
+              <w:ind w:left="100" w:right="100" w:firstLine="0" w:firstLineChars="0"/>
+              <w:rPr>
+                <w:rFonts w:ascii="Helvetica" w:hAnsi="Helvetica" w:eastAsia="Helvetica" w:cs="Helvetica"/>
+                <w:i w:val="false"/>
+                <w:b w:val="false"/>
+                <w:u w:val="none"/>
+                <w:sz w:val="22"/>
+                <w:szCs w:val="22"/>
+                <w:color w:val="000000"/>
+              </w:rPr>
+            </w:pPr>
+            <w:r>
+              <w:rPr>
+                <w:rFonts w:ascii="Helvetica" w:hAnsi="Helvetica" w:eastAsia="Helvetica" w:cs="Helvetica"/>
+                <w:i w:val="false"/>
+                <w:b w:val="false"/>
+                <w:u w:val="none"/>
+                <w:sz w:val="22"/>
+                <w:szCs w:val="22"/>
+                <w:color w:val="000000"/>
+              </w:rPr>
+              <w:t xml:space="preserve">1.27</w:t>
+            </w:r>
+          </w:p>
+        </w:tc>
+        <w:tc>
+          <w:tcPr>
+            <w:tcBorders>
+              <w:bottom w:val="none" w:sz="0" w:space="0" w:color="000000"/>
+              <w:top w:val="none" w:sz="0" w:space="0" w:color="000000"/>
+              <w:left w:val="none" w:sz="0" w:space="0" w:color="000000"/>
+              <w:right w:val="none" w:sz="0" w:space="0" w:color="000000"/>
+            </w:tcBorders>
+            <w:shd w:val="clear" w:color="auto" w:fill="FFFFFF"/>
+            <w:tcMar>
+              <w:top w:w="0" w:type="dxa"/>
+              <w:bottom w:w="0" w:type="dxa"/>
+              <w:left w:w="0" w:type="dxa"/>
+              <w:right w:w="0" w:type="dxa"/>
+            </w:tcMar>
+            <w:vAlign w:val="top"/>
+          </w:tcPr>
+          <w:p>
+            <w:pPr>
+              <w:pStyle w:val="Normal"/>
+              <w:jc w:val="center"/>
+              <w:pBdr>
+                <w:bottom w:val="none" w:sz="0" w:space="0" w:color="000000"/>
+                <w:top w:val="none" w:sz="0" w:space="0" w:color="000000"/>
+                <w:left w:val="none" w:sz="0" w:space="0" w:color="000000"/>
+                <w:right w:val="none" w:sz="0" w:space="0" w:color="000000"/>
+              </w:pBdr>
+              <w:spacing w:after="100" w:before="100" w:line="240"/>
+              <w:ind w:left="100" w:right="100" w:firstLine="0" w:firstLineChars="0"/>
+              <w:rPr>
+                <w:rFonts w:ascii="Helvetica" w:hAnsi="Helvetica" w:eastAsia="Helvetica" w:cs="Helvetica"/>
+                <w:i w:val="false"/>
+                <w:b w:val="false"/>
+                <w:u w:val="none"/>
+                <w:sz w:val="22"/>
+                <w:szCs w:val="22"/>
+                <w:color w:val="000000"/>
+              </w:rPr>
+            </w:pPr>
+            <w:r>
+              <w:rPr>
+                <w:rFonts w:ascii="Helvetica" w:hAnsi="Helvetica" w:eastAsia="Helvetica" w:cs="Helvetica"/>
+                <w:i w:val="false"/>
+                <w:b w:val="false"/>
+                <w:u w:val="none"/>
+                <w:sz w:val="22"/>
+                <w:szCs w:val="22"/>
+                <w:color w:val="000000"/>
+              </w:rPr>
+              <w:t xml:space="preserve">0.41, 3.94</w:t>
+            </w:r>
+          </w:p>
+        </w:tc>
+        <w:tc>
+          <w:tcPr>
+            <w:tcBorders>
+              <w:bottom w:val="none" w:sz="0" w:space="0" w:color="000000"/>
+              <w:top w:val="none" w:sz="0" w:space="0" w:color="000000"/>
+              <w:left w:val="none" w:sz="0" w:space="0" w:color="000000"/>
+              <w:right w:val="none" w:sz="0" w:space="0" w:color="000000"/>
+            </w:tcBorders>
+            <w:shd w:val="clear" w:color="auto" w:fill="FFFFFF"/>
+            <w:tcMar>
+              <w:top w:w="0" w:type="dxa"/>
+              <w:bottom w:w="0" w:type="dxa"/>
+              <w:left w:w="0" w:type="dxa"/>
+              <w:right w:w="0" w:type="dxa"/>
+            </w:tcMar>
+            <w:vAlign w:val="top"/>
+          </w:tcPr>
+          <w:p>
+            <w:pPr>
+              <w:pStyle w:val="Normal"/>
+              <w:jc w:val="center"/>
+              <w:pBdr>
+                <w:bottom w:val="none" w:sz="0" w:space="0" w:color="000000"/>
+                <w:top w:val="none" w:sz="0" w:space="0" w:color="000000"/>
+                <w:left w:val="none" w:sz="0" w:space="0" w:color="000000"/>
+                <w:right w:val="none" w:sz="0" w:space="0" w:color="000000"/>
+              </w:pBdr>
+              <w:spacing w:after="100" w:before="100" w:line="240"/>
+              <w:ind w:left="100" w:right="100" w:firstLine="0" w:firstLineChars="0"/>
+              <w:rPr>
+                <w:rFonts w:ascii="Helvetica" w:hAnsi="Helvetica" w:eastAsia="Helvetica" w:cs="Helvetica"/>
+                <w:i w:val="false"/>
+                <w:b w:val="false"/>
+                <w:u w:val="none"/>
+                <w:sz w:val="22"/>
+                <w:szCs w:val="22"/>
+                <w:color w:val="000000"/>
+              </w:rPr>
+            </w:pPr>
+            <w:r>
+              <w:rPr>
+                <w:rFonts w:ascii="Helvetica" w:hAnsi="Helvetica" w:eastAsia="Helvetica" w:cs="Helvetica"/>
+                <w:i w:val="false"/>
+                <w:b w:val="false"/>
+                <w:u w:val="none"/>
+                <w:sz w:val="22"/>
+                <w:szCs w:val="22"/>
+                <w:color w:val="000000"/>
+              </w:rPr>
+              <w:t xml:space="preserve">0.680</w:t>
             </w:r>
           </w:p>
         </w:tc>
@@ -13396,113 +13396,113 @@
                 <w:szCs w:val="22"/>
                 <w:color w:val="000000"/>
               </w:rPr>
-              <w:t xml:space="preserve">190</w:t>
-            </w:r>
-          </w:p>
-        </w:tc>
-        <w:tc>
-          <w:tcPr>
-            <w:tcBorders>
-              <w:bottom w:val="none" w:sz="0" w:space="0" w:color="000000"/>
-              <w:top w:val="none" w:sz="0" w:space="0" w:color="000000"/>
-              <w:left w:val="none" w:sz="0" w:space="0" w:color="000000"/>
-              <w:right w:val="none" w:sz="0" w:space="0" w:color="000000"/>
-            </w:tcBorders>
-            <w:shd w:val="clear" w:color="auto" w:fill="FFFFFF"/>
-            <w:tcMar>
-              <w:top w:w="0" w:type="dxa"/>
-              <w:bottom w:w="0" w:type="dxa"/>
-              <w:left w:w="0" w:type="dxa"/>
-              <w:right w:w="0" w:type="dxa"/>
-            </w:tcMar>
-            <w:vAlign w:val="top"/>
-          </w:tcPr>
-          <w:p>
-            <w:pPr>
-              <w:pStyle w:val="Normal"/>
-              <w:jc w:val="center"/>
-              <w:pBdr>
-                <w:bottom w:val="none" w:sz="0" w:space="0" w:color="000000"/>
-                <w:top w:val="none" w:sz="0" w:space="0" w:color="000000"/>
-                <w:left w:val="none" w:sz="0" w:space="0" w:color="000000"/>
-                <w:right w:val="none" w:sz="0" w:space="0" w:color="000000"/>
-              </w:pBdr>
-              <w:spacing w:after="100" w:before="100" w:line="240"/>
-              <w:ind w:left="100" w:right="100" w:firstLine="0" w:firstLineChars="0"/>
-              <w:rPr>
-                <w:rFonts w:ascii="Helvetica" w:hAnsi="Helvetica" w:eastAsia="Helvetica" w:cs="Helvetica"/>
-                <w:i w:val="false"/>
-                <w:b w:val="false"/>
-                <w:u w:val="none"/>
-                <w:sz w:val="22"/>
-                <w:szCs w:val="22"/>
-                <w:color w:val="000000"/>
-              </w:rPr>
-            </w:pPr>
-            <w:r>
-              <w:rPr>
-                <w:rFonts w:ascii="Helvetica" w:hAnsi="Helvetica" w:eastAsia="Helvetica" w:cs="Helvetica"/>
-                <w:i w:val="false"/>
-                <w:b w:val="false"/>
-                <w:u w:val="none"/>
-                <w:sz w:val="22"/>
-                <w:szCs w:val="22"/>
-                <w:color w:val="000000"/>
-              </w:rPr>
-              <w:t xml:space="preserve">22,420</w:t>
-            </w:r>
-          </w:p>
-        </w:tc>
-        <w:tc>
-          <w:tcPr>
-            <w:tcBorders>
-              <w:bottom w:val="none" w:sz="0" w:space="0" w:color="000000"/>
-              <w:top w:val="none" w:sz="0" w:space="0" w:color="000000"/>
-              <w:left w:val="none" w:sz="0" w:space="0" w:color="000000"/>
-              <w:right w:val="none" w:sz="0" w:space="0" w:color="000000"/>
-            </w:tcBorders>
-            <w:shd w:val="clear" w:color="auto" w:fill="FFFFFF"/>
-            <w:tcMar>
-              <w:top w:w="0" w:type="dxa"/>
-              <w:bottom w:w="0" w:type="dxa"/>
-              <w:left w:w="0" w:type="dxa"/>
-              <w:right w:w="0" w:type="dxa"/>
-            </w:tcMar>
-            <w:vAlign w:val="top"/>
-          </w:tcPr>
-          <w:p>
-            <w:pPr>
-              <w:pStyle w:val="Normal"/>
-              <w:jc w:val="center"/>
-              <w:pBdr>
-                <w:bottom w:val="none" w:sz="0" w:space="0" w:color="000000"/>
-                <w:top w:val="none" w:sz="0" w:space="0" w:color="000000"/>
-                <w:left w:val="none" w:sz="0" w:space="0" w:color="000000"/>
-                <w:right w:val="none" w:sz="0" w:space="0" w:color="000000"/>
-              </w:pBdr>
-              <w:spacing w:after="100" w:before="100" w:line="240"/>
-              <w:ind w:left="100" w:right="100" w:firstLine="0" w:firstLineChars="0"/>
-              <w:rPr>
-                <w:rFonts w:ascii="Helvetica" w:hAnsi="Helvetica" w:eastAsia="Helvetica" w:cs="Helvetica"/>
-                <w:i w:val="false"/>
-                <w:b w:val="false"/>
-                <w:u w:val="none"/>
-                <w:sz w:val="22"/>
-                <w:szCs w:val="22"/>
-                <w:color w:val="000000"/>
-              </w:rPr>
-            </w:pPr>
-            <w:r>
-              <w:rPr>
-                <w:rFonts w:ascii="Helvetica" w:hAnsi="Helvetica" w:eastAsia="Helvetica" w:cs="Helvetica"/>
-                <w:i w:val="false"/>
-                <w:b w:val="false"/>
-                <w:u w:val="none"/>
-                <w:sz w:val="22"/>
-                <w:szCs w:val="22"/>
-                <w:color w:val="000000"/>
-              </w:rPr>
-              <w:t xml:space="preserve">5,242, 95,889</w:t>
+              <w:t xml:space="preserve">189</w:t>
+            </w:r>
+          </w:p>
+        </w:tc>
+        <w:tc>
+          <w:tcPr>
+            <w:tcBorders>
+              <w:bottom w:val="none" w:sz="0" w:space="0" w:color="000000"/>
+              <w:top w:val="none" w:sz="0" w:space="0" w:color="000000"/>
+              <w:left w:val="none" w:sz="0" w:space="0" w:color="000000"/>
+              <w:right w:val="none" w:sz="0" w:space="0" w:color="000000"/>
+            </w:tcBorders>
+            <w:shd w:val="clear" w:color="auto" w:fill="FFFFFF"/>
+            <w:tcMar>
+              <w:top w:w="0" w:type="dxa"/>
+              <w:bottom w:w="0" w:type="dxa"/>
+              <w:left w:w="0" w:type="dxa"/>
+              <w:right w:w="0" w:type="dxa"/>
+            </w:tcMar>
+            <w:vAlign w:val="top"/>
+          </w:tcPr>
+          <w:p>
+            <w:pPr>
+              <w:pStyle w:val="Normal"/>
+              <w:jc w:val="center"/>
+              <w:pBdr>
+                <w:bottom w:val="none" w:sz="0" w:space="0" w:color="000000"/>
+                <w:top w:val="none" w:sz="0" w:space="0" w:color="000000"/>
+                <w:left w:val="none" w:sz="0" w:space="0" w:color="000000"/>
+                <w:right w:val="none" w:sz="0" w:space="0" w:color="000000"/>
+              </w:pBdr>
+              <w:spacing w:after="100" w:before="100" w:line="240"/>
+              <w:ind w:left="100" w:right="100" w:firstLine="0" w:firstLineChars="0"/>
+              <w:rPr>
+                <w:rFonts w:ascii="Helvetica" w:hAnsi="Helvetica" w:eastAsia="Helvetica" w:cs="Helvetica"/>
+                <w:i w:val="false"/>
+                <w:b w:val="false"/>
+                <w:u w:val="none"/>
+                <w:sz w:val="22"/>
+                <w:szCs w:val="22"/>
+                <w:color w:val="000000"/>
+              </w:rPr>
+            </w:pPr>
+            <w:r>
+              <w:rPr>
+                <w:rFonts w:ascii="Helvetica" w:hAnsi="Helvetica" w:eastAsia="Helvetica" w:cs="Helvetica"/>
+                <w:i w:val="false"/>
+                <w:b w:val="false"/>
+                <w:u w:val="none"/>
+                <w:sz w:val="22"/>
+                <w:szCs w:val="22"/>
+                <w:color w:val="000000"/>
+              </w:rPr>
+              <w:t xml:space="preserve">22,422</w:t>
+            </w:r>
+          </w:p>
+        </w:tc>
+        <w:tc>
+          <w:tcPr>
+            <w:tcBorders>
+              <w:bottom w:val="none" w:sz="0" w:space="0" w:color="000000"/>
+              <w:top w:val="none" w:sz="0" w:space="0" w:color="000000"/>
+              <w:left w:val="none" w:sz="0" w:space="0" w:color="000000"/>
+              <w:right w:val="none" w:sz="0" w:space="0" w:color="000000"/>
+            </w:tcBorders>
+            <w:shd w:val="clear" w:color="auto" w:fill="FFFFFF"/>
+            <w:tcMar>
+              <w:top w:w="0" w:type="dxa"/>
+              <w:bottom w:w="0" w:type="dxa"/>
+              <w:left w:w="0" w:type="dxa"/>
+              <w:right w:w="0" w:type="dxa"/>
+            </w:tcMar>
+            <w:vAlign w:val="top"/>
+          </w:tcPr>
+          <w:p>
+            <w:pPr>
+              <w:pStyle w:val="Normal"/>
+              <w:jc w:val="center"/>
+              <w:pBdr>
+                <w:bottom w:val="none" w:sz="0" w:space="0" w:color="000000"/>
+                <w:top w:val="none" w:sz="0" w:space="0" w:color="000000"/>
+                <w:left w:val="none" w:sz="0" w:space="0" w:color="000000"/>
+                <w:right w:val="none" w:sz="0" w:space="0" w:color="000000"/>
+              </w:pBdr>
+              <w:spacing w:after="100" w:before="100" w:line="240"/>
+              <w:ind w:left="100" w:right="100" w:firstLine="0" w:firstLineChars="0"/>
+              <w:rPr>
+                <w:rFonts w:ascii="Helvetica" w:hAnsi="Helvetica" w:eastAsia="Helvetica" w:cs="Helvetica"/>
+                <w:i w:val="false"/>
+                <w:b w:val="false"/>
+                <w:u w:val="none"/>
+                <w:sz w:val="22"/>
+                <w:szCs w:val="22"/>
+                <w:color w:val="000000"/>
+              </w:rPr>
+            </w:pPr>
+            <w:r>
+              <w:rPr>
+                <w:rFonts w:ascii="Helvetica" w:hAnsi="Helvetica" w:eastAsia="Helvetica" w:cs="Helvetica"/>
+                <w:i w:val="false"/>
+                <w:b w:val="false"/>
+                <w:u w:val="none"/>
+                <w:sz w:val="22"/>
+                <w:szCs w:val="22"/>
+                <w:color w:val="000000"/>
+              </w:rPr>
+              <w:t xml:space="preserve">5,243, 95,898</w:t>
             </w:r>
           </w:p>
         </w:tc>
@@ -13608,113 +13608,113 @@
                 <w:szCs w:val="22"/>
                 <w:color w:val="000000"/>
               </w:rPr>
-              <w:t xml:space="preserve">190</w:t>
-            </w:r>
-          </w:p>
-        </w:tc>
-        <w:tc>
-          <w:tcPr>
-            <w:tcBorders>
-              <w:bottom w:val="none" w:sz="0" w:space="0" w:color="000000"/>
-              <w:top w:val="none" w:sz="0" w:space="0" w:color="000000"/>
-              <w:left w:val="none" w:sz="0" w:space="0" w:color="000000"/>
-              <w:right w:val="none" w:sz="0" w:space="0" w:color="000000"/>
-            </w:tcBorders>
-            <w:shd w:val="clear" w:color="auto" w:fill="FFFFFF"/>
-            <w:tcMar>
-              <w:top w:w="0" w:type="dxa"/>
-              <w:bottom w:w="0" w:type="dxa"/>
-              <w:left w:w="0" w:type="dxa"/>
-              <w:right w:w="0" w:type="dxa"/>
-            </w:tcMar>
-            <w:vAlign w:val="top"/>
-          </w:tcPr>
-          <w:p>
-            <w:pPr>
-              <w:pStyle w:val="Normal"/>
-              <w:jc w:val="center"/>
-              <w:pBdr>
-                <w:bottom w:val="none" w:sz="0" w:space="0" w:color="000000"/>
-                <w:top w:val="none" w:sz="0" w:space="0" w:color="000000"/>
-                <w:left w:val="none" w:sz="0" w:space="0" w:color="000000"/>
-                <w:right w:val="none" w:sz="0" w:space="0" w:color="000000"/>
-              </w:pBdr>
-              <w:spacing w:after="100" w:before="100" w:line="240"/>
-              <w:ind w:left="100" w:right="100" w:firstLine="0" w:firstLineChars="0"/>
-              <w:rPr>
-                <w:rFonts w:ascii="Helvetica" w:hAnsi="Helvetica" w:eastAsia="Helvetica" w:cs="Helvetica"/>
-                <w:i w:val="false"/>
-                <w:b w:val="false"/>
-                <w:u w:val="none"/>
-                <w:sz w:val="22"/>
-                <w:szCs w:val="22"/>
-                <w:color w:val="000000"/>
-              </w:rPr>
-            </w:pPr>
-            <w:r>
-              <w:rPr>
-                <w:rFonts w:ascii="Helvetica" w:hAnsi="Helvetica" w:eastAsia="Helvetica" w:cs="Helvetica"/>
-                <w:i w:val="false"/>
-                <w:b w:val="false"/>
-                <w:u w:val="none"/>
-                <w:sz w:val="22"/>
-                <w:szCs w:val="22"/>
-                <w:color w:val="000000"/>
-              </w:rPr>
-              <w:t xml:space="preserve">25,485</w:t>
-            </w:r>
-          </w:p>
-        </w:tc>
-        <w:tc>
-          <w:tcPr>
-            <w:tcBorders>
-              <w:bottom w:val="none" w:sz="0" w:space="0" w:color="000000"/>
-              <w:top w:val="none" w:sz="0" w:space="0" w:color="000000"/>
-              <w:left w:val="none" w:sz="0" w:space="0" w:color="000000"/>
-              <w:right w:val="none" w:sz="0" w:space="0" w:color="000000"/>
-            </w:tcBorders>
-            <w:shd w:val="clear" w:color="auto" w:fill="FFFFFF"/>
-            <w:tcMar>
-              <w:top w:w="0" w:type="dxa"/>
-              <w:bottom w:w="0" w:type="dxa"/>
-              <w:left w:w="0" w:type="dxa"/>
-              <w:right w:w="0" w:type="dxa"/>
-            </w:tcMar>
-            <w:vAlign w:val="top"/>
-          </w:tcPr>
-          <w:p>
-            <w:pPr>
-              <w:pStyle w:val="Normal"/>
-              <w:jc w:val="center"/>
-              <w:pBdr>
-                <w:bottom w:val="none" w:sz="0" w:space="0" w:color="000000"/>
-                <w:top w:val="none" w:sz="0" w:space="0" w:color="000000"/>
-                <w:left w:val="none" w:sz="0" w:space="0" w:color="000000"/>
-                <w:right w:val="none" w:sz="0" w:space="0" w:color="000000"/>
-              </w:pBdr>
-              <w:spacing w:after="100" w:before="100" w:line="240"/>
-              <w:ind w:left="100" w:right="100" w:firstLine="0" w:firstLineChars="0"/>
-              <w:rPr>
-                <w:rFonts w:ascii="Helvetica" w:hAnsi="Helvetica" w:eastAsia="Helvetica" w:cs="Helvetica"/>
-                <w:i w:val="false"/>
-                <w:b w:val="false"/>
-                <w:u w:val="none"/>
-                <w:sz w:val="22"/>
-                <w:szCs w:val="22"/>
-                <w:color w:val="000000"/>
-              </w:rPr>
-            </w:pPr>
-            <w:r>
-              <w:rPr>
-                <w:rFonts w:ascii="Helvetica" w:hAnsi="Helvetica" w:eastAsia="Helvetica" w:cs="Helvetica"/>
-                <w:i w:val="false"/>
-                <w:b w:val="false"/>
-                <w:u w:val="none"/>
-                <w:sz w:val="22"/>
-                <w:szCs w:val="22"/>
-                <w:color w:val="000000"/>
-              </w:rPr>
-              <w:t xml:space="preserve">792, 820,092</w:t>
+              <w:t xml:space="preserve">189</w:t>
+            </w:r>
+          </w:p>
+        </w:tc>
+        <w:tc>
+          <w:tcPr>
+            <w:tcBorders>
+              <w:bottom w:val="none" w:sz="0" w:space="0" w:color="000000"/>
+              <w:top w:val="none" w:sz="0" w:space="0" w:color="000000"/>
+              <w:left w:val="none" w:sz="0" w:space="0" w:color="000000"/>
+              <w:right w:val="none" w:sz="0" w:space="0" w:color="000000"/>
+            </w:tcBorders>
+            <w:shd w:val="clear" w:color="auto" w:fill="FFFFFF"/>
+            <w:tcMar>
+              <w:top w:w="0" w:type="dxa"/>
+              <w:bottom w:w="0" w:type="dxa"/>
+              <w:left w:w="0" w:type="dxa"/>
+              <w:right w:w="0" w:type="dxa"/>
+            </w:tcMar>
+            <w:vAlign w:val="top"/>
+          </w:tcPr>
+          <w:p>
+            <w:pPr>
+              <w:pStyle w:val="Normal"/>
+              <w:jc w:val="center"/>
+              <w:pBdr>
+                <w:bottom w:val="none" w:sz="0" w:space="0" w:color="000000"/>
+                <w:top w:val="none" w:sz="0" w:space="0" w:color="000000"/>
+                <w:left w:val="none" w:sz="0" w:space="0" w:color="000000"/>
+                <w:right w:val="none" w:sz="0" w:space="0" w:color="000000"/>
+              </w:pBdr>
+              <w:spacing w:after="100" w:before="100" w:line="240"/>
+              <w:ind w:left="100" w:right="100" w:firstLine="0" w:firstLineChars="0"/>
+              <w:rPr>
+                <w:rFonts w:ascii="Helvetica" w:hAnsi="Helvetica" w:eastAsia="Helvetica" w:cs="Helvetica"/>
+                <w:i w:val="false"/>
+                <w:b w:val="false"/>
+                <w:u w:val="none"/>
+                <w:sz w:val="22"/>
+                <w:szCs w:val="22"/>
+                <w:color w:val="000000"/>
+              </w:rPr>
+            </w:pPr>
+            <w:r>
+              <w:rPr>
+                <w:rFonts w:ascii="Helvetica" w:hAnsi="Helvetica" w:eastAsia="Helvetica" w:cs="Helvetica"/>
+                <w:i w:val="false"/>
+                <w:b w:val="false"/>
+                <w:u w:val="none"/>
+                <w:sz w:val="22"/>
+                <w:szCs w:val="22"/>
+                <w:color w:val="000000"/>
+              </w:rPr>
+              <w:t xml:space="preserve">23,872</w:t>
+            </w:r>
+          </w:p>
+        </w:tc>
+        <w:tc>
+          <w:tcPr>
+            <w:tcBorders>
+              <w:bottom w:val="none" w:sz="0" w:space="0" w:color="000000"/>
+              <w:top w:val="none" w:sz="0" w:space="0" w:color="000000"/>
+              <w:left w:val="none" w:sz="0" w:space="0" w:color="000000"/>
+              <w:right w:val="none" w:sz="0" w:space="0" w:color="000000"/>
+            </w:tcBorders>
+            <w:shd w:val="clear" w:color="auto" w:fill="FFFFFF"/>
+            <w:tcMar>
+              <w:top w:w="0" w:type="dxa"/>
+              <w:bottom w:w="0" w:type="dxa"/>
+              <w:left w:w="0" w:type="dxa"/>
+              <w:right w:w="0" w:type="dxa"/>
+            </w:tcMar>
+            <w:vAlign w:val="top"/>
+          </w:tcPr>
+          <w:p>
+            <w:pPr>
+              <w:pStyle w:val="Normal"/>
+              <w:jc w:val="center"/>
+              <w:pBdr>
+                <w:bottom w:val="none" w:sz="0" w:space="0" w:color="000000"/>
+                <w:top w:val="none" w:sz="0" w:space="0" w:color="000000"/>
+                <w:left w:val="none" w:sz="0" w:space="0" w:color="000000"/>
+                <w:right w:val="none" w:sz="0" w:space="0" w:color="000000"/>
+              </w:pBdr>
+              <w:spacing w:after="100" w:before="100" w:line="240"/>
+              <w:ind w:left="100" w:right="100" w:firstLine="0" w:firstLineChars="0"/>
+              <w:rPr>
+                <w:rFonts w:ascii="Helvetica" w:hAnsi="Helvetica" w:eastAsia="Helvetica" w:cs="Helvetica"/>
+                <w:i w:val="false"/>
+                <w:b w:val="false"/>
+                <w:u w:val="none"/>
+                <w:sz w:val="22"/>
+                <w:szCs w:val="22"/>
+                <w:color w:val="000000"/>
+              </w:rPr>
+            </w:pPr>
+            <w:r>
+              <w:rPr>
+                <w:rFonts w:ascii="Helvetica" w:hAnsi="Helvetica" w:eastAsia="Helvetica" w:cs="Helvetica"/>
+                <w:i w:val="false"/>
+                <w:b w:val="false"/>
+                <w:u w:val="none"/>
+                <w:sz w:val="22"/>
+                <w:szCs w:val="22"/>
+                <w:color w:val="000000"/>
+              </w:rPr>
+              <w:t xml:space="preserve">691, 825,308</w:t>
             </w:r>
           </w:p>
         </w:tc>
@@ -13879,219 +13879,219 @@
                 <w:szCs w:val="22"/>
                 <w:color w:val="000000"/>
               </w:rPr>
-              <w:t xml:space="preserve">190</w:t>
-            </w:r>
-          </w:p>
-        </w:tc>
-        <w:tc>
-          <w:tcPr>
-            <w:tcBorders>
-              <w:bottom w:val="none" w:sz="0" w:space="0" w:color="000000"/>
-              <w:top w:val="none" w:sz="0" w:space="0" w:color="000000"/>
-              <w:left w:val="none" w:sz="0" w:space="0" w:color="000000"/>
-              <w:right w:val="none" w:sz="0" w:space="0" w:color="000000"/>
-            </w:tcBorders>
-            <w:shd w:val="clear" w:color="auto" w:fill="FFFFFF"/>
-            <w:tcMar>
-              <w:top w:w="0" w:type="dxa"/>
-              <w:bottom w:w="0" w:type="dxa"/>
-              <w:left w:w="0" w:type="dxa"/>
-              <w:right w:w="0" w:type="dxa"/>
-            </w:tcMar>
-            <w:vAlign w:val="top"/>
-          </w:tcPr>
-          <w:p>
-            <w:pPr>
-              <w:pStyle w:val="Normal"/>
-              <w:jc w:val="center"/>
-              <w:pBdr>
-                <w:bottom w:val="none" w:sz="0" w:space="0" w:color="000000"/>
-                <w:top w:val="none" w:sz="0" w:space="0" w:color="000000"/>
-                <w:left w:val="none" w:sz="0" w:space="0" w:color="000000"/>
-                <w:right w:val="none" w:sz="0" w:space="0" w:color="000000"/>
-              </w:pBdr>
-              <w:spacing w:after="100" w:before="100" w:line="240"/>
-              <w:ind w:left="100" w:right="100" w:firstLine="0" w:firstLineChars="0"/>
-              <w:rPr>
-                <w:rFonts w:ascii="Helvetica" w:hAnsi="Helvetica" w:eastAsia="Helvetica" w:cs="Helvetica"/>
-                <w:i w:val="false"/>
-                <w:b w:val="false"/>
-                <w:u w:val="none"/>
-                <w:sz w:val="22"/>
-                <w:szCs w:val="22"/>
-                <w:color w:val="000000"/>
-              </w:rPr>
-            </w:pPr>
-            <w:r>
-              <w:rPr>
-                <w:rFonts w:ascii="Helvetica" w:hAnsi="Helvetica" w:eastAsia="Helvetica" w:cs="Helvetica"/>
-                <w:i w:val="false"/>
-                <w:b w:val="false"/>
-                <w:u w:val="none"/>
-                <w:sz w:val="22"/>
-                <w:szCs w:val="22"/>
-                <w:color w:val="000000"/>
-              </w:rPr>
-              <w:t xml:space="preserve">2.50</w:t>
-            </w:r>
-          </w:p>
-        </w:tc>
-        <w:tc>
-          <w:tcPr>
-            <w:tcBorders>
-              <w:bottom w:val="none" w:sz="0" w:space="0" w:color="000000"/>
-              <w:top w:val="none" w:sz="0" w:space="0" w:color="000000"/>
-              <w:left w:val="none" w:sz="0" w:space="0" w:color="000000"/>
-              <w:right w:val="none" w:sz="0" w:space="0" w:color="000000"/>
-            </w:tcBorders>
-            <w:shd w:val="clear" w:color="auto" w:fill="FFFFFF"/>
-            <w:tcMar>
-              <w:top w:w="0" w:type="dxa"/>
-              <w:bottom w:w="0" w:type="dxa"/>
-              <w:left w:w="0" w:type="dxa"/>
-              <w:right w:w="0" w:type="dxa"/>
-            </w:tcMar>
-            <w:vAlign w:val="top"/>
-          </w:tcPr>
-          <w:p>
-            <w:pPr>
-              <w:pStyle w:val="Normal"/>
-              <w:jc w:val="center"/>
-              <w:pBdr>
-                <w:bottom w:val="none" w:sz="0" w:space="0" w:color="000000"/>
-                <w:top w:val="none" w:sz="0" w:space="0" w:color="000000"/>
-                <w:left w:val="none" w:sz="0" w:space="0" w:color="000000"/>
-                <w:right w:val="none" w:sz="0" w:space="0" w:color="000000"/>
-              </w:pBdr>
-              <w:spacing w:after="100" w:before="100" w:line="240"/>
-              <w:ind w:left="100" w:right="100" w:firstLine="0" w:firstLineChars="0"/>
-              <w:rPr>
-                <w:rFonts w:ascii="Helvetica" w:hAnsi="Helvetica" w:eastAsia="Helvetica" w:cs="Helvetica"/>
-                <w:i w:val="false"/>
-                <w:b w:val="false"/>
-                <w:u w:val="none"/>
-                <w:sz w:val="22"/>
-                <w:szCs w:val="22"/>
-                <w:color w:val="000000"/>
-              </w:rPr>
-            </w:pPr>
-            <w:r>
-              <w:rPr>
-                <w:rFonts w:ascii="Helvetica" w:hAnsi="Helvetica" w:eastAsia="Helvetica" w:cs="Helvetica"/>
-                <w:i w:val="false"/>
-                <w:b w:val="false"/>
-                <w:u w:val="none"/>
-                <w:sz w:val="22"/>
-                <w:szCs w:val="22"/>
-                <w:color w:val="000000"/>
-              </w:rPr>
-              <w:t xml:space="preserve">1.03, 6.08</w:t>
-            </w:r>
-          </w:p>
-        </w:tc>
-        <w:tc>
-          <w:tcPr>
-            <w:tcBorders>
-              <w:bottom w:val="none" w:sz="0" w:space="0" w:color="000000"/>
-              <w:top w:val="none" w:sz="0" w:space="0" w:color="000000"/>
-              <w:left w:val="none" w:sz="0" w:space="0" w:color="000000"/>
-              <w:right w:val="none" w:sz="0" w:space="0" w:color="000000"/>
-            </w:tcBorders>
-            <w:shd w:val="clear" w:color="auto" w:fill="FFFFFF"/>
-            <w:tcMar>
-              <w:top w:w="0" w:type="dxa"/>
-              <w:bottom w:w="0" w:type="dxa"/>
-              <w:left w:w="0" w:type="dxa"/>
-              <w:right w:w="0" w:type="dxa"/>
-            </w:tcMar>
-            <w:vAlign w:val="top"/>
-          </w:tcPr>
-          <w:p>
-            <w:pPr>
-              <w:pStyle w:val="Normal"/>
-              <w:jc w:val="center"/>
-              <w:pBdr>
-                <w:bottom w:val="none" w:sz="0" w:space="0" w:color="000000"/>
-                <w:top w:val="none" w:sz="0" w:space="0" w:color="000000"/>
-                <w:left w:val="none" w:sz="0" w:space="0" w:color="000000"/>
-                <w:right w:val="none" w:sz="0" w:space="0" w:color="000000"/>
-              </w:pBdr>
-              <w:spacing w:after="100" w:before="100" w:line="240"/>
-              <w:ind w:left="100" w:right="100" w:firstLine="0" w:firstLineChars="0"/>
-              <w:rPr>
-                <w:rFonts w:ascii="Helvetica" w:hAnsi="Helvetica" w:eastAsia="Helvetica" w:cs="Helvetica"/>
-                <w:i w:val="false"/>
-                <w:b w:val="false"/>
-                <w:u w:val="none"/>
-                <w:sz w:val="22"/>
-                <w:szCs w:val="22"/>
-                <w:color w:val="000000"/>
-              </w:rPr>
-            </w:pPr>
-            <w:r>
-              <w:rPr>
-                <w:rFonts w:ascii="Helvetica" w:hAnsi="Helvetica" w:eastAsia="Helvetica" w:cs="Helvetica"/>
-                <w:i w:val="false"/>
-                <w:b w:val="false"/>
-                <w:u w:val="none"/>
-                <w:sz w:val="22"/>
-                <w:szCs w:val="22"/>
-                <w:color w:val="000000"/>
-              </w:rPr>
-              <w:t xml:space="preserve">0.044</w:t>
-            </w:r>
-          </w:p>
-        </w:tc>
-        <w:tc>
-          <w:tcPr>
-            <w:tcBorders>
-              <w:bottom w:val="none" w:sz="0" w:space="0" w:color="000000"/>
-              <w:top w:val="none" w:sz="0" w:space="0" w:color="000000"/>
-              <w:left w:val="none" w:sz="0" w:space="0" w:color="000000"/>
-              <w:right w:val="none" w:sz="0" w:space="0" w:color="000000"/>
-            </w:tcBorders>
-            <w:shd w:val="clear" w:color="auto" w:fill="FFFFFF"/>
-            <w:tcMar>
-              <w:top w:w="0" w:type="dxa"/>
-              <w:bottom w:w="0" w:type="dxa"/>
-              <w:left w:w="0" w:type="dxa"/>
-              <w:right w:w="0" w:type="dxa"/>
-            </w:tcMar>
-            <w:vAlign w:val="top"/>
-          </w:tcPr>
-          <w:p>
-            <w:pPr>
-              <w:pStyle w:val="Normal"/>
-              <w:jc w:val="center"/>
-              <w:pBdr>
-                <w:bottom w:val="none" w:sz="0" w:space="0" w:color="000000"/>
-                <w:top w:val="none" w:sz="0" w:space="0" w:color="000000"/>
-                <w:left w:val="none" w:sz="0" w:space="0" w:color="000000"/>
-                <w:right w:val="none" w:sz="0" w:space="0" w:color="000000"/>
-              </w:pBdr>
-              <w:spacing w:after="100" w:before="100" w:line="240"/>
-              <w:ind w:left="100" w:right="100" w:firstLine="0" w:firstLineChars="0"/>
-              <w:rPr>
-                <w:rFonts w:ascii="Helvetica" w:hAnsi="Helvetica" w:eastAsia="Helvetica" w:cs="Helvetica"/>
-                <w:i w:val="false"/>
-                <w:b w:val="false"/>
-                <w:u w:val="none"/>
-                <w:sz w:val="22"/>
-                <w:szCs w:val="22"/>
-                <w:color w:val="000000"/>
-              </w:rPr>
-            </w:pPr>
-            <w:r>
-              <w:rPr>
-                <w:rFonts w:ascii="Helvetica" w:hAnsi="Helvetica" w:eastAsia="Helvetica" w:cs="Helvetica"/>
-                <w:i w:val="false"/>
-                <w:b w:val="false"/>
-                <w:u w:val="none"/>
-                <w:sz w:val="22"/>
-                <w:szCs w:val="22"/>
-                <w:color w:val="000000"/>
-              </w:rPr>
-              <w:t xml:space="preserve">190</w:t>
+              <w:t xml:space="preserve">189</w:t>
+            </w:r>
+          </w:p>
+        </w:tc>
+        <w:tc>
+          <w:tcPr>
+            <w:tcBorders>
+              <w:bottom w:val="none" w:sz="0" w:space="0" w:color="000000"/>
+              <w:top w:val="none" w:sz="0" w:space="0" w:color="000000"/>
+              <w:left w:val="none" w:sz="0" w:space="0" w:color="000000"/>
+              <w:right w:val="none" w:sz="0" w:space="0" w:color="000000"/>
+            </w:tcBorders>
+            <w:shd w:val="clear" w:color="auto" w:fill="FFFFFF"/>
+            <w:tcMar>
+              <w:top w:w="0" w:type="dxa"/>
+              <w:bottom w:w="0" w:type="dxa"/>
+              <w:left w:w="0" w:type="dxa"/>
+              <w:right w:w="0" w:type="dxa"/>
+            </w:tcMar>
+            <w:vAlign w:val="top"/>
+          </w:tcPr>
+          <w:p>
+            <w:pPr>
+              <w:pStyle w:val="Normal"/>
+              <w:jc w:val="center"/>
+              <w:pBdr>
+                <w:bottom w:val="none" w:sz="0" w:space="0" w:color="000000"/>
+                <w:top w:val="none" w:sz="0" w:space="0" w:color="000000"/>
+                <w:left w:val="none" w:sz="0" w:space="0" w:color="000000"/>
+                <w:right w:val="none" w:sz="0" w:space="0" w:color="000000"/>
+              </w:pBdr>
+              <w:spacing w:after="100" w:before="100" w:line="240"/>
+              <w:ind w:left="100" w:right="100" w:firstLine="0" w:firstLineChars="0"/>
+              <w:rPr>
+                <w:rFonts w:ascii="Helvetica" w:hAnsi="Helvetica" w:eastAsia="Helvetica" w:cs="Helvetica"/>
+                <w:i w:val="false"/>
+                <w:b w:val="false"/>
+                <w:u w:val="none"/>
+                <w:sz w:val="22"/>
+                <w:szCs w:val="22"/>
+                <w:color w:val="000000"/>
+              </w:rPr>
+            </w:pPr>
+            <w:r>
+              <w:rPr>
+                <w:rFonts w:ascii="Helvetica" w:hAnsi="Helvetica" w:eastAsia="Helvetica" w:cs="Helvetica"/>
+                <w:i w:val="false"/>
+                <w:b w:val="false"/>
+                <w:u w:val="none"/>
+                <w:sz w:val="22"/>
+                <w:szCs w:val="22"/>
+                <w:color w:val="000000"/>
+              </w:rPr>
+              <w:t xml:space="preserve">2.48</w:t>
+            </w:r>
+          </w:p>
+        </w:tc>
+        <w:tc>
+          <w:tcPr>
+            <w:tcBorders>
+              <w:bottom w:val="none" w:sz="0" w:space="0" w:color="000000"/>
+              <w:top w:val="none" w:sz="0" w:space="0" w:color="000000"/>
+              <w:left w:val="none" w:sz="0" w:space="0" w:color="000000"/>
+              <w:right w:val="none" w:sz="0" w:space="0" w:color="000000"/>
+            </w:tcBorders>
+            <w:shd w:val="clear" w:color="auto" w:fill="FFFFFF"/>
+            <w:tcMar>
+              <w:top w:w="0" w:type="dxa"/>
+              <w:bottom w:w="0" w:type="dxa"/>
+              <w:left w:w="0" w:type="dxa"/>
+              <w:right w:w="0" w:type="dxa"/>
+            </w:tcMar>
+            <w:vAlign w:val="top"/>
+          </w:tcPr>
+          <w:p>
+            <w:pPr>
+              <w:pStyle w:val="Normal"/>
+              <w:jc w:val="center"/>
+              <w:pBdr>
+                <w:bottom w:val="none" w:sz="0" w:space="0" w:color="000000"/>
+                <w:top w:val="none" w:sz="0" w:space="0" w:color="000000"/>
+                <w:left w:val="none" w:sz="0" w:space="0" w:color="000000"/>
+                <w:right w:val="none" w:sz="0" w:space="0" w:color="000000"/>
+              </w:pBdr>
+              <w:spacing w:after="100" w:before="100" w:line="240"/>
+              <w:ind w:left="100" w:right="100" w:firstLine="0" w:firstLineChars="0"/>
+              <w:rPr>
+                <w:rFonts w:ascii="Helvetica" w:hAnsi="Helvetica" w:eastAsia="Helvetica" w:cs="Helvetica"/>
+                <w:i w:val="false"/>
+                <w:b w:val="false"/>
+                <w:u w:val="none"/>
+                <w:sz w:val="22"/>
+                <w:szCs w:val="22"/>
+                <w:color w:val="000000"/>
+              </w:rPr>
+            </w:pPr>
+            <w:r>
+              <w:rPr>
+                <w:rFonts w:ascii="Helvetica" w:hAnsi="Helvetica" w:eastAsia="Helvetica" w:cs="Helvetica"/>
+                <w:i w:val="false"/>
+                <w:b w:val="false"/>
+                <w:u w:val="none"/>
+                <w:sz w:val="22"/>
+                <w:szCs w:val="22"/>
+                <w:color w:val="000000"/>
+              </w:rPr>
+              <w:t xml:space="preserve">1.02, 6.04</w:t>
+            </w:r>
+          </w:p>
+        </w:tc>
+        <w:tc>
+          <w:tcPr>
+            <w:tcBorders>
+              <w:bottom w:val="none" w:sz="0" w:space="0" w:color="000000"/>
+              <w:top w:val="none" w:sz="0" w:space="0" w:color="000000"/>
+              <w:left w:val="none" w:sz="0" w:space="0" w:color="000000"/>
+              <w:right w:val="none" w:sz="0" w:space="0" w:color="000000"/>
+            </w:tcBorders>
+            <w:shd w:val="clear" w:color="auto" w:fill="FFFFFF"/>
+            <w:tcMar>
+              <w:top w:w="0" w:type="dxa"/>
+              <w:bottom w:w="0" w:type="dxa"/>
+              <w:left w:w="0" w:type="dxa"/>
+              <w:right w:w="0" w:type="dxa"/>
+            </w:tcMar>
+            <w:vAlign w:val="top"/>
+          </w:tcPr>
+          <w:p>
+            <w:pPr>
+              <w:pStyle w:val="Normal"/>
+              <w:jc w:val="center"/>
+              <w:pBdr>
+                <w:bottom w:val="none" w:sz="0" w:space="0" w:color="000000"/>
+                <w:top w:val="none" w:sz="0" w:space="0" w:color="000000"/>
+                <w:left w:val="none" w:sz="0" w:space="0" w:color="000000"/>
+                <w:right w:val="none" w:sz="0" w:space="0" w:color="000000"/>
+              </w:pBdr>
+              <w:spacing w:after="100" w:before="100" w:line="240"/>
+              <w:ind w:left="100" w:right="100" w:firstLine="0" w:firstLineChars="0"/>
+              <w:rPr>
+                <w:rFonts w:ascii="Helvetica" w:hAnsi="Helvetica" w:eastAsia="Helvetica" w:cs="Helvetica"/>
+                <w:i w:val="false"/>
+                <w:b w:val="false"/>
+                <w:u w:val="none"/>
+                <w:sz w:val="22"/>
+                <w:szCs w:val="22"/>
+                <w:color w:val="000000"/>
+              </w:rPr>
+            </w:pPr>
+            <w:r>
+              <w:rPr>
+                <w:rFonts w:ascii="Helvetica" w:hAnsi="Helvetica" w:eastAsia="Helvetica" w:cs="Helvetica"/>
+                <w:i w:val="false"/>
+                <w:b w:val="false"/>
+                <w:u w:val="none"/>
+                <w:sz w:val="22"/>
+                <w:szCs w:val="22"/>
+                <w:color w:val="000000"/>
+              </w:rPr>
+              <w:t xml:space="preserve">0.045</w:t>
+            </w:r>
+          </w:p>
+        </w:tc>
+        <w:tc>
+          <w:tcPr>
+            <w:tcBorders>
+              <w:bottom w:val="none" w:sz="0" w:space="0" w:color="000000"/>
+              <w:top w:val="none" w:sz="0" w:space="0" w:color="000000"/>
+              <w:left w:val="none" w:sz="0" w:space="0" w:color="000000"/>
+              <w:right w:val="none" w:sz="0" w:space="0" w:color="000000"/>
+            </w:tcBorders>
+            <w:shd w:val="clear" w:color="auto" w:fill="FFFFFF"/>
+            <w:tcMar>
+              <w:top w:w="0" w:type="dxa"/>
+              <w:bottom w:w="0" w:type="dxa"/>
+              <w:left w:w="0" w:type="dxa"/>
+              <w:right w:w="0" w:type="dxa"/>
+            </w:tcMar>
+            <w:vAlign w:val="top"/>
+          </w:tcPr>
+          <w:p>
+            <w:pPr>
+              <w:pStyle w:val="Normal"/>
+              <w:jc w:val="center"/>
+              <w:pBdr>
+                <w:bottom w:val="none" w:sz="0" w:space="0" w:color="000000"/>
+                <w:top w:val="none" w:sz="0" w:space="0" w:color="000000"/>
+                <w:left w:val="none" w:sz="0" w:space="0" w:color="000000"/>
+                <w:right w:val="none" w:sz="0" w:space="0" w:color="000000"/>
+              </w:pBdr>
+              <w:spacing w:after="100" w:before="100" w:line="240"/>
+              <w:ind w:left="100" w:right="100" w:firstLine="0" w:firstLineChars="0"/>
+              <w:rPr>
+                <w:rFonts w:ascii="Helvetica" w:hAnsi="Helvetica" w:eastAsia="Helvetica" w:cs="Helvetica"/>
+                <w:i w:val="false"/>
+                <w:b w:val="false"/>
+                <w:u w:val="none"/>
+                <w:sz w:val="22"/>
+                <w:szCs w:val="22"/>
+                <w:color w:val="000000"/>
+              </w:rPr>
+            </w:pPr>
+            <w:r>
+              <w:rPr>
+                <w:rFonts w:ascii="Helvetica" w:hAnsi="Helvetica" w:eastAsia="Helvetica" w:cs="Helvetica"/>
+                <w:i w:val="false"/>
+                <w:b w:val="false"/>
+                <w:u w:val="none"/>
+                <w:sz w:val="22"/>
+                <w:szCs w:val="22"/>
+                <w:color w:val="000000"/>
+              </w:rPr>
+              <w:t xml:space="preserve">189</w:t>
             </w:r>
           </w:p>
         </w:tc>
@@ -14197,60 +14197,60 @@
                 <w:szCs w:val="22"/>
                 <w:color w:val="000000"/>
               </w:rPr>
-              <w:t xml:space="preserve">1.07, 9.08</w:t>
-            </w:r>
-          </w:p>
-        </w:tc>
-        <w:tc>
-          <w:tcPr>
-            <w:tcBorders>
-              <w:bottom w:val="none" w:sz="0" w:space="0" w:color="000000"/>
-              <w:top w:val="none" w:sz="0" w:space="0" w:color="000000"/>
-              <w:left w:val="none" w:sz="0" w:space="0" w:color="000000"/>
-              <w:right w:val="none" w:sz="0" w:space="0" w:color="000000"/>
-            </w:tcBorders>
-            <w:shd w:val="clear" w:color="auto" w:fill="FFFFFF"/>
-            <w:tcMar>
-              <w:top w:w="0" w:type="dxa"/>
-              <w:bottom w:w="0" w:type="dxa"/>
-              <w:left w:w="0" w:type="dxa"/>
-              <w:right w:w="0" w:type="dxa"/>
-            </w:tcMar>
-            <w:vAlign w:val="top"/>
-          </w:tcPr>
-          <w:p>
-            <w:pPr>
-              <w:pStyle w:val="Normal"/>
-              <w:jc w:val="center"/>
-              <w:pBdr>
-                <w:bottom w:val="none" w:sz="0" w:space="0" w:color="000000"/>
-                <w:top w:val="none" w:sz="0" w:space="0" w:color="000000"/>
-                <w:left w:val="none" w:sz="0" w:space="0" w:color="000000"/>
-                <w:right w:val="none" w:sz="0" w:space="0" w:color="000000"/>
-              </w:pBdr>
-              <w:spacing w:after="100" w:before="100" w:line="240"/>
-              <w:ind w:left="100" w:right="100" w:firstLine="0" w:firstLineChars="0"/>
-              <w:rPr>
-                <w:rFonts w:ascii="Helvetica" w:hAnsi="Helvetica" w:eastAsia="Helvetica" w:cs="Helvetica"/>
-                <w:i w:val="false"/>
-                <w:b w:val="false"/>
-                <w:u w:val="none"/>
-                <w:sz w:val="22"/>
-                <w:szCs w:val="22"/>
-                <w:color w:val="000000"/>
-              </w:rPr>
-            </w:pPr>
-            <w:r>
-              <w:rPr>
-                <w:rFonts w:ascii="Helvetica" w:hAnsi="Helvetica" w:eastAsia="Helvetica" w:cs="Helvetica"/>
-                <w:i w:val="false"/>
-                <w:b w:val="false"/>
-                <w:u w:val="none"/>
-                <w:sz w:val="22"/>
-                <w:szCs w:val="22"/>
-                <w:color w:val="000000"/>
-              </w:rPr>
-              <w:t xml:space="preserve">0.037</w:t>
+              <w:t xml:space="preserve">1.05, 9.26</w:t>
+            </w:r>
+          </w:p>
+        </w:tc>
+        <w:tc>
+          <w:tcPr>
+            <w:tcBorders>
+              <w:bottom w:val="none" w:sz="0" w:space="0" w:color="000000"/>
+              <w:top w:val="none" w:sz="0" w:space="0" w:color="000000"/>
+              <w:left w:val="none" w:sz="0" w:space="0" w:color="000000"/>
+              <w:right w:val="none" w:sz="0" w:space="0" w:color="000000"/>
+            </w:tcBorders>
+            <w:shd w:val="clear" w:color="auto" w:fill="FFFFFF"/>
+            <w:tcMar>
+              <w:top w:w="0" w:type="dxa"/>
+              <w:bottom w:w="0" w:type="dxa"/>
+              <w:left w:w="0" w:type="dxa"/>
+              <w:right w:w="0" w:type="dxa"/>
+            </w:tcMar>
+            <w:vAlign w:val="top"/>
+          </w:tcPr>
+          <w:p>
+            <w:pPr>
+              <w:pStyle w:val="Normal"/>
+              <w:jc w:val="center"/>
+              <w:pBdr>
+                <w:bottom w:val="none" w:sz="0" w:space="0" w:color="000000"/>
+                <w:top w:val="none" w:sz="0" w:space="0" w:color="000000"/>
+                <w:left w:val="none" w:sz="0" w:space="0" w:color="000000"/>
+                <w:right w:val="none" w:sz="0" w:space="0" w:color="000000"/>
+              </w:pBdr>
+              <w:spacing w:after="100" w:before="100" w:line="240"/>
+              <w:ind w:left="100" w:right="100" w:firstLine="0" w:firstLineChars="0"/>
+              <w:rPr>
+                <w:rFonts w:ascii="Helvetica" w:hAnsi="Helvetica" w:eastAsia="Helvetica" w:cs="Helvetica"/>
+                <w:i w:val="false"/>
+                <w:b w:val="false"/>
+                <w:u w:val="none"/>
+                <w:sz w:val="22"/>
+                <w:szCs w:val="22"/>
+                <w:color w:val="000000"/>
+              </w:rPr>
+            </w:pPr>
+            <w:r>
+              <w:rPr>
+                <w:rFonts w:ascii="Helvetica" w:hAnsi="Helvetica" w:eastAsia="Helvetica" w:cs="Helvetica"/>
+                <w:i w:val="false"/>
+                <w:b w:val="false"/>
+                <w:u w:val="none"/>
+                <w:sz w:val="22"/>
+                <w:szCs w:val="22"/>
+                <w:color w:val="000000"/>
+              </w:rPr>
+              <w:t xml:space="preserve">0.040</w:t>
             </w:r>
           </w:p>
         </w:tc>
@@ -14362,7 +14362,7 @@
                 <w:szCs w:val="22"/>
                 <w:color w:val="000000"/>
               </w:rPr>
-              <w:t xml:space="preserve">190</w:t>
+              <w:t xml:space="preserve">189</w:t>
             </w:r>
           </w:p>
         </w:tc>
@@ -14521,7 +14521,7 @@
                 <w:szCs w:val="22"/>
                 <w:color w:val="000000"/>
               </w:rPr>
-              <w:t xml:space="preserve">0.900</w:t>
+              <w:t xml:space="preserve">0.910</w:t>
             </w:r>
           </w:p>
         </w:tc>
@@ -14574,7 +14574,7 @@
                 <w:szCs w:val="22"/>
                 <w:color w:val="000000"/>
               </w:rPr>
-              <w:t xml:space="preserve">190</w:t>
+              <w:t xml:space="preserve">189</w:t>
             </w:r>
           </w:p>
         </w:tc>
@@ -14733,7 +14733,7 @@
                 <w:szCs w:val="22"/>
                 <w:color w:val="000000"/>
               </w:rPr>
-              <w:t xml:space="preserve">0.890</w:t>
+              <w:t xml:space="preserve">0.940</w:t>
             </w:r>
           </w:p>
         </w:tc>
